--- a/cv-source/CV_Nguyen_Thanh_Dat_Backend_Engineer.docx
+++ b/cv-source/CV_Nguyen_Thanh_Dat_Backend_Engineer.docx
@@ -130,7 +130,7 @@
         <w:pBdr>
           <w:bottom w:val="single" w:color="1F3864" w:sz="6" w:space="2"/>
         </w:pBdr>
-        <w:spacing w:after="70" w:before="150"/>
+        <w:spacing w:after="80" w:before="190"/>
         <w:keepNext/>
       </w:pPr>
       <w:r>
@@ -325,7 +325,7 @@
           <w:sz w:val="20"/>
           <w:szCs w:val="20"/>
         </w:rPr>
-        <w:t xml:space="preserve">, and own a production service end to end today. Delivered in cross-functional teams of 5 to 22 people.</w:t>
+        <w:t xml:space="preserve">, and today I am the sole developer responsible for one production ERP service, which aggregates the B2B and MES systems beside it.</w:t>
       </w:r>
     </w:p>
     <w:p>
@@ -333,7 +333,7 @@
         <w:pBdr>
           <w:bottom w:val="single" w:color="1F3864" w:sz="6" w:space="2"/>
         </w:pBdr>
-        <w:spacing w:after="70" w:before="150"/>
+        <w:spacing w:after="80" w:before="190"/>
         <w:keepNext/>
       </w:pPr>
       <w:r>
@@ -367,7 +367,7 @@
           <w:sz w:val="20"/>
           <w:szCs w:val="20"/>
         </w:rPr>
-        <w:t xml:space="preserve">PHP (5 yrs) · Laravel (5 yrs) · Lumen · TypeScript (2 yrs) · NestJS (1 yr) · JavaScript (2 yrs) · Vue 3 · Tailwind CSS</w:t>
+        <w:t xml:space="preserve">PHP (5 yrs) · Laravel (5 yrs) · Lumen · TypeScript (2 yrs) · NestJS (1 yr) · JavaScript (2 yrs) · Vue 3 · Tailwind CSS · Bootstrap</w:t>
       </w:r>
     </w:p>
     <w:p>
@@ -436,30 +436,30 @@
           <w:sz w:val="20"/>
           <w:szCs w:val="20"/>
         </w:rPr>
-        <w:t xml:space="preserve">Docker · Nginx · Container Resource Isolation · Linux · AWS S3 · GitHub Actions (CI/CD) · Cloudflare Pages · Git · GitHub · GitLab · Jira · Redmine</w:t>
-      </w:r>
-    </w:p>
-    <w:p>
-      <w:pPr>
-        <w:spacing w:after="40"/>
-      </w:pPr>
-      <w:r>
-        <w:rPr>
-          <w:b/>
-          <w:bCs/>
-          <w:color w:val="333333"/>
-          <w:sz w:val="20"/>
-          <w:szCs w:val="20"/>
-        </w:rPr>
-        <w:t xml:space="preserve">Testing, Monitoring &amp; API Docs: </w:t>
-      </w:r>
-      <w:r>
-        <w:rPr>
-          <w:color w:val="333333"/>
-          <w:sz w:val="20"/>
-          <w:szCs w:val="20"/>
-        </w:rPr>
-        <w:t xml:space="preserve">Vitest · Unit &amp; Feature Testing · Swagger · Winston · Laravel Telescope</w:t>
+        <w:t xml:space="preserve">Docker · Nginx · Container Resource Isolation · Linux · AWS S3 · GitHub Actions (CI/CD) · Cloudflare Pages · Git · GitHub · GitLab · Jira · Redmine · Backlog · Trello</w:t>
+      </w:r>
+    </w:p>
+    <w:p>
+      <w:pPr>
+        <w:spacing w:after="40"/>
+      </w:pPr>
+      <w:r>
+        <w:rPr>
+          <w:b/>
+          <w:bCs/>
+          <w:color w:val="333333"/>
+          <w:sz w:val="20"/>
+          <w:szCs w:val="20"/>
+        </w:rPr>
+        <w:t xml:space="preserve">Testing, Monitoring &amp; Docs: </w:t>
+      </w:r>
+      <w:r>
+        <w:rPr>
+          <w:color w:val="333333"/>
+          <w:sz w:val="20"/>
+          <w:szCs w:val="20"/>
+        </w:rPr>
+        <w:t xml:space="preserve">Vitest · Unit &amp; Feature Testing · Swagger · Winston · Laravel Telescope · Technical Documentation</w:t>
       </w:r>
     </w:p>
     <w:p>
@@ -482,7 +482,7 @@
           <w:sz w:val="20"/>
           <w:szCs w:val="20"/>
         </w:rPr>
-        <w:t xml:space="preserve">Stripe API · OpenAI API · Firebase Cloud Messaging · Pusher · Laravel Reverb · Google Maps API · SNS Login</w:t>
+        <w:t xml:space="preserve">Stripe API · OpenAI API · Firebase Cloud Messaging · Pusher · Laravel Reverb · Google Maps API · SNS Login · Fax API</w:t>
       </w:r>
     </w:p>
     <w:p>
@@ -513,7 +513,7 @@
         <w:pBdr>
           <w:bottom w:val="single" w:color="1F3864" w:sz="6" w:space="2"/>
         </w:pBdr>
-        <w:spacing w:after="70" w:before="150"/>
+        <w:spacing w:after="80" w:before="190"/>
         <w:keepNext/>
       </w:pPr>
       <w:r>
@@ -529,7 +529,7 @@
     </w:p>
     <w:p>
       <w:pPr>
-        <w:spacing w:after="40" w:before="155"/>
+        <w:spacing w:after="40" w:before="185"/>
         <w:keepNext/>
       </w:pPr>
       <w:r>
@@ -583,7 +583,7 @@
           <w:sz w:val="20"/>
           <w:szCs w:val="20"/>
         </w:rPr>
-        <w:t xml:space="preserve"> — NestJS with TypeORM on the server, Vue on the client. Inherited the codebase and now own it end to end: architecture, features, performance and releases. It aggregates the B2B (15-person team) and MES (7-person team) PHP systems for daily/monthly reporting, customer support and email handling.</w:t>
+        <w:t xml:space="preserve"> — NestJS with TypeORM on the server, Vue on the client. Inherited the codebase and now own it end to end: architecture, features, performance and releases. It aggregates the B2B and MES PHP systems for daily/monthly reporting, customer support and email handling.</w:t>
       </w:r>
     </w:p>
     <w:p>
@@ -879,7 +879,7 @@
     </w:p>
     <w:p>
       <w:pPr>
-        <w:spacing w:after="40" w:before="155"/>
+        <w:spacing w:after="40" w:before="185"/>
         <w:keepNext/>
       </w:pPr>
       <w:r>
@@ -1115,7 +1115,7 @@
     </w:p>
     <w:p>
       <w:pPr>
-        <w:spacing w:after="40" w:before="155"/>
+        <w:spacing w:after="40" w:before="185"/>
         <w:keepNext/>
       </w:pPr>
       <w:r>
@@ -1305,7 +1305,7 @@
           <w:sz w:val="20"/>
           <w:szCs w:val="20"/>
         </w:rPr>
-        <w:t xml:space="preserve"> across the platform. Added feature and unit tests; reviewed code and supported junior developers.</w:t>
+        <w:t xml:space="preserve"> across the platform. Added feature and unit tests, wrote the module documentation, reviewed code and supported junior developers.</w:t>
       </w:r>
     </w:p>
     <w:p>
@@ -1333,7 +1333,7 @@
     </w:p>
     <w:p>
       <w:pPr>
-        <w:spacing w:after="40" w:before="155"/>
+        <w:spacing w:after="40" w:before="185"/>
         <w:keepNext/>
       </w:pPr>
       <w:r>
@@ -1487,7 +1487,7 @@
     </w:p>
     <w:p>
       <w:pPr>
-        <w:spacing w:after="40" w:before="155"/>
+        <w:spacing w:after="40" w:before="185"/>
         <w:keepNext/>
       </w:pPr>
       <w:r>
@@ -1662,7 +1662,7 @@
         <w:pBdr>
           <w:bottom w:val="single" w:color="1F3864" w:sz="6" w:space="2"/>
         </w:pBdr>
-        <w:spacing w:after="70" w:before="150"/>
+        <w:spacing w:after="80" w:before="190"/>
         <w:keepNext/>
       </w:pPr>
       <w:r>
@@ -1678,7 +1678,7 @@
     </w:p>
     <w:p>
       <w:pPr>
-        <w:spacing w:after="30" w:before="90"/>
+        <w:spacing w:after="30" w:before="115"/>
         <w:keepNext/>
       </w:pPr>
       <w:r>
@@ -1704,7 +1704,7 @@
           <w:sz w:val="19"/>
           <w:szCs w:val="19"/>
         </w:rPr>
-        <w:t xml:space="preserve">Aug 2025 – Present  |  Japanese client  |  ERP service owned solo; B2B 15 and MES 7 members</w:t>
+        <w:t xml:space="preserve">Aug 2025 – Present  |  Japanese client  |  ERP service owned solo</w:t>
       </w:r>
     </w:p>
     <w:p>
@@ -1768,7 +1768,7 @@
     </w:p>
     <w:p>
       <w:pPr>
-        <w:spacing w:after="30" w:before="90"/>
+        <w:spacing w:after="30" w:before="115"/>
         <w:keepNext/>
       </w:pPr>
       <w:r>
@@ -1858,7 +1858,7 @@
     </w:p>
     <w:p>
       <w:pPr>
-        <w:spacing w:after="30" w:before="90"/>
+        <w:spacing w:after="30" w:before="115"/>
         <w:keepNext/>
       </w:pPr>
       <w:r>
@@ -1920,7 +1920,7 @@
           <w:sz w:val="20"/>
           <w:szCs w:val="20"/>
         </w:rPr>
-        <w:t xml:space="preserve"> across from it, and a Redis queue handling batched data sync platform-wide.</w:t>
+        <w:t xml:space="preserve"> across from it, a Redis queue handling batched data sync platform-wide, plus PDF export and fax delivery through a third-party API.</w:t>
       </w:r>
     </w:p>
     <w:p>
@@ -1948,7 +1948,7 @@
     </w:p>
     <w:p>
       <w:pPr>
-        <w:spacing w:after="30" w:before="90"/>
+        <w:spacing w:after="30" w:before="115"/>
         <w:keepNext/>
       </w:pPr>
       <w:r>
@@ -1959,7 +1959,7 @@
           <w:sz w:val="21"/>
           <w:szCs w:val="21"/>
         </w:rPr>
-        <w:t xml:space="preserve">E-commerce &amp; Payment Integrations — 3 platforms</w:t>
+        <w:t xml:space="preserve">E-commerce, Payments &amp; Q&amp;A — 4 platforms</w:t>
       </w:r>
     </w:p>
     <w:p>
@@ -1992,61 +1992,79 @@
           <w:sz w:val="20"/>
           <w:szCs w:val="20"/>
         </w:rPr>
-        <w:t xml:space="preserve">A company-management platform with job management and business-plan trading (</w:t>
-      </w:r>
-      <w:r>
-        <w:rPr>
-          <w:b/>
-          <w:bCs/>
-          <w:color w:val="333333"/>
-          <w:sz w:val="20"/>
-          <w:szCs w:val="20"/>
-        </w:rPr>
-        <w:t xml:space="preserve">AOI</w:t>
-      </w:r>
-      <w:r>
-        <w:rPr>
-          <w:color w:val="333333"/>
-          <w:sz w:val="20"/>
-          <w:szCs w:val="20"/>
-        </w:rPr>
-        <w:t xml:space="preserve">, 2024–25, 6 members); a covid test-kit sales platform with order management and CSV import/export (</w:t>
-      </w:r>
-      <w:r>
-        <w:rPr>
-          <w:b/>
-          <w:bCs/>
-          <w:color w:val="333333"/>
-          <w:sz w:val="20"/>
-          <w:szCs w:val="20"/>
-        </w:rPr>
-        <w:t xml:space="preserve">Sell Kits Test</w:t>
-      </w:r>
-      <w:r>
-        <w:rPr>
-          <w:color w:val="333333"/>
-          <w:sz w:val="20"/>
-          <w:szCs w:val="20"/>
-        </w:rPr>
-        <w:t xml:space="preserve">, 2022–2023, 9 members); and multi-seller storefronts with product, order and shipping workflows (</w:t>
-      </w:r>
-      <w:r>
-        <w:rPr>
-          <w:b/>
-          <w:bCs/>
-          <w:color w:val="333333"/>
-          <w:sz w:val="20"/>
-          <w:szCs w:val="20"/>
-        </w:rPr>
-        <w:t xml:space="preserve">Count</w:t>
-      </w:r>
-      <w:r>
-        <w:rPr>
-          <w:color w:val="333333"/>
-          <w:sz w:val="20"/>
-          <w:szCs w:val="20"/>
-        </w:rPr>
-        <w:t xml:space="preserve">, 2022, 12–20 members).</w:t>
+        <w:t xml:space="preserve">A </w:t>
+      </w:r>
+      <w:r>
+        <w:rPr>
+          <w:b/>
+          <w:bCs/>
+          <w:color w:val="333333"/>
+          <w:sz w:val="20"/>
+          <w:szCs w:val="20"/>
+        </w:rPr>
+        <w:t xml:space="preserve">company-management platform</w:t>
+      </w:r>
+      <w:r>
+        <w:rPr>
+          <w:color w:val="333333"/>
+          <w:sz w:val="20"/>
+          <w:szCs w:val="20"/>
+        </w:rPr>
+        <w:t xml:space="preserve"> with job management and business-plan trading (2024–25, 6 members); a </w:t>
+      </w:r>
+      <w:r>
+        <w:rPr>
+          <w:b/>
+          <w:bCs/>
+          <w:color w:val="333333"/>
+          <w:sz w:val="20"/>
+          <w:szCs w:val="20"/>
+        </w:rPr>
+        <w:t xml:space="preserve">covid test-kit sales platform</w:t>
+      </w:r>
+      <w:r>
+        <w:rPr>
+          <w:color w:val="333333"/>
+          <w:sz w:val="20"/>
+          <w:szCs w:val="20"/>
+        </w:rPr>
+        <w:t xml:space="preserve"> with order management and CSV import/export (2022–2023, 9 members); a </w:t>
+      </w:r>
+      <w:r>
+        <w:rPr>
+          <w:b/>
+          <w:bCs/>
+          <w:color w:val="333333"/>
+          <w:sz w:val="20"/>
+          <w:szCs w:val="20"/>
+        </w:rPr>
+        <w:t xml:space="preserve">question-and-answer platform</w:t>
+      </w:r>
+      <w:r>
+        <w:rPr>
+          <w:color w:val="333333"/>
+          <w:sz w:val="20"/>
+          <w:szCs w:val="20"/>
+        </w:rPr>
+        <w:t xml:space="preserve"> with search, filtering and answer ratings (2022, 7 members); and </w:t>
+      </w:r>
+      <w:r>
+        <w:rPr>
+          <w:b/>
+          <w:bCs/>
+          <w:color w:val="333333"/>
+          <w:sz w:val="20"/>
+          <w:szCs w:val="20"/>
+        </w:rPr>
+        <w:t xml:space="preserve">multi-seller storefronts</w:t>
+      </w:r>
+      <w:r>
+        <w:rPr>
+          <w:color w:val="333333"/>
+          <w:sz w:val="20"/>
+          <w:szCs w:val="20"/>
+        </w:rPr>
+        <w:t xml:space="preserve"> with product, order and shipping workflows (2022, 12–20 members).</w:t>
       </w:r>
     </w:p>
     <w:p>
@@ -2082,7 +2100,7 @@
           <w:sz w:val="20"/>
           <w:szCs w:val="20"/>
         </w:rPr>
-        <w:t xml:space="preserve"> payment gateway on all three, alongside SNS login and Redis catalog caching.</w:t>
+        <w:t xml:space="preserve"> payment gateway on three of the four, alongside SNS login and Redis catalog caching.</w:t>
       </w:r>
     </w:p>
     <w:p>
@@ -2105,12 +2123,12 @@
           <w:sz w:val="20"/>
           <w:szCs w:val="20"/>
         </w:rPr>
-        <w:t xml:space="preserve"> Laravel (RESTful API &amp; MVC), MySQL, Stripe API, Redis, Docker, S3, JavaScript, Tailwind</w:t>
-      </w:r>
-    </w:p>
-    <w:p>
-      <w:pPr>
-        <w:spacing w:after="30" w:before="90"/>
+        <w:t xml:space="preserve"> Laravel (RESTful API &amp; MVC), MySQL, Stripe API, Redis, Docker, S3, JavaScript, Bootstrap, Tailwind, Pusher, Swagger</w:t>
+      </w:r>
+    </w:p>
+    <w:p>
+      <w:pPr>
+        <w:spacing w:after="30" w:before="115"/>
         <w:keepNext/>
       </w:pPr>
       <w:r>
@@ -2121,7 +2139,7 @@
           <w:sz w:val="21"/>
           <w:szCs w:val="21"/>
         </w:rPr>
-        <w:t xml:space="preserve">AI Skin Analysis &amp; Booking Platform (“SBea”)</w:t>
+        <w:t xml:space="preserve">AI Skin Analysis &amp; Booking Platform</w:t>
       </w:r>
     </w:p>
     <w:p>
@@ -2192,7 +2210,7 @@
     </w:p>
     <w:p>
       <w:pPr>
-        <w:spacing w:after="30" w:before="90"/>
+        <w:spacing w:after="30" w:before="115"/>
         <w:keepNext/>
       </w:pPr>
       <w:r>
@@ -2203,7 +2221,7 @@
           <w:sz w:val="21"/>
           <w:szCs w:val="21"/>
         </w:rPr>
-        <w:t xml:space="preserve">Project Management &amp; Recruitment Platform (“En”)</w:t>
+        <w:t xml:space="preserve">Project Management &amp; Recruitment Platform</w:t>
       </w:r>
     </w:p>
     <w:p>
@@ -2282,7 +2300,7 @@
     </w:p>
     <w:p>
       <w:pPr>
-        <w:spacing w:after="30" w:before="90"/>
+        <w:spacing w:after="30" w:before="115"/>
         <w:keepNext/>
       </w:pPr>
       <w:r>
@@ -2293,7 +2311,7 @@
           <w:sz w:val="21"/>
           <w:szCs w:val="21"/>
         </w:rPr>
-        <w:t xml:space="preserve">Driver Booking Platform (“Viet”)</w:t>
+        <w:t xml:space="preserve">Driver Booking Platform</w:t>
       </w:r>
     </w:p>
     <w:p>
@@ -2372,7 +2390,7 @@
     </w:p>
     <w:p>
       <w:pPr>
-        <w:spacing w:after="30" w:before="90"/>
+        <w:spacing w:after="30" w:before="115"/>
         <w:keepNext/>
       </w:pPr>
       <w:r>
@@ -2447,7 +2465,7 @@
         <w:pBdr>
           <w:bottom w:val="single" w:color="1F3864" w:sz="6" w:space="2"/>
         </w:pBdr>
-        <w:spacing w:after="70" w:before="150"/>
+        <w:spacing w:after="80" w:before="190"/>
         <w:keepNext/>
       </w:pPr>
       <w:r>
@@ -2463,7 +2481,7 @@
     </w:p>
     <w:p>
       <w:pPr>
-        <w:spacing w:after="30" w:before="90"/>
+        <w:spacing w:after="30" w:before="115"/>
         <w:keepNext/>
       </w:pPr>
       <w:r>
@@ -2661,136 +2679,10 @@
     </w:p>
     <w:p>
       <w:pPr>
-        <w:spacing w:after="30" w:before="90"/>
-        <w:keepNext/>
-      </w:pPr>
-      <w:r>
-        <w:rPr>
-          <w:b/>
-          <w:bCs/>
-          <w:color w:val="1F3864"/>
-          <w:sz w:val="21"/>
-          <w:szCs w:val="21"/>
-        </w:rPr>
-        <w:t xml:space="preserve">Personal Portfolio &amp; Visitor Telemetry</w:t>
-      </w:r>
-    </w:p>
-    <w:p>
-      <w:pPr>
-        <w:spacing w:after="60"/>
-      </w:pPr>
-      <w:r>
-        <w:rPr>
-          <w:i/>
-          <w:iCs/>
-          <w:color w:val="555555"/>
-          <w:sz w:val="19"/>
-          <w:szCs w:val="19"/>
-        </w:rPr>
-        <w:t xml:space="preserve">Ongoing  |  Live: portfolio-datnt.pages.dev</w:t>
-      </w:r>
-    </w:p>
-    <w:p>
-      <w:pPr>
-        <w:pStyle w:val="ListParagraph"/>
-        <w:numPr>
-          <w:ilvl w:val="0"/>
-          <w:numId w:val="1"/>
-        </w:numPr>
-        <w:spacing w:after="40"/>
-      </w:pPr>
-      <w:r>
-        <w:rPr>
-          <w:color w:val="333333"/>
-          <w:sz w:val="20"/>
-          <w:szCs w:val="20"/>
-        </w:rPr>
-        <w:t xml:space="preserve">Vue 3 and TypeScript on Vite, deployed to </w:t>
-      </w:r>
-      <w:r>
-        <w:rPr>
-          <w:b/>
-          <w:bCs/>
-          <w:color w:val="333333"/>
-          <w:sz w:val="20"/>
-          <w:szCs w:val="20"/>
-        </w:rPr>
-        <w:t xml:space="preserve">Cloudflare Pages</w:t>
-      </w:r>
-      <w:r>
-        <w:rPr>
-          <w:color w:val="333333"/>
-          <w:sz w:val="20"/>
-          <w:szCs w:val="20"/>
-        </w:rPr>
-        <w:t xml:space="preserve">. Two Pages Functions record arrivals and departures — bot filtering, IP rate limiting, geo lookup and sendBeacon dwell tracking — and post them to Discord. Bilingual Vietnamese / English.</w:t>
-      </w:r>
-    </w:p>
-    <w:p>
-      <w:pPr>
-        <w:pStyle w:val="ListParagraph"/>
-        <w:numPr>
-          <w:ilvl w:val="0"/>
-          <w:numId w:val="1"/>
-        </w:numPr>
-        <w:spacing w:after="40"/>
-      </w:pPr>
-      <w:r>
-        <w:rPr>
-          <w:color w:val="333333"/>
-          <w:sz w:val="20"/>
-          <w:szCs w:val="20"/>
-        </w:rPr>
-        <w:t xml:space="preserve">Ships behind a </w:t>
-      </w:r>
-      <w:r>
-        <w:rPr>
-          <w:b/>
-          <w:bCs/>
-          <w:color w:val="333333"/>
-          <w:sz w:val="20"/>
-          <w:szCs w:val="20"/>
-        </w:rPr>
-        <w:t xml:space="preserve">four-stage CI gate</w:t>
-      </w:r>
-      <w:r>
-        <w:rPr>
-          <w:color w:val="333333"/>
-          <w:sz w:val="20"/>
-          <w:szCs w:val="20"/>
-        </w:rPr>
-        <w:t xml:space="preserve"> on GitHub Actions — Vitest, tsc against workers-types, vue-tsc, then the build. Pull requests run the same gate without deploying, so a red build blocks the merge.</w:t>
-      </w:r>
-    </w:p>
-    <w:p>
-      <w:pPr>
-        <w:spacing w:after="40"/>
-      </w:pPr>
-      <w:r>
-        <w:rPr>
-          <w:b/>
-          <w:bCs/>
-          <w:color w:val="333333"/>
-          <w:sz w:val="20"/>
-          <w:szCs w:val="20"/>
-        </w:rPr>
-        <w:t xml:space="preserve">Tech Stack:</w:t>
-      </w:r>
-      <w:r>
-        <w:rPr>
-          <w:color w:val="333333"/>
-          <w:sz w:val="20"/>
-          <w:szCs w:val="20"/>
-        </w:rPr>
-        <w:t xml:space="preserve"> Vue 3, TypeScript, Vite, Tailwind CSS, Cloudflare Pages &amp; Functions, Wrangler, Vitest, GitHub Actions, Bun</w:t>
-      </w:r>
-    </w:p>
-    <w:p>
-      <w:pPr>
         <w:pBdr>
           <w:bottom w:val="single" w:color="1F3864" w:sz="6" w:space="2"/>
         </w:pBdr>
-        <w:spacing w:after="70" w:before="150"/>
+        <w:spacing w:after="80" w:before="190"/>
         <w:keepNext/>
       </w:pPr>
       <w:r>

--- a/cv-source/CV_Nguyen_Thanh_Dat_Backend_Engineer.docx
+++ b/cv-source/CV_Nguyen_Thanh_Dat_Backend_Engineer.docx
@@ -390,7 +390,7 @@
           <w:sz w:val="20"/>
           <w:szCs w:val="20"/>
         </w:rPr>
-        <w:t xml:space="preserve">MySQL (3 yrs) · PostgreSQL (3 yrs) · TypeORM · Eloquent · Schema Design · Indexing · Query &amp; Index Tuning · Execution-Plan Analysis · Redis Caching Strategies</w:t>
+        <w:t xml:space="preserve">MySQL (3 yrs) · PostgreSQL (2.5 yrs) · TypeORM · Eloquent · Schema Design · Indexing · Query &amp; Index Tuning · Execution-Plan Analysis · Redis Caching Strategies</w:t>
       </w:r>
     </w:p>
     <w:p>
@@ -459,7 +459,7 @@
           <w:sz w:val="20"/>
           <w:szCs w:val="20"/>
         </w:rPr>
-        <w:t xml:space="preserve">Vitest · Unit &amp; Feature Testing · Swagger · Winston · Laravel Telescope · Technical Documentation</w:t>
+        <w:t xml:space="preserve">Vitest · Unit &amp; Feature Testing · Swagger · Laravel Telescope · Technical Documentation</w:t>
       </w:r>
     </w:p>
     <w:p>
@@ -555,7 +555,7 @@
           <w:sz w:val="19"/>
           <w:szCs w:val="19"/>
         </w:rPr>
-        <w:t xml:space="preserve">Aug 2025 – Present</w:t>
+        <w:t xml:space="preserve">Aug 2025 – Present  |  Japanese client  |  ERP service owned solo</w:t>
       </w:r>
     </w:p>
     <w:p>
@@ -874,7 +874,7 @@
           <w:sz w:val="20"/>
           <w:szCs w:val="20"/>
         </w:rPr>
-        <w:t xml:space="preserve"> NestJS, TypeORM, Vue 3, MySQL, PostgreSQL, RabbitMQ, Redis, Docker, Nginx, Vitest, Laravel, S3, Linux</w:t>
+        <w:t xml:space="preserve"> NestJS, TypeORM, Vue 3, Tailwind, MySQL, PostgreSQL, RabbitMQ, Redis, Docker, Nginx, Vitest, Laravel, S3, Linux</w:t>
       </w:r>
     </w:p>
     <w:p>
@@ -905,7 +905,7 @@
           <w:sz w:val="19"/>
           <w:szCs w:val="19"/>
         </w:rPr>
-        <w:t xml:space="preserve">Mar 2025 – Aug 2025  |  16-member team, 5-person backend team</w:t>
+        <w:t xml:space="preserve">Mar 2025 – Aug 2025  |  Japanese client  |  16-member team, 5-person backend team</w:t>
       </w:r>
     </w:p>
     <w:p>
@@ -1087,7 +1087,7 @@
           <w:sz w:val="20"/>
           <w:szCs w:val="20"/>
         </w:rPr>
-        <w:t xml:space="preserve"> the availability lookup across doctor schedules, shifts and existing appointments had no composite index to land on. Added one and restructured the query around how the screen actually loads its data, rather than leaving it as a single join. Also implemented OAuth authentication via Laravel Passport and introduced Redis caching.</w:t>
+        <w:t xml:space="preserve"> the availability lookup across doctor schedules, shifts and existing appointments had no composite index to land on. Added one and restructured the query around how the screen actually loads its data, rather than leaving it as a single join. Also implemented OAuth authentication via Laravel Passport.</w:t>
       </w:r>
     </w:p>
     <w:p>
@@ -1141,7 +1141,7 @@
           <w:sz w:val="19"/>
           <w:szCs w:val="19"/>
         </w:rPr>
-        <w:t xml:space="preserve">Feb 2024 – Mar 2025  |  16-member team</w:t>
+        <w:t xml:space="preserve">Feb 2024 – Mar 2025  |  Japanese client  |  16-member team</w:t>
       </w:r>
     </w:p>
     <w:p>
@@ -1177,7 +1177,7 @@
           <w:sz w:val="20"/>
           <w:szCs w:val="20"/>
         </w:rPr>
-        <w:t xml:space="preserve"> (Japanese client) on Laravel and PostgreSQL, working independently inside a Scrum team under clean-code and clean-architecture practices.</w:t>
+        <w:t xml:space="preserve"> on Laravel and PostgreSQL, working independently inside a Scrum team under clean-code and clean-architecture practices.</w:t>
       </w:r>
     </w:p>
     <w:p>
@@ -1305,7 +1305,7 @@
           <w:sz w:val="20"/>
           <w:szCs w:val="20"/>
         </w:rPr>
-        <w:t xml:space="preserve"> across the platform. Added feature and unit tests, wrote the module documentation, reviewed code and supported junior developers.</w:t>
+        <w:t xml:space="preserve"> across the platform, plus PDF export and fax delivery through a third-party API. Added feature and unit tests, wrote the module documentation, reviewed code and supported junior developers.</w:t>
       </w:r>
     </w:p>
     <w:p>
@@ -1328,7 +1328,7 @@
           <w:sz w:val="20"/>
           <w:szCs w:val="20"/>
         </w:rPr>
-        <w:t xml:space="preserve"> Laravel, PostgreSQL, Swagger, Redis, Pusher, Nginx, Linux</w:t>
+        <w:t xml:space="preserve"> Laravel, PostgreSQL, Swagger, Redis, Pusher, Fax API, Nginx, Linux</w:t>
       </w:r>
     </w:p>
     <w:p>
@@ -1377,7 +1377,7 @@
           <w:sz w:val="20"/>
           <w:szCs w:val="20"/>
         </w:rPr>
-        <w:t xml:space="preserve">Independently delivered backend (Laravel) and frontend (Vue 3 + TypeScript / Tailwind) features across </w:t>
+        <w:t xml:space="preserve">Independently delivered backend (Laravel) across </w:t>
       </w:r>
       <w:r>
         <w:rPr>
@@ -1395,7 +1395,7 @@
           <w:sz w:val="20"/>
           <w:szCs w:val="20"/>
         </w:rPr>
-        <w:t xml:space="preserve">, designing the database structures for the new features.</w:t>
+        <w:t xml:space="preserve">, and the frontend on two of them in Vue 3 with TypeScript and Tailwind, designing the database structures for the new features.</w:t>
       </w:r>
     </w:p>
     <w:p>
@@ -1763,7 +1763,7 @@
           <w:sz w:val="20"/>
           <w:szCs w:val="20"/>
         </w:rPr>
-        <w:t xml:space="preserve"> NestJS, TypeORM, Vue 3, MySQL, PostgreSQL, RabbitMQ, Redis, Docker, Nginx, Vitest</w:t>
+        <w:t xml:space="preserve"> NestJS, TypeORM, Vue 3, Tailwind, MySQL, PostgreSQL, RabbitMQ, Redis, Docker, Nginx, Vitest</w:t>
       </w:r>
     </w:p>
     <w:p>
@@ -1830,7 +1830,7 @@
           <w:sz w:val="20"/>
           <w:szCs w:val="20"/>
         </w:rPr>
-        <w:t xml:space="preserve">, Redis caching and push notifications. I decided the architecture and technology stack for the backend team at project start.</w:t>
+        <w:t xml:space="preserve">, and push notifications. I decided the architecture and technology stack for the backend team at project start.</w:t>
       </w:r>
     </w:p>
     <w:p>
@@ -1943,7 +1943,7 @@
           <w:sz w:val="20"/>
           <w:szCs w:val="20"/>
         </w:rPr>
-        <w:t xml:space="preserve"> Laravel, PostgreSQL, Redis, Swagger, Pusher, Nginx, Linux</w:t>
+        <w:t xml:space="preserve"> Laravel, PostgreSQL, Redis, Swagger, Pusher, Fax API, Nginx, Linux</w:t>
       </w:r>
     </w:p>
     <w:p>
@@ -1959,7 +1959,7 @@
           <w:sz w:val="21"/>
           <w:szCs w:val="21"/>
         </w:rPr>
-        <w:t xml:space="preserve">E-commerce, Payments &amp; Q&amp;A — 4 platforms</w:t>
+        <w:t xml:space="preserve">AI Skin Analysis &amp; Booking Platform</w:t>
       </w:r>
     </w:p>
     <w:p>
@@ -1974,133 +1974,35 @@
           <w:sz w:val="19"/>
           <w:szCs w:val="19"/>
         </w:rPr>
-        <w:t xml:space="preserve">2022 – 2025  |  Japanese &amp; Vietnamese clients  |  6–20 member teams</w:t>
-      </w:r>
-    </w:p>
-    <w:p>
-      <w:pPr>
-        <w:pStyle w:val="ListParagraph"/>
-        <w:numPr>
-          <w:ilvl w:val="0"/>
-          <w:numId w:val="1"/>
-        </w:numPr>
-        <w:spacing w:after="40"/>
-      </w:pPr>
-      <w:r>
-        <w:rPr>
-          <w:color w:val="333333"/>
-          <w:sz w:val="20"/>
-          <w:szCs w:val="20"/>
-        </w:rPr>
-        <w:t xml:space="preserve">A </w:t>
-      </w:r>
-      <w:r>
-        <w:rPr>
-          <w:b/>
-          <w:bCs/>
-          <w:color w:val="333333"/>
-          <w:sz w:val="20"/>
-          <w:szCs w:val="20"/>
-        </w:rPr>
-        <w:t xml:space="preserve">company-management platform</w:t>
-      </w:r>
-      <w:r>
-        <w:rPr>
-          <w:color w:val="333333"/>
-          <w:sz w:val="20"/>
-          <w:szCs w:val="20"/>
-        </w:rPr>
-        <w:t xml:space="preserve"> with job management and business-plan trading (2024–25, 6 members); a </w:t>
-      </w:r>
-      <w:r>
-        <w:rPr>
-          <w:b/>
-          <w:bCs/>
-          <w:color w:val="333333"/>
-          <w:sz w:val="20"/>
-          <w:szCs w:val="20"/>
-        </w:rPr>
-        <w:t xml:space="preserve">covid test-kit sales platform</w:t>
-      </w:r>
-      <w:r>
-        <w:rPr>
-          <w:color w:val="333333"/>
-          <w:sz w:val="20"/>
-          <w:szCs w:val="20"/>
-        </w:rPr>
-        <w:t xml:space="preserve"> with order management and CSV import/export (2022–2023, 9 members); a </w:t>
-      </w:r>
-      <w:r>
-        <w:rPr>
-          <w:b/>
-          <w:bCs/>
-          <w:color w:val="333333"/>
-          <w:sz w:val="20"/>
-          <w:szCs w:val="20"/>
-        </w:rPr>
-        <w:t xml:space="preserve">question-and-answer platform</w:t>
-      </w:r>
-      <w:r>
-        <w:rPr>
-          <w:color w:val="333333"/>
-          <w:sz w:val="20"/>
-          <w:szCs w:val="20"/>
-        </w:rPr>
-        <w:t xml:space="preserve"> with search, filtering and answer ratings (2022, 7 members); and </w:t>
-      </w:r>
-      <w:r>
-        <w:rPr>
-          <w:b/>
-          <w:bCs/>
-          <w:color w:val="333333"/>
-          <w:sz w:val="20"/>
-          <w:szCs w:val="20"/>
-        </w:rPr>
-        <w:t xml:space="preserve">multi-seller storefronts</w:t>
-      </w:r>
-      <w:r>
-        <w:rPr>
-          <w:color w:val="333333"/>
-          <w:sz w:val="20"/>
-          <w:szCs w:val="20"/>
-        </w:rPr>
-        <w:t xml:space="preserve"> with product, order and shipping workflows (2022, 12–20 members).</w:t>
-      </w:r>
-    </w:p>
-    <w:p>
-      <w:pPr>
-        <w:pStyle w:val="ListParagraph"/>
-        <w:numPr>
-          <w:ilvl w:val="0"/>
-          <w:numId w:val="1"/>
-        </w:numPr>
-        <w:spacing w:after="40"/>
-      </w:pPr>
-      <w:r>
-        <w:rPr>
-          <w:color w:val="333333"/>
-          <w:sz w:val="20"/>
-          <w:szCs w:val="20"/>
-        </w:rPr>
-        <w:t xml:space="preserve">Integrated the </w:t>
-      </w:r>
-      <w:r>
-        <w:rPr>
-          <w:b/>
-          <w:bCs/>
-          <w:color w:val="333333"/>
-          <w:sz w:val="20"/>
-          <w:szCs w:val="20"/>
-        </w:rPr>
-        <w:t xml:space="preserve">Stripe</w:t>
-      </w:r>
-      <w:r>
-        <w:rPr>
-          <w:color w:val="333333"/>
-          <w:sz w:val="20"/>
-          <w:szCs w:val="20"/>
-        </w:rPr>
-        <w:t xml:space="preserve"> payment gateway on three of the four, alongside SNS login and Redis catalog caching.</w:t>
+        <w:t xml:space="preserve">Dec 2023 – Feb 2024  |  Japanese client  |  8-member team</w:t>
+      </w:r>
+    </w:p>
+    <w:p>
+      <w:pPr>
+        <w:pStyle w:val="ListParagraph"/>
+        <w:numPr>
+          <w:ilvl w:val="0"/>
+          <w:numId w:val="1"/>
+        </w:numPr>
+        <w:spacing w:after="40"/>
+      </w:pPr>
+      <w:r>
+        <w:rPr>
+          <w:b/>
+          <w:bCs/>
+          <w:color w:val="333333"/>
+          <w:sz w:val="20"/>
+          <w:szCs w:val="20"/>
+        </w:rPr>
+        <w:t xml:space="preserve">ChatGPT-4 reads an uploaded facial photo</w:t>
+      </w:r>
+      <w:r>
+        <w:rPr>
+          <w:color w:val="333333"/>
+          <w:sz w:val="20"/>
+          <w:szCs w:val="20"/>
+        </w:rPr>
+        <w:t xml:space="preserve">, returns a skin-condition assessment, and feeds a personalised product-recommendation flow. Built the service-booking, store-management and authentication/authorization features end to end.</w:t>
       </w:r>
     </w:p>
     <w:p>
@@ -2123,7 +2025,7 @@
           <w:sz w:val="20"/>
           <w:szCs w:val="20"/>
         </w:rPr>
-        <w:t xml:space="preserve"> Laravel (RESTful API &amp; MVC), MySQL, Stripe API, Redis, Docker, S3, JavaScript, Bootstrap, Tailwind, Pusher, Swagger</w:t>
+        <w:t xml:space="preserve"> Laravel (MVC), OpenAI API, JavaScript, Tailwind, MySQL, Nginx</w:t>
       </w:r>
     </w:p>
     <w:p>
@@ -2139,7 +2041,7 @@
           <w:sz w:val="21"/>
           <w:szCs w:val="21"/>
         </w:rPr>
-        <w:t xml:space="preserve">AI Skin Analysis &amp; Booking Platform</w:t>
+        <w:t xml:space="preserve">Project Management &amp; Recruitment Platform</w:t>
       </w:r>
     </w:p>
     <w:p>
@@ -2154,35 +2056,43 @@
           <w:sz w:val="19"/>
           <w:szCs w:val="19"/>
         </w:rPr>
-        <w:t xml:space="preserve">Dec 2023 – Feb 2024  |  Japanese client  |  8-member team</w:t>
-      </w:r>
-    </w:p>
-    <w:p>
-      <w:pPr>
-        <w:pStyle w:val="ListParagraph"/>
-        <w:numPr>
-          <w:ilvl w:val="0"/>
-          <w:numId w:val="1"/>
-        </w:numPr>
-        <w:spacing w:after="40"/>
-      </w:pPr>
-      <w:r>
-        <w:rPr>
-          <w:b/>
-          <w:bCs/>
-          <w:color w:val="333333"/>
-          <w:sz w:val="20"/>
-          <w:szCs w:val="20"/>
-        </w:rPr>
-        <w:t xml:space="preserve">ChatGPT-4 reads an uploaded facial photo</w:t>
-      </w:r>
-      <w:r>
-        <w:rPr>
-          <w:color w:val="333333"/>
-          <w:sz w:val="20"/>
-          <w:szCs w:val="20"/>
-        </w:rPr>
-        <w:t xml:space="preserve">, returns a skin-condition assessment, and feeds a personalised product-recommendation flow. Built the service-booking, store-management and authentication/authorization features end to end.</w:t>
+        <w:t xml:space="preserve">Jun 2023 – Dec 2023  |  Japanese client  |  18-member team</w:t>
+      </w:r>
+    </w:p>
+    <w:p>
+      <w:pPr>
+        <w:pStyle w:val="ListParagraph"/>
+        <w:numPr>
+          <w:ilvl w:val="0"/>
+          <w:numId w:val="1"/>
+        </w:numPr>
+        <w:spacing w:after="40"/>
+      </w:pPr>
+      <w:r>
+        <w:rPr>
+          <w:color w:val="333333"/>
+          <w:sz w:val="20"/>
+          <w:szCs w:val="20"/>
+        </w:rPr>
+        <w:t xml:space="preserve">Contract, project and task modules with role-based authorization workflows. Integrated </w:t>
+      </w:r>
+      <w:r>
+        <w:rPr>
+          <w:b/>
+          <w:bCs/>
+          <w:color w:val="333333"/>
+          <w:sz w:val="20"/>
+          <w:szCs w:val="20"/>
+        </w:rPr>
+        <w:t xml:space="preserve">Keycloak SSO</w:t>
+      </w:r>
+      <w:r>
+        <w:rPr>
+          <w:color w:val="333333"/>
+          <w:sz w:val="20"/>
+          <w:szCs w:val="20"/>
+        </w:rPr>
+        <w:t xml:space="preserve">, SNS authentication and storage across S3 and FTP for enterprise-grade access control and file handling.</w:t>
       </w:r>
     </w:p>
     <w:p>
@@ -2205,7 +2115,7 @@
           <w:sz w:val="20"/>
           <w:szCs w:val="20"/>
         </w:rPr>
-        <w:t xml:space="preserve"> Laravel (MVC), OpenAI API, JavaScript, Tailwind, MySQL</w:t>
+        <w:t xml:space="preserve"> Laravel (RESTful API), Vue 3 + TypeScript, Tailwind, MySQL, Swagger, S3, Keycloak, Nginx</w:t>
       </w:r>
     </w:p>
     <w:p>
@@ -2221,7 +2131,7 @@
           <w:sz w:val="21"/>
           <w:szCs w:val="21"/>
         </w:rPr>
-        <w:t xml:space="preserve">Project Management &amp; Recruitment Platform</w:t>
+        <w:t xml:space="preserve">Driver Booking Platform</w:t>
       </w:r>
     </w:p>
     <w:p>
@@ -2236,43 +2146,43 @@
           <w:sz w:val="19"/>
           <w:szCs w:val="19"/>
         </w:rPr>
-        <w:t xml:space="preserve">Jun 2023 – Dec 2023  |  Japanese client  |  18-member team</w:t>
-      </w:r>
-    </w:p>
-    <w:p>
-      <w:pPr>
-        <w:pStyle w:val="ListParagraph"/>
-        <w:numPr>
-          <w:ilvl w:val="0"/>
-          <w:numId w:val="1"/>
-        </w:numPr>
-        <w:spacing w:after="40"/>
-      </w:pPr>
-      <w:r>
-        <w:rPr>
-          <w:color w:val="333333"/>
-          <w:sz w:val="20"/>
-          <w:szCs w:val="20"/>
-        </w:rPr>
-        <w:t xml:space="preserve">Contract, project and task modules with role-based authorization workflows. Integrated </w:t>
-      </w:r>
-      <w:r>
-        <w:rPr>
-          <w:b/>
-          <w:bCs/>
-          <w:color w:val="333333"/>
-          <w:sz w:val="20"/>
-          <w:szCs w:val="20"/>
-        </w:rPr>
-        <w:t xml:space="preserve">Keycloak SSO</w:t>
-      </w:r>
-      <w:r>
-        <w:rPr>
-          <w:color w:val="333333"/>
-          <w:sz w:val="20"/>
-          <w:szCs w:val="20"/>
-        </w:rPr>
-        <w:t xml:space="preserve">, SNS authentication and storage across S3 and FTP for enterprise-grade access control and file handling.</w:t>
+        <w:t xml:space="preserve">Apr 2023 – Jun 2023  |  Vietnamese client  |  8-member team</w:t>
+      </w:r>
+    </w:p>
+    <w:p>
+      <w:pPr>
+        <w:pStyle w:val="ListParagraph"/>
+        <w:numPr>
+          <w:ilvl w:val="0"/>
+          <w:numId w:val="1"/>
+        </w:numPr>
+        <w:spacing w:after="40"/>
+      </w:pPr>
+      <w:r>
+        <w:rPr>
+          <w:color w:val="333333"/>
+          <w:sz w:val="20"/>
+          <w:szCs w:val="20"/>
+        </w:rPr>
+        <w:t xml:space="preserve">Real-time distance and fare calculation between pickup and destination via the </w:t>
+      </w:r>
+      <w:r>
+        <w:rPr>
+          <w:b/>
+          <w:bCs/>
+          <w:color w:val="333333"/>
+          <w:sz w:val="20"/>
+          <w:szCs w:val="20"/>
+        </w:rPr>
+        <w:t xml:space="preserve">Google Maps API</w:t>
+      </w:r>
+      <w:r>
+        <w:rPr>
+          <w:color w:val="333333"/>
+          <w:sz w:val="20"/>
+          <w:szCs w:val="20"/>
+        </w:rPr>
+        <w:t xml:space="preserve">, plus driver booking, ratings, and driver/user management.</w:t>
       </w:r>
     </w:p>
     <w:p>
@@ -2295,7 +2205,7 @@
           <w:sz w:val="20"/>
           <w:szCs w:val="20"/>
         </w:rPr>
-        <w:t xml:space="preserve"> Laravel (RESTful API), Vue 3 + TypeScript, Tailwind, MySQL, Swagger, S3, Keycloak</w:t>
+        <w:t xml:space="preserve"> Laravel (RESTful API), Vue 3 + TypeScript, Tailwind, MySQL, Google Maps API, Nginx</w:t>
       </w:r>
     </w:p>
     <w:p>
@@ -2311,7 +2221,7 @@
           <w:sz w:val="21"/>
           <w:szCs w:val="21"/>
         </w:rPr>
-        <w:t xml:space="preserve">Driver Booking Platform</w:t>
+        <w:t xml:space="preserve">HR Management System</w:t>
       </w:r>
     </w:p>
     <w:p>
@@ -2326,43 +2236,25 @@
           <w:sz w:val="19"/>
           <w:szCs w:val="19"/>
         </w:rPr>
-        <w:t xml:space="preserve">Apr 2023 – Jun 2023  |  Vietnamese client  |  8-member team</w:t>
-      </w:r>
-    </w:p>
-    <w:p>
-      <w:pPr>
-        <w:pStyle w:val="ListParagraph"/>
-        <w:numPr>
-          <w:ilvl w:val="0"/>
-          <w:numId w:val="1"/>
-        </w:numPr>
-        <w:spacing w:after="40"/>
-      </w:pPr>
-      <w:r>
-        <w:rPr>
-          <w:color w:val="333333"/>
-          <w:sz w:val="20"/>
-          <w:szCs w:val="20"/>
-        </w:rPr>
-        <w:t xml:space="preserve">Real-time distance and fare calculation between pickup and destination via the </w:t>
-      </w:r>
-      <w:r>
-        <w:rPr>
-          <w:b/>
-          <w:bCs/>
-          <w:color w:val="333333"/>
-          <w:sz w:val="20"/>
-          <w:szCs w:val="20"/>
-        </w:rPr>
-        <w:t xml:space="preserve">Google Maps API</w:t>
-      </w:r>
-      <w:r>
-        <w:rPr>
-          <w:color w:val="333333"/>
-          <w:sz w:val="20"/>
-          <w:szCs w:val="20"/>
-        </w:rPr>
-        <w:t xml:space="preserve">, plus driver booking, ratings, and driver/user management.</w:t>
+        <w:t xml:space="preserve">Oct 2021 – Apr 2023  |  Japanese client  |  10-member team</w:t>
+      </w:r>
+    </w:p>
+    <w:p>
+      <w:pPr>
+        <w:pStyle w:val="ListParagraph"/>
+        <w:numPr>
+          <w:ilvl w:val="0"/>
+          <w:numId w:val="1"/>
+        </w:numPr>
+        <w:spacing w:after="40"/>
+      </w:pPr>
+      <w:r>
+        <w:rPr>
+          <w:color w:val="333333"/>
+          <w:sz w:val="20"/>
+          <w:szCs w:val="20"/>
+        </w:rPr>
+        <w:t xml:space="preserve">Recruitment and HR modules — database schemas, business logic and RESTful APIs — on Laravel. The first production system I shipped features into, and where the Laravel and REST fundamentals came from.</w:t>
       </w:r>
     </w:p>
     <w:p>
@@ -2385,7 +2277,7 @@
           <w:sz w:val="20"/>
           <w:szCs w:val="20"/>
         </w:rPr>
-        <w:t xml:space="preserve"> Laravel (RESTful API), Vue 3 + TypeScript, Tailwind, MySQL, Google Maps API</w:t>
+        <w:t xml:space="preserve"> Laravel, MySQL, S3, Nginx</w:t>
       </w:r>
     </w:p>
     <w:p>
@@ -2401,7 +2293,7 @@
           <w:sz w:val="21"/>
           <w:szCs w:val="21"/>
         </w:rPr>
-        <w:t xml:space="preserve">HR Management System</w:t>
+        <w:t xml:space="preserve">E-commerce, Payments &amp; Q&amp;A — 3 client platforms</w:t>
       </w:r>
     </w:p>
     <w:p>
@@ -2416,25 +2308,127 @@
           <w:sz w:val="19"/>
           <w:szCs w:val="19"/>
         </w:rPr>
-        <w:t xml:space="preserve">Oct 2021 – Apr 2023  |  Japanese client  |  10-member team</w:t>
-      </w:r>
-    </w:p>
-    <w:p>
-      <w:pPr>
-        <w:pStyle w:val="ListParagraph"/>
-        <w:numPr>
-          <w:ilvl w:val="0"/>
-          <w:numId w:val="1"/>
-        </w:numPr>
-        <w:spacing w:after="40"/>
-      </w:pPr>
-      <w:r>
-        <w:rPr>
-          <w:color w:val="333333"/>
-          <w:sz w:val="20"/>
-          <w:szCs w:val="20"/>
-        </w:rPr>
-        <w:t xml:space="preserve">Recruitment and HR modules — database schemas, business logic and RESTful APIs — on Laravel. The first production system I shipped features into, and where the Laravel and REST fundamentals came from.</w:t>
+        <w:t xml:space="preserve">Mar 2022 – Jan 2023  |  Japanese clients</w:t>
+      </w:r>
+    </w:p>
+    <w:p>
+      <w:pPr>
+        <w:pStyle w:val="ListParagraph"/>
+        <w:numPr>
+          <w:ilvl w:val="0"/>
+          <w:numId w:val="1"/>
+        </w:numPr>
+        <w:spacing w:after="40"/>
+      </w:pPr>
+      <w:r>
+        <w:rPr>
+          <w:b/>
+          <w:bCs/>
+          <w:color w:val="333333"/>
+          <w:sz w:val="20"/>
+          <w:szCs w:val="20"/>
+        </w:rPr>
+        <w:t xml:space="preserve">Covid test-kit sales</w:t>
+      </w:r>
+      <w:r>
+        <w:rPr>
+          <w:color w:val="333333"/>
+          <w:sz w:val="20"/>
+          <w:szCs w:val="20"/>
+        </w:rPr>
+        <w:t xml:space="preserve"> — product, order and order-item management, CSV import/export, and online payment. Oct 2022 – Jan 2023, 9 members.</w:t>
+      </w:r>
+    </w:p>
+    <w:p>
+      <w:pPr>
+        <w:pStyle w:val="ListParagraph"/>
+        <w:numPr>
+          <w:ilvl w:val="0"/>
+          <w:numId w:val="1"/>
+        </w:numPr>
+        <w:spacing w:after="40"/>
+      </w:pPr>
+      <w:r>
+        <w:rPr>
+          <w:b/>
+          <w:bCs/>
+          <w:color w:val="333333"/>
+          <w:sz w:val="20"/>
+          <w:szCs w:val="20"/>
+        </w:rPr>
+        <w:t xml:space="preserve">Question and answer</w:t>
+      </w:r>
+      <w:r>
+        <w:rPr>
+          <w:color w:val="333333"/>
+          <w:sz w:val="20"/>
+          <w:szCs w:val="20"/>
+        </w:rPr>
+        <w:t xml:space="preserve"> — posting and answering questions, Q&amp;A moderation, search and filtering, and answer ratings. Aug – Oct 2022, 7 members.</w:t>
+      </w:r>
+    </w:p>
+    <w:p>
+      <w:pPr>
+        <w:pStyle w:val="ListParagraph"/>
+        <w:numPr>
+          <w:ilvl w:val="0"/>
+          <w:numId w:val="1"/>
+        </w:numPr>
+        <w:spacing w:after="40"/>
+      </w:pPr>
+      <w:r>
+        <w:rPr>
+          <w:b/>
+          <w:bCs/>
+          <w:color w:val="333333"/>
+          <w:sz w:val="20"/>
+          <w:szCs w:val="20"/>
+        </w:rPr>
+        <w:t xml:space="preserve">Multi-seller storefronts</w:t>
+      </w:r>
+      <w:r>
+        <w:rPr>
+          <w:color w:val="333333"/>
+          <w:sz w:val="20"/>
+          <w:szCs w:val="20"/>
+        </w:rPr>
+        <w:t xml:space="preserve"> — seller registration, product, order, order-item and store management, and the payment and shipping workflow. Mar – Aug 2022, 12–20 members.</w:t>
+      </w:r>
+    </w:p>
+    <w:p>
+      <w:pPr>
+        <w:pStyle w:val="ListParagraph"/>
+        <w:numPr>
+          <w:ilvl w:val="0"/>
+          <w:numId w:val="1"/>
+        </w:numPr>
+        <w:spacing w:after="40"/>
+      </w:pPr>
+      <w:r>
+        <w:rPr>
+          <w:color w:val="333333"/>
+          <w:sz w:val="20"/>
+          <w:szCs w:val="20"/>
+        </w:rPr>
+        <w:t xml:space="preserve">Integrated </w:t>
+      </w:r>
+      <w:r>
+        <w:rPr>
+          <w:b/>
+          <w:bCs/>
+          <w:color w:val="333333"/>
+          <w:sz w:val="20"/>
+          <w:szCs w:val="20"/>
+        </w:rPr>
+        <w:t xml:space="preserve">Stripe</w:t>
+      </w:r>
+      <w:r>
+        <w:rPr>
+          <w:color w:val="333333"/>
+          <w:sz w:val="20"/>
+          <w:szCs w:val="20"/>
+        </w:rPr>
+        <w:t xml:space="preserve"> checkout on the storefronts and the test-kit platform, SNS login on the storefronts and the Q&amp;A platform, and Redis caching the catalog reads.</w:t>
       </w:r>
     </w:p>
     <w:p>
@@ -2457,7 +2451,7 @@
           <w:sz w:val="20"/>
           <w:szCs w:val="20"/>
         </w:rPr>
-        <w:t xml:space="preserve"> Laravel, MySQL, S3, Stripe API, Docker</w:t>
+        <w:t xml:space="preserve"> Laravel (RESTful API &amp; MVC), MySQL, Stripe API, Redis, Docker, Nginx, S3, JavaScript, Bootstrap, Pusher, Swagger</w:t>
       </w:r>
     </w:p>
     <w:p>
@@ -2674,7 +2668,7 @@
           <w:sz w:val="20"/>
           <w:szCs w:val="20"/>
         </w:rPr>
-        <w:t xml:space="preserve"> Laravel, Go with Gin, Python with FastAPI, Vue 3 + TypeScript, Bun, Caddy, GitHub Actions</w:t>
+        <w:t xml:space="preserve"> Laravel, Go with Gin, Python with FastAPI, Vue 3 + TypeScript, Tailwind, Bun, Caddy, Cloudflare Pages, GitHub Actions</w:t>
       </w:r>
     </w:p>
     <w:p>

--- a/cv-source/CV_Nguyen_Thanh_Dat_Backend_Engineer.docx
+++ b/cv-source/CV_Nguyen_Thanh_Dat_Backend_Engineer.docx
@@ -760,7 +760,7 @@
           <w:szCs w:val="20"/>
           <w:rtl w:val="0"/>
         </w:rPr>
-        <w:t xml:space="preserve">PHP (5 yrs) · Laravel (5 yrs) · Lumen · TypeScript (2 yrs) · NestJS (1 yr) · JavaScript (2 yrs) · Vue 3 · Tailwind CSS · Bootstrap</w:t>
+        <w:t xml:space="preserve">PHP (5 yrs) · Laravel (5 yrs) · Lumen · TypeScript (2 yrs) · NestJS (1 yr) · JavaScript (2 yrs) · Vue 3 (2 yrs) · Tailwind CSS · Bootstrap</w:t>
       </w:r>
       <w:r>
         <w:rPr>
@@ -822,7 +822,7 @@
           <w:szCs w:val="20"/>
           <w:rtl w:val="0"/>
         </w:rPr>
-        <w:t xml:space="preserve">Modular Architecture · RESTful API Design · Queue-Based / Async Processing (RabbitMQ) · Redis Queues · Scheduled Batch Jobs · Cross-System Data Sync · OAuth2 / JWT (Passport) · SSO (Keycloak)</w:t>
+        <w:t xml:space="preserve">Modular Architecture · RESTful API Design · Queue-Based / Async Processing (RabbitMQ, AWS SQS) · Scheduled Batch Jobs · Cross-System Data Sync · OAuth2 / JWT (Passport) · SSO (Keycloak)</w:t>
       </w:r>
       <w:r>
         <w:rPr>
@@ -2386,7 +2386,7 @@
           <w:vertAlign w:val="baseline"/>
           <w:rtl w:val="0"/>
         </w:rPr>
-        <w:t xml:space="preserve">warehouse / inventory management platform</w:t>
+        <w:t xml:space="preserve">sales and warehouse / inventory management platform</w:t>
       </w:r>
       <w:r>
         <w:rPr>
@@ -2663,45 +2663,131 @@
           <w:vertAlign w:val="baseline"/>
           <w:rtl w:val="0"/>
         </w:rPr>
-        <w:t xml:space="preserve">Designed database schemas and business logic for the purchasing/selling and store-management modules, with a </w:t>
-      </w:r>
-      <w:r>
-        <w:rPr>
-          <w:rFonts w:ascii="Times New Roman" w:cs="Times New Roman" w:eastAsia="Times New Roman" w:hAnsi="Times New Roman"/>
-          <w:b w:val="1"/>
-          <w:bCs w:val="1"/>
-          <w:i w:val="0"/>
-          <w:iCs w:val="0"/>
-          <w:smallCaps w:val="0"/>
-          <w:strike w:val="0"/>
-          <w:color w:val="333333"/>
-          <w:sz w:val="20"/>
-          <w:szCs w:val="20"/>
-          <w:u w:val="none"/>
-          <w:shd w:fill="auto" w:val="clear"/>
-          <w:vertAlign w:val="baseline"/>
-          <w:rtl w:val="0"/>
-        </w:rPr>
-        <w:t xml:space="preserve">Redis queue handling batched data sync</w:t>
-      </w:r>
-      <w:r>
-        <w:rPr>
-          <w:rFonts w:ascii="Times New Roman" w:cs="Times New Roman" w:eastAsia="Times New Roman" w:hAnsi="Times New Roman"/>
-          <w:b w:val="0"/>
-          <w:bCs w:val="0"/>
-          <w:i w:val="0"/>
-          <w:iCs w:val="0"/>
-          <w:smallCaps w:val="0"/>
-          <w:strike w:val="0"/>
-          <w:color w:val="333333"/>
-          <w:sz w:val="20"/>
-          <w:szCs w:val="20"/>
-          <w:u w:val="none"/>
-          <w:shd w:fill="auto" w:val="clear"/>
-          <w:vertAlign w:val="baseline"/>
-          <w:rtl w:val="0"/>
-        </w:rPr>
-        <w:t xml:space="preserve"> across the platform, plus PDF export and fax delivery through a third-party API. Added feature and unit tests, wrote the module documentation, reviewed code and supported junior developers.</w:t>
+        <w:t xml:space="preserve">Designed the database schemas and business logic for the purchasing, selling and store-management modules. The platform sells as well as stores: </w:t>
+      </w:r>
+      <w:r>
+        <w:rPr>
+          <w:rFonts w:ascii="Times New Roman" w:cs="Times New Roman" w:eastAsia="Times New Roman" w:hAnsi="Times New Roman"/>
+          <w:b w:val="1"/>
+          <w:bCs w:val="1"/>
+          <w:i w:val="0"/>
+          <w:iCs w:val="0"/>
+          <w:smallCaps w:val="0"/>
+          <w:strike w:val="0"/>
+          <w:color w:val="333333"/>
+          <w:sz w:val="20"/>
+          <w:szCs w:val="20"/>
+          <w:u w:val="none"/>
+          <w:shd w:fill="auto" w:val="clear"/>
+          <w:vertAlign w:val="baseline"/>
+          <w:rtl w:val="0"/>
+        </w:rPr>
+        <w:t xml:space="preserve">each sale's data flows back into the warehouse, where the warehouse costs are calculated from it</w:t>
+      </w:r>
+      <w:r>
+        <w:rPr>
+          <w:rFonts w:ascii="Times New Roman" w:cs="Times New Roman" w:eastAsia="Times New Roman" w:hAnsi="Times New Roman"/>
+          <w:b w:val="0"/>
+          <w:bCs w:val="0"/>
+          <w:i w:val="0"/>
+          <w:iCs w:val="0"/>
+          <w:smallCaps w:val="0"/>
+          <w:strike w:val="0"/>
+          <w:color w:val="333333"/>
+          <w:sz w:val="20"/>
+          <w:szCs w:val="20"/>
+          <w:u w:val="none"/>
+          <w:shd w:fill="auto" w:val="clear"/>
+          <w:vertAlign w:val="baseline"/>
+          <w:rtl w:val="0"/>
+        </w:rPr>
+        <w:t xml:space="preserve">.</w:t>
+      </w:r>
+      <w:r>
+        <w:rPr>
+          <w:rtl w:val="0"/>
+        </w:rPr>
+      </w:r>
+    </w:p>
+    <w:p w14:paraId="0000002E1">
+      <w:pPr>
+        <w:keepNext w:val="0"/>
+        <w:keepLines w:val="0"/>
+        <w:pageBreakBefore w:val="0"/>
+        <w:widowControl w:val="1"/>
+        <w:numPr>
+          <w:ilvl w:val="0"/>
+          <w:numId w:val="1"/>
+        </w:numPr>
+        <w:pBdr>
+          <w:top w:space="0" w:sz="0" w:val="nil"/>
+          <w:left w:space="0" w:sz="0" w:val="nil"/>
+          <w:bottom w:space="0" w:sz="0" w:val="nil"/>
+          <w:right w:space="0" w:sz="0" w:val="nil"/>
+          <w:between w:space="0" w:sz="0" w:val="nil"/>
+        </w:pBdr>
+        <w:shd w:fill="auto" w:val="clear"/>
+        <w:spacing w:after="40" w:before="0" w:line="240" w:lineRule="auto"/>
+        <w:ind w:left="720" w:right="0" w:hanging="360"/>
+        <w:jc w:val="left"/>
+        <w:rPr/>
+      </w:pPr>
+      <w:r>
+        <w:rPr>
+          <w:rFonts w:ascii="Times New Roman" w:cs="Times New Roman" w:eastAsia="Times New Roman" w:hAnsi="Times New Roman"/>
+          <w:b w:val="0"/>
+          <w:bCs w:val="0"/>
+          <w:i w:val="0"/>
+          <w:iCs w:val="0"/>
+          <w:smallCaps w:val="0"/>
+          <w:strike w:val="0"/>
+          <w:color w:val="333333"/>
+          <w:sz w:val="20"/>
+          <w:szCs w:val="20"/>
+          <w:u w:val="none"/>
+          <w:shd w:fill="auto" w:val="clear"/>
+          <w:vertAlign w:val="baseline"/>
+          <w:rtl w:val="0"/>
+        </w:rPr>
+        <w:t xml:space="preserve">An </w:t>
+      </w:r>
+      <w:r>
+        <w:rPr>
+          <w:rFonts w:ascii="Times New Roman" w:cs="Times New Roman" w:eastAsia="Times New Roman" w:hAnsi="Times New Roman"/>
+          <w:b w:val="1"/>
+          <w:bCs w:val="1"/>
+          <w:i w:val="0"/>
+          <w:iCs w:val="0"/>
+          <w:smallCaps w:val="0"/>
+          <w:strike w:val="0"/>
+          <w:color w:val="333333"/>
+          <w:sz w:val="20"/>
+          <w:szCs w:val="20"/>
+          <w:u w:val="none"/>
+          <w:shd w:fill="auto" w:val="clear"/>
+          <w:vertAlign w:val="baseline"/>
+          <w:rtl w:val="0"/>
+        </w:rPr>
+        <w:t xml:space="preserve">AWS SQS queue handled batched data sync</w:t>
+      </w:r>
+      <w:r>
+        <w:rPr>
+          <w:rFonts w:ascii="Times New Roman" w:cs="Times New Roman" w:eastAsia="Times New Roman" w:hAnsi="Times New Roman"/>
+          <w:b w:val="0"/>
+          <w:bCs w:val="0"/>
+          <w:i w:val="0"/>
+          <w:iCs w:val="0"/>
+          <w:smallCaps w:val="0"/>
+          <w:strike w:val="0"/>
+          <w:color w:val="333333"/>
+          <w:sz w:val="20"/>
+          <w:szCs w:val="20"/>
+          <w:u w:val="none"/>
+          <w:shd w:fill="auto" w:val="clear"/>
+          <w:vertAlign w:val="baseline"/>
+          <w:rtl w:val="0"/>
+        </w:rPr>
+        <w:t xml:space="preserve"> across the platform, with PDF export and fax delivery through a third-party API. Added feature and unit tests, wrote the module documentation, reviewed code and supported junior developers.</w:t>
       </w:r>
       <w:r>
         <w:rPr>
@@ -2732,7 +2818,7 @@
           <w:szCs w:val="20"/>
           <w:rtl w:val="0"/>
         </w:rPr>
-        <w:t xml:space="preserve"> Laravel, PostgreSQL, Swagger, Redis, Pusher, Fax API, Nginx, Linux</w:t>
+        <w:t xml:space="preserve"> Laravel, PostgreSQL, AWS SQS, Swagger, Redis, Pusher, Fax API, Nginx, Linux</w:t>
       </w:r>
       <w:r>
         <w:rPr>
@@ -3842,7 +3928,45 @@
           <w:vertAlign w:val="baseline"/>
           <w:rtl w:val="0"/>
         </w:rPr>
-        <w:t xml:space="preserve">Purchasing, selling and store management replacing a legacy system, including the </w:t>
+        <w:t xml:space="preserve">Sales and warehouse in one platform, replacing a legacy system: purchasing, selling and store management, with </w:t>
+      </w:r>
+      <w:r>
+        <w:rPr>
+          <w:rFonts w:ascii="Times New Roman" w:cs="Times New Roman" w:eastAsia="Times New Roman" w:hAnsi="Times New Roman"/>
+          <w:b w:val="1"/>
+          <w:bCs w:val="1"/>
+          <w:i w:val="0"/>
+          <w:iCs w:val="0"/>
+          <w:smallCaps w:val="0"/>
+          <w:strike w:val="0"/>
+          <w:color w:val="333333"/>
+          <w:sz w:val="20"/>
+          <w:szCs w:val="20"/>
+          <w:u w:val="none"/>
+          <w:shd w:fill="auto" w:val="clear"/>
+          <w:vertAlign w:val="baseline"/>
+          <w:rtl w:val="0"/>
+        </w:rPr>
+        <w:t xml:space="preserve">each sale's data feeding back into the warehouse to calculate the warehouse costs</w:t>
+      </w:r>
+      <w:r>
+        <w:rPr>
+          <w:rFonts w:ascii="Times New Roman" w:cs="Times New Roman" w:eastAsia="Times New Roman" w:hAnsi="Times New Roman"/>
+          <w:b w:val="0"/>
+          <w:bCs w:val="0"/>
+          <w:i w:val="0"/>
+          <w:iCs w:val="0"/>
+          <w:smallCaps w:val="0"/>
+          <w:strike w:val="0"/>
+          <w:color w:val="333333"/>
+          <w:sz w:val="20"/>
+          <w:szCs w:val="20"/>
+          <w:u w:val="none"/>
+          <w:shd w:fill="auto" w:val="clear"/>
+          <w:vertAlign w:val="baseline"/>
+          <w:rtl w:val="0"/>
+        </w:rPr>
+        <w:t xml:space="preserve">. Includes the </w:t>
       </w:r>
       <w:r>
         <w:rPr>
@@ -3880,7 +4004,7 @@
           <w:vertAlign w:val="baseline"/>
           <w:rtl w:val="0"/>
         </w:rPr>
-        <w:t xml:space="preserve"> across from it, a Redis queue handling batched data sync platform-wide, plus PDF export and fax delivery through a third-party API.</w:t>
+        <w:t xml:space="preserve"> across from the legacy system, an AWS SQS queue handling batched data sync platform-wide, plus PDF export and fax delivery through a third-party API.</w:t>
       </w:r>
       <w:r>
         <w:rPr>
@@ -3911,7 +4035,7 @@
           <w:szCs w:val="20"/>
           <w:rtl w:val="0"/>
         </w:rPr>
-        <w:t xml:space="preserve"> Laravel, PostgreSQL, Redis, Swagger, Pusher, Fax API, Nginx, Linux</w:t>
+        <w:t xml:space="preserve"> Laravel, PostgreSQL, AWS SQS, Redis, Swagger, Pusher, Fax API, Nginx, Linux</w:t>
       </w:r>
       <w:r>
         <w:rPr>

--- a/cv-source/CV_Nguyen_Thanh_Dat_Backend_Engineer.docx
+++ b/cv-source/CV_Nguyen_Thanh_Dat_Backend_Engineer.docx
@@ -760,7 +760,7 @@
           <w:szCs w:val="20"/>
           <w:rtl w:val="0"/>
         </w:rPr>
-        <w:t xml:space="preserve">PHP (5 yrs) · Laravel (5 yrs) · Lumen · TypeScript (2 yrs) · NestJS (1 yr) · JavaScript (2 yrs) · Vue 3 (2 yrs) · Tailwind CSS · Bootstrap</w:t>
+        <w:t xml:space="preserve">PHP/Laravel (5 yrs) · TypeScript / JavaScript (2 yrs) · NestJS (1 yr) · Vue 3 (2 yrs) · Lumen</w:t>
       </w:r>
       <w:r>
         <w:rPr>
@@ -946,7 +946,7 @@
           <w:szCs w:val="20"/>
           <w:rtl w:val="0"/>
         </w:rPr>
-        <w:t xml:space="preserve">Go with Gin · Python with FastAPI · Caddy · Bun</w:t>
+        <w:t xml:space="preserve">Gin · FastAPI · Caddy · Bun</w:t>
       </w:r>
       <w:r>
         <w:rPr>
@@ -1778,7 +1778,7 @@
           <w:szCs w:val="20"/>
           <w:rtl w:val="0"/>
         </w:rPr>
-        <w:t xml:space="preserve"> NestJS, TypeORM, Vue 3, Tailwind, MySQL, PostgreSQL, RabbitMQ, Redis, Docker, Nginx, Vitest, Laravel, S3, Linux</w:t>
+        <w:t xml:space="preserve"> NestJS, TypeORM, Vue 3, TypeScript, Tailwind, MySQL, PostgreSQL, RabbitMQ, Redis, Docker, Nginx, Vitest, Laravel, S3, Linux</w:t>
       </w:r>
       <w:r>
         <w:rPr>
@@ -2949,7 +2949,7 @@
           <w:vertAlign w:val="baseline"/>
           <w:rtl w:val="0"/>
         </w:rPr>
-        <w:t xml:space="preserve">, and the frontend on two of them in Vue 3 with TypeScript and Tailwind, designing the database structures for the new features.</w:t>
+        <w:t xml:space="preserve">, and the frontend on two of them using Vue 3, TypeScript and Tailwind, designing the database structures for the new features.</w:t>
       </w:r>
       <w:r>
         <w:rPr>
@@ -3133,7 +3133,7 @@
           <w:szCs w:val="20"/>
           <w:rtl w:val="0"/>
         </w:rPr>
-        <w:t xml:space="preserve"> Laravel, Vue 3 + TypeScript, Tailwind, MySQL, Swagger, S3, Keycloak, Google Maps API, Nginx</w:t>
+        <w:t xml:space="preserve"> Laravel, Vue 3, TypeScript, Tailwind, MySQL, Swagger, S3, Keycloak, Google Maps API, Nginx</w:t>
       </w:r>
       <w:r>
         <w:rPr>
@@ -3673,7 +3673,7 @@
           <w:szCs w:val="20"/>
           <w:rtl w:val="0"/>
         </w:rPr>
-        <w:t xml:space="preserve"> NestJS, TypeORM, Vue 3, Tailwind, MySQL, PostgreSQL, RabbitMQ, Redis, Docker, Nginx, Vitest</w:t>
+        <w:t xml:space="preserve"> NestJS, TypeORM, Vue 3, TypeScript, Tailwind, MySQL, PostgreSQL, RabbitMQ, Redis, Docker, Nginx, Vitest</w:t>
       </w:r>
       <w:r>
         <w:rPr>
@@ -4340,7 +4340,7 @@
           <w:szCs w:val="20"/>
           <w:rtl w:val="0"/>
         </w:rPr>
-        <w:t xml:space="preserve"> Laravel (RESTful API), Vue 3 + TypeScript, Tailwind, MySQL, Swagger, S3, Keycloak, Nginx</w:t>
+        <w:t xml:space="preserve"> Laravel (RESTful API), Vue 3, TypeScript, Tailwind, MySQL, Swagger, S3, Keycloak, Nginx</w:t>
       </w:r>
       <w:r>
         <w:rPr>
@@ -4502,7 +4502,7 @@
           <w:szCs w:val="20"/>
           <w:rtl w:val="0"/>
         </w:rPr>
-        <w:t xml:space="preserve"> Laravel (RESTful API), Vue 3 + TypeScript, Tailwind, MySQL, Google Maps API, Nginx</w:t>
+        <w:t xml:space="preserve"> Laravel (RESTful API), Vue 3, TypeScript, Tailwind, MySQL, Google Maps API, Nginx</w:t>
       </w:r>
       <w:r>
         <w:rPr>
@@ -4525,7 +4525,7 @@
           <w:szCs w:val="21"/>
           <w:rtl w:val="0"/>
         </w:rPr>
-        <w:t xml:space="preserve">HR Management System</w:t>
+        <w:t xml:space="preserve">E-commerce, Payments &amp; Review</w:t>
       </w:r>
       <w:r>
         <w:rPr>
@@ -4547,7 +4547,7 @@
           <w:szCs w:val="19"/>
           <w:rtl w:val="0"/>
         </w:rPr>
-        <w:t xml:space="preserve">Oct 2021 – Apr 2023  |  Japanese client  |  10-member team</w:t>
+        <w:t xml:space="preserve">Mar 2022 – Jan 2023  |  Japanese client</w:t>
       </w:r>
       <w:r>
         <w:rPr>
@@ -4581,97 +4581,40 @@
       <w:r>
         <w:rPr>
           <w:rFonts w:ascii="Times New Roman" w:cs="Times New Roman" w:eastAsia="Times New Roman" w:hAnsi="Times New Roman"/>
-          <w:b w:val="0"/>
-          <w:bCs w:val="0"/>
-          <w:i w:val="0"/>
-          <w:iCs w:val="0"/>
-          <w:smallCaps w:val="0"/>
-          <w:strike w:val="0"/>
-          <w:color w:val="333333"/>
-          <w:sz w:val="20"/>
-          <w:szCs w:val="20"/>
-          <w:u w:val="none"/>
-          <w:shd w:fill="auto" w:val="clear"/>
-          <w:vertAlign w:val="baseline"/>
-          <w:rtl w:val="0"/>
-        </w:rPr>
-        <w:t xml:space="preserve">Recruitment and HR modules — database schemas, business logic and RESTful APIs — on Laravel. The first production system I shipped features into, and where the Laravel and REST fundamentals came from.</w:t>
-      </w:r>
-      <w:r>
-        <w:rPr>
-          <w:rtl w:val="0"/>
-        </w:rPr>
-      </w:r>
-    </w:p>
-    <w:p>
-      <w:pPr>
-        <w:spacing w:after="40" w:lineRule="auto"/>
-        <w:rPr/>
-      </w:pPr>
-      <w:r>
-        <w:rPr>
-          <w:b w:val="1"/>
-          <w:bCs w:val="1"/>
-          <w:color w:val="333333"/>
-          <w:sz w:val="20"/>
-          <w:szCs w:val="20"/>
-          <w:rtl w:val="0"/>
-        </w:rPr>
-        <w:t xml:space="preserve">Tech Stack:</w:t>
-      </w:r>
-      <w:r>
-        <w:rPr>
-          <w:color w:val="333333"/>
-          <w:sz w:val="20"/>
-          <w:szCs w:val="20"/>
-          <w:rtl w:val="0"/>
-        </w:rPr>
-        <w:t xml:space="preserve"> Laravel, MySQL, S3, Nginx</w:t>
-      </w:r>
-      <w:r>
-        <w:rPr>
-          <w:rtl w:val="0"/>
-        </w:rPr>
-      </w:r>
-    </w:p>
-    <w:p>
-      <w:pPr>
-        <w:keepNext w:val="1"/>
-        <w:spacing w:after="30" w:before="115" w:lineRule="auto"/>
-        <w:rPr/>
-      </w:pPr>
-      <w:r>
-        <w:rPr>
-          <w:b w:val="1"/>
-          <w:bCs w:val="1"/>
-          <w:color w:val="1f3864"/>
-          <w:sz w:val="21"/>
-          <w:szCs w:val="21"/>
-          <w:rtl w:val="0"/>
-        </w:rPr>
-        <w:t xml:space="preserve">E-commerce, Payments &amp; Q&amp;A — 3 client platforms</w:t>
-      </w:r>
-      <w:r>
-        <w:rPr>
-          <w:rtl w:val="0"/>
-        </w:rPr>
-      </w:r>
-    </w:p>
-    <w:p>
-      <w:pPr>
-        <w:spacing w:after="60" w:lineRule="auto"/>
-        <w:rPr/>
-      </w:pPr>
-      <w:r>
-        <w:rPr>
-          <w:i w:val="1"/>
-          <w:iCs w:val="1"/>
-          <w:color w:val="555555"/>
-          <w:sz w:val="19"/>
-          <w:szCs w:val="19"/>
-          <w:rtl w:val="0"/>
-        </w:rPr>
-        <w:t xml:space="preserve">Mar 2022 – Jan 2023  |  Japanese clients</w:t>
+          <w:b w:val="1"/>
+          <w:bCs w:val="1"/>
+          <w:i w:val="0"/>
+          <w:iCs w:val="0"/>
+          <w:smallCaps w:val="0"/>
+          <w:strike w:val="0"/>
+          <w:color w:val="333333"/>
+          <w:sz w:val="20"/>
+          <w:szCs w:val="20"/>
+          <w:u w:val="none"/>
+          <w:shd w:fill="auto" w:val="clear"/>
+          <w:vertAlign w:val="baseline"/>
+          <w:rtl w:val="0"/>
+        </w:rPr>
+        <w:t xml:space="preserve">Online retail</w:t>
+      </w:r>
+      <w:r>
+        <w:rPr>
+          <w:rFonts w:ascii="Times New Roman" w:cs="Times New Roman" w:eastAsia="Times New Roman" w:hAnsi="Times New Roman"/>
+          <w:b w:val="0"/>
+          <w:bCs w:val="0"/>
+          <w:i w:val="0"/>
+          <w:iCs w:val="0"/>
+          <w:smallCaps w:val="0"/>
+          <w:strike w:val="0"/>
+          <w:color w:val="333333"/>
+          <w:sz w:val="20"/>
+          <w:szCs w:val="20"/>
+          <w:u w:val="none"/>
+          <w:shd w:fill="auto" w:val="clear"/>
+          <w:vertAlign w:val="baseline"/>
+          <w:rtl w:val="0"/>
+        </w:rPr>
+        <w:t xml:space="preserve"> — product, order and order-item management, CSV import/export, and online payment. Oct 2022 – Jan 2023, 9 members.</w:t>
       </w:r>
       <w:r>
         <w:rPr>
@@ -4719,26 +4662,26 @@
           <w:vertAlign w:val="baseline"/>
           <w:rtl w:val="0"/>
         </w:rPr>
-        <w:t xml:space="preserve">Covid test-kit sales</w:t>
-      </w:r>
-      <w:r>
-        <w:rPr>
-          <w:rFonts w:ascii="Times New Roman" w:cs="Times New Roman" w:eastAsia="Times New Roman" w:hAnsi="Times New Roman"/>
-          <w:b w:val="0"/>
-          <w:bCs w:val="0"/>
-          <w:i w:val="0"/>
-          <w:iCs w:val="0"/>
-          <w:smallCaps w:val="0"/>
-          <w:strike w:val="0"/>
-          <w:color w:val="333333"/>
-          <w:sz w:val="20"/>
-          <w:szCs w:val="20"/>
-          <w:u w:val="none"/>
-          <w:shd w:fill="auto" w:val="clear"/>
-          <w:vertAlign w:val="baseline"/>
-          <w:rtl w:val="0"/>
-        </w:rPr>
-        <w:t xml:space="preserve"> — product, order and order-item management, CSV import/export, and online payment. Oct 2022 – Jan 2023, 9 members.</w:t>
+        <w:t xml:space="preserve">Store product showcase</w:t>
+      </w:r>
+      <w:r>
+        <w:rPr>
+          <w:rFonts w:ascii="Times New Roman" w:cs="Times New Roman" w:eastAsia="Times New Roman" w:hAnsi="Times New Roman"/>
+          <w:b w:val="0"/>
+          <w:bCs w:val="0"/>
+          <w:i w:val="0"/>
+          <w:iCs w:val="0"/>
+          <w:smallCaps w:val="0"/>
+          <w:strike w:val="0"/>
+          <w:color w:val="333333"/>
+          <w:sz w:val="20"/>
+          <w:szCs w:val="20"/>
+          <w:u w:val="none"/>
+          <w:shd w:fill="auto" w:val="clear"/>
+          <w:vertAlign w:val="baseline"/>
+          <w:rtl w:val="0"/>
+        </w:rPr>
+        <w:t xml:space="preserve"> — a platform for stores to introduce their products, with posts, review moderation, search and filtering, and ratings. Aug – Oct 2022, 7 members.</w:t>
       </w:r>
       <w:r>
         <w:rPr>
@@ -4786,26 +4729,26 @@
           <w:vertAlign w:val="baseline"/>
           <w:rtl w:val="0"/>
         </w:rPr>
-        <w:t xml:space="preserve">Question and answer</w:t>
-      </w:r>
-      <w:r>
-        <w:rPr>
-          <w:rFonts w:ascii="Times New Roman" w:cs="Times New Roman" w:eastAsia="Times New Roman" w:hAnsi="Times New Roman"/>
-          <w:b w:val="0"/>
-          <w:bCs w:val="0"/>
-          <w:i w:val="0"/>
-          <w:iCs w:val="0"/>
-          <w:smallCaps w:val="0"/>
-          <w:strike w:val="0"/>
-          <w:color w:val="333333"/>
-          <w:sz w:val="20"/>
-          <w:szCs w:val="20"/>
-          <w:u w:val="none"/>
-          <w:shd w:fill="auto" w:val="clear"/>
-          <w:vertAlign w:val="baseline"/>
-          <w:rtl w:val="0"/>
-        </w:rPr>
-        <w:t xml:space="preserve"> — posting and answering questions, Q&amp;A moderation, search and filtering, and answer ratings. Aug – Oct 2022, 7 members.</w:t>
+        <w:t xml:space="preserve">Multi-seller storefronts</w:t>
+      </w:r>
+      <w:r>
+        <w:rPr>
+          <w:rFonts w:ascii="Times New Roman" w:cs="Times New Roman" w:eastAsia="Times New Roman" w:hAnsi="Times New Roman"/>
+          <w:b w:val="0"/>
+          <w:bCs w:val="0"/>
+          <w:i w:val="0"/>
+          <w:iCs w:val="0"/>
+          <w:smallCaps w:val="0"/>
+          <w:strike w:val="0"/>
+          <w:color w:val="333333"/>
+          <w:sz w:val="20"/>
+          <w:szCs w:val="20"/>
+          <w:u w:val="none"/>
+          <w:shd w:fill="auto" w:val="clear"/>
+          <w:vertAlign w:val="baseline"/>
+          <w:rtl w:val="0"/>
+        </w:rPr>
+        <w:t xml:space="preserve"> — seller registration, product, order, order-item and store management, and the payment and shipping workflow. Mar – Aug 2022, 12–20 members.</w:t>
       </w:r>
       <w:r>
         <w:rPr>
@@ -4839,40 +4782,161 @@
       <w:r>
         <w:rPr>
           <w:rFonts w:ascii="Times New Roman" w:cs="Times New Roman" w:eastAsia="Times New Roman" w:hAnsi="Times New Roman"/>
-          <w:b w:val="1"/>
-          <w:bCs w:val="1"/>
-          <w:i w:val="0"/>
-          <w:iCs w:val="0"/>
-          <w:smallCaps w:val="0"/>
-          <w:strike w:val="0"/>
-          <w:color w:val="333333"/>
-          <w:sz w:val="20"/>
-          <w:szCs w:val="20"/>
-          <w:u w:val="none"/>
-          <w:shd w:fill="auto" w:val="clear"/>
-          <w:vertAlign w:val="baseline"/>
-          <w:rtl w:val="0"/>
-        </w:rPr>
-        <w:t xml:space="preserve">Multi-seller storefronts</w:t>
-      </w:r>
-      <w:r>
-        <w:rPr>
-          <w:rFonts w:ascii="Times New Roman" w:cs="Times New Roman" w:eastAsia="Times New Roman" w:hAnsi="Times New Roman"/>
-          <w:b w:val="0"/>
-          <w:bCs w:val="0"/>
-          <w:i w:val="0"/>
-          <w:iCs w:val="0"/>
-          <w:smallCaps w:val="0"/>
-          <w:strike w:val="0"/>
-          <w:color w:val="333333"/>
-          <w:sz w:val="20"/>
-          <w:szCs w:val="20"/>
-          <w:u w:val="none"/>
-          <w:shd w:fill="auto" w:val="clear"/>
-          <w:vertAlign w:val="baseline"/>
-          <w:rtl w:val="0"/>
-        </w:rPr>
-        <w:t xml:space="preserve"> — seller registration, product, order, order-item and store management, and the payment and shipping workflow. Mar – Aug 2022, 12–20 members.</w:t>
+          <w:b w:val="0"/>
+          <w:bCs w:val="0"/>
+          <w:i w:val="0"/>
+          <w:iCs w:val="0"/>
+          <w:smallCaps w:val="0"/>
+          <w:strike w:val="0"/>
+          <w:color w:val="333333"/>
+          <w:sz w:val="20"/>
+          <w:szCs w:val="20"/>
+          <w:u w:val="none"/>
+          <w:shd w:fill="auto" w:val="clear"/>
+          <w:vertAlign w:val="baseline"/>
+          <w:rtl w:val="0"/>
+        </w:rPr>
+        <w:t xml:space="preserve">Integrated </w:t>
+      </w:r>
+      <w:r>
+        <w:rPr>
+          <w:rFonts w:ascii="Times New Roman" w:cs="Times New Roman" w:eastAsia="Times New Roman" w:hAnsi="Times New Roman"/>
+          <w:b w:val="1"/>
+          <w:bCs w:val="1"/>
+          <w:i w:val="0"/>
+          <w:iCs w:val="0"/>
+          <w:smallCaps w:val="0"/>
+          <w:strike w:val="0"/>
+          <w:color w:val="333333"/>
+          <w:sz w:val="20"/>
+          <w:szCs w:val="20"/>
+          <w:u w:val="none"/>
+          <w:shd w:fill="auto" w:val="clear"/>
+          <w:vertAlign w:val="baseline"/>
+          <w:rtl w:val="0"/>
+        </w:rPr>
+        <w:t xml:space="preserve">Stripe</w:t>
+      </w:r>
+      <w:r>
+        <w:rPr>
+          <w:rFonts w:ascii="Times New Roman" w:cs="Times New Roman" w:eastAsia="Times New Roman" w:hAnsi="Times New Roman"/>
+          <w:b w:val="0"/>
+          <w:bCs w:val="0"/>
+          <w:i w:val="0"/>
+          <w:iCs w:val="0"/>
+          <w:smallCaps w:val="0"/>
+          <w:strike w:val="0"/>
+          <w:color w:val="333333"/>
+          <w:sz w:val="20"/>
+          <w:szCs w:val="20"/>
+          <w:u w:val="none"/>
+          <w:shd w:fill="auto" w:val="clear"/>
+          <w:vertAlign w:val="baseline"/>
+          <w:rtl w:val="0"/>
+        </w:rPr>
+        <w:t xml:space="preserve"> checkout on the storefronts and the online-retail platform, SNS login on the storefronts and the product-showcase platform, and Redis caching the catalog reads.</w:t>
+      </w:r>
+      <w:r>
+        <w:rPr>
+          <w:rtl w:val="0"/>
+        </w:rPr>
+      </w:r>
+    </w:p>
+    <w:p>
+      <w:pPr>
+        <w:spacing w:after="40" w:lineRule="auto"/>
+        <w:rPr/>
+      </w:pPr>
+      <w:r>
+        <w:rPr>
+          <w:b w:val="1"/>
+          <w:bCs w:val="1"/>
+          <w:color w:val="333333"/>
+          <w:sz w:val="20"/>
+          <w:szCs w:val="20"/>
+          <w:rtl w:val="0"/>
+        </w:rPr>
+        <w:t xml:space="preserve">Tech Stack:</w:t>
+      </w:r>
+      <w:r>
+        <w:rPr>
+          <w:color w:val="333333"/>
+          <w:sz w:val="20"/>
+          <w:szCs w:val="20"/>
+          <w:rtl w:val="0"/>
+        </w:rPr>
+        <w:t xml:space="preserve"> Laravel (RESTful API &amp; MVC), MySQL, Stripe API, Redis, Docker, Nginx, S3, JavaScript, Bootstrap, Pusher, Swagger</w:t>
+      </w:r>
+      <w:r>
+        <w:rPr>
+          <w:rtl w:val="0"/>
+        </w:rPr>
+      </w:r>
+    </w:p>
+    <w:p>
+      <w:pPr>
+        <w:keepNext w:val="1"/>
+        <w:pBdr>
+          <w:bottom w:color="1f3864" w:space="2" w:sz="6" w:val="single"/>
+        </w:pBdr>
+        <w:spacing w:after="80" w:before="190" w:lineRule="auto"/>
+        <w:rPr/>
+      </w:pPr>
+      <w:r>
+        <w:rPr>
+          <w:b w:val="1"/>
+          <w:bCs w:val="1"/>
+          <w:color w:val="1f3864"/>
+          <w:sz w:val="22"/>
+          <w:szCs w:val="22"/>
+          <w:rtl w:val="0"/>
+        </w:rPr>
+        <w:t xml:space="preserve">PERSONAL PROJECTS</w:t>
+      </w:r>
+      <w:r>
+        <w:rPr>
+          <w:rtl w:val="0"/>
+        </w:rPr>
+      </w:r>
+    </w:p>
+    <w:p>
+      <w:pPr>
+        <w:keepNext w:val="1"/>
+        <w:spacing w:after="30" w:before="115" w:lineRule="auto"/>
+        <w:rPr/>
+      </w:pPr>
+      <w:r>
+        <w:rPr>
+          <w:b w:val="1"/>
+          <w:bCs w:val="1"/>
+          <w:color w:val="1f3864"/>
+          <w:sz w:val="21"/>
+          <w:szCs w:val="21"/>
+          <w:rtl w:val="0"/>
+        </w:rPr>
+        <w:t xml:space="preserve">MIA-POS — Self-funded Side Project (in testing)</w:t>
+      </w:r>
+      <w:r>
+        <w:rPr>
+          <w:rtl w:val="0"/>
+        </w:rPr>
+      </w:r>
+    </w:p>
+    <w:p>
+      <w:pPr>
+        <w:spacing w:after="60" w:lineRule="auto"/>
+        <w:rPr/>
+      </w:pPr>
+      <w:r>
+        <w:rPr>
+          <w:i w:val="1"/>
+          <w:iCs w:val="1"/>
+          <w:color w:val="555555"/>
+          <w:sz w:val="19"/>
+          <w:szCs w:val="19"/>
+          <w:rtl w:val="0"/>
+        </w:rPr>
+        <w:t xml:space="preserve">Ongoing  |  Preview build: mia-store-remote.pages.dev</w:t>
       </w:r>
       <w:r>
         <w:rPr>
@@ -4920,147 +4984,197 @@
           <w:vertAlign w:val="baseline"/>
           <w:rtl w:val="0"/>
         </w:rPr>
-        <w:t xml:space="preserve">Integrated </w:t>
-      </w:r>
-      <w:r>
-        <w:rPr>
-          <w:rFonts w:ascii="Times New Roman" w:cs="Times New Roman" w:eastAsia="Times New Roman" w:hAnsi="Times New Roman"/>
-          <w:b w:val="1"/>
-          <w:bCs w:val="1"/>
-          <w:i w:val="0"/>
-          <w:iCs w:val="0"/>
-          <w:smallCaps w:val="0"/>
-          <w:strike w:val="0"/>
-          <w:color w:val="333333"/>
-          <w:sz w:val="20"/>
-          <w:szCs w:val="20"/>
-          <w:u w:val="none"/>
-          <w:shd w:fill="auto" w:val="clear"/>
-          <w:vertAlign w:val="baseline"/>
-          <w:rtl w:val="0"/>
-        </w:rPr>
-        <w:t xml:space="preserve">Stripe</w:t>
-      </w:r>
-      <w:r>
-        <w:rPr>
-          <w:rFonts w:ascii="Times New Roman" w:cs="Times New Roman" w:eastAsia="Times New Roman" w:hAnsi="Times New Roman"/>
-          <w:b w:val="0"/>
-          <w:bCs w:val="0"/>
-          <w:i w:val="0"/>
-          <w:iCs w:val="0"/>
-          <w:smallCaps w:val="0"/>
-          <w:strike w:val="0"/>
-          <w:color w:val="333333"/>
-          <w:sz w:val="20"/>
-          <w:szCs w:val="20"/>
-          <w:u w:val="none"/>
-          <w:shd w:fill="auto" w:val="clear"/>
-          <w:vertAlign w:val="baseline"/>
-          <w:rtl w:val="0"/>
-        </w:rPr>
-        <w:t xml:space="preserve"> checkout on the storefronts and the test-kit platform, SNS login on the storefronts and the Q&amp;A platform, and Redis caching the catalog reads.</w:t>
-      </w:r>
-      <w:r>
-        <w:rPr>
-          <w:rtl w:val="0"/>
-        </w:rPr>
-      </w:r>
-    </w:p>
-    <w:p>
-      <w:pPr>
-        <w:spacing w:after="40" w:lineRule="auto"/>
-        <w:rPr/>
-      </w:pPr>
-      <w:r>
-        <w:rPr>
-          <w:b w:val="1"/>
-          <w:bCs w:val="1"/>
-          <w:color w:val="333333"/>
-          <w:sz w:val="20"/>
-          <w:szCs w:val="20"/>
-          <w:rtl w:val="0"/>
-        </w:rPr>
-        <w:t xml:space="preserve">Tech Stack:</w:t>
-      </w:r>
-      <w:r>
-        <w:rPr>
-          <w:color w:val="333333"/>
-          <w:sz w:val="20"/>
-          <w:szCs w:val="20"/>
-          <w:rtl w:val="0"/>
-        </w:rPr>
-        <w:t xml:space="preserve"> Laravel (RESTful API &amp; MVC), MySQL, Stripe API, Redis, Docker, Nginx, S3, JavaScript, Bootstrap, Pusher, Swagger</w:t>
-      </w:r>
-      <w:r>
-        <w:rPr>
-          <w:rtl w:val="0"/>
-        </w:rPr>
-      </w:r>
-    </w:p>
-    <w:p>
-      <w:pPr>
-        <w:keepNext w:val="1"/>
-        <w:pBdr>
-          <w:bottom w:color="1f3864" w:space="2" w:sz="6" w:val="single"/>
-        </w:pBdr>
-        <w:spacing w:after="80" w:before="190" w:lineRule="auto"/>
-        <w:rPr/>
-      </w:pPr>
-      <w:r>
-        <w:rPr>
-          <w:b w:val="1"/>
-          <w:bCs w:val="1"/>
-          <w:color w:val="1f3864"/>
-          <w:sz w:val="22"/>
-          <w:szCs w:val="22"/>
-          <w:rtl w:val="0"/>
-        </w:rPr>
-        <w:t xml:space="preserve">PERSONAL PROJECTS</w:t>
-      </w:r>
-      <w:r>
-        <w:rPr>
-          <w:rtl w:val="0"/>
-        </w:rPr>
-      </w:r>
-    </w:p>
-    <w:p>
-      <w:pPr>
-        <w:keepNext w:val="1"/>
-        <w:spacing w:after="30" w:before="115" w:lineRule="auto"/>
-        <w:rPr/>
-      </w:pPr>
-      <w:r>
-        <w:rPr>
-          <w:b w:val="1"/>
-          <w:bCs w:val="1"/>
-          <w:color w:val="1f3864"/>
-          <w:sz w:val="21"/>
-          <w:szCs w:val="21"/>
-          <w:rtl w:val="0"/>
-        </w:rPr>
-        <w:t xml:space="preserve">MIA-POS — Self-funded Side Project (in testing)</w:t>
-      </w:r>
-      <w:r>
-        <w:rPr>
-          <w:rtl w:val="0"/>
-        </w:rPr>
-      </w:r>
-    </w:p>
-    <w:p>
-      <w:pPr>
-        <w:spacing w:after="60" w:lineRule="auto"/>
-        <w:rPr/>
-      </w:pPr>
-      <w:r>
-        <w:rPr>
-          <w:i w:val="1"/>
-          <w:iCs w:val="1"/>
-          <w:color w:val="555555"/>
-          <w:sz w:val="19"/>
-          <w:szCs w:val="19"/>
-          <w:rtl w:val="0"/>
-        </w:rPr>
-        <w:t xml:space="preserve">Ongoing  |  Preview build: mia-store-remote.pages.dev</w:t>
+        <w:t xml:space="preserve">Self-directed and self-funded POS / online-store platform, structured into domain-oriented services behind a </w:t>
+      </w:r>
+      <w:r>
+        <w:rPr>
+          <w:rFonts w:ascii="Times New Roman" w:cs="Times New Roman" w:eastAsia="Times New Roman" w:hAnsi="Times New Roman"/>
+          <w:b w:val="1"/>
+          <w:bCs w:val="1"/>
+          <w:i w:val="0"/>
+          <w:iCs w:val="0"/>
+          <w:smallCaps w:val="0"/>
+          <w:strike w:val="0"/>
+          <w:color w:val="333333"/>
+          <w:sz w:val="20"/>
+          <w:szCs w:val="20"/>
+          <w:u w:val="none"/>
+          <w:shd w:fill="auto" w:val="clear"/>
+          <w:vertAlign w:val="baseline"/>
+          <w:rtl w:val="0"/>
+        </w:rPr>
+        <w:t xml:space="preserve">Caddy gateway</w:t>
+      </w:r>
+      <w:r>
+        <w:rPr>
+          <w:rFonts w:ascii="Times New Roman" w:cs="Times New Roman" w:eastAsia="Times New Roman" w:hAnsi="Times New Roman"/>
+          <w:b w:val="0"/>
+          <w:bCs w:val="0"/>
+          <w:i w:val="0"/>
+          <w:iCs w:val="0"/>
+          <w:smallCaps w:val="0"/>
+          <w:strike w:val="0"/>
+          <w:color w:val="333333"/>
+          <w:sz w:val="20"/>
+          <w:szCs w:val="20"/>
+          <w:u w:val="none"/>
+          <w:shd w:fill="auto" w:val="clear"/>
+          <w:vertAlign w:val="baseline"/>
+          <w:rtl w:val="0"/>
+        </w:rPr>
+        <w:t xml:space="preserve"> and split by language: </w:t>
+      </w:r>
+      <w:r>
+        <w:rPr>
+          <w:rFonts w:ascii="Times New Roman" w:cs="Times New Roman" w:eastAsia="Times New Roman" w:hAnsi="Times New Roman"/>
+          <w:b w:val="1"/>
+          <w:bCs w:val="1"/>
+          <w:i w:val="0"/>
+          <w:iCs w:val="0"/>
+          <w:smallCaps w:val="0"/>
+          <w:strike w:val="0"/>
+          <w:color w:val="333333"/>
+          <w:sz w:val="20"/>
+          <w:szCs w:val="20"/>
+          <w:u w:val="none"/>
+          <w:shd w:fill="auto" w:val="clear"/>
+          <w:vertAlign w:val="baseline"/>
+          <w:rtl w:val="0"/>
+        </w:rPr>
+        <w:t xml:space="preserve">Laravel</w:t>
+      </w:r>
+      <w:r>
+        <w:rPr>
+          <w:rFonts w:ascii="Times New Roman" w:cs="Times New Roman" w:eastAsia="Times New Roman" w:hAnsi="Times New Roman"/>
+          <w:b w:val="0"/>
+          <w:bCs w:val="0"/>
+          <w:i w:val="0"/>
+          <w:iCs w:val="0"/>
+          <w:smallCaps w:val="0"/>
+          <w:strike w:val="0"/>
+          <w:color w:val="333333"/>
+          <w:sz w:val="20"/>
+          <w:szCs w:val="20"/>
+          <w:u w:val="none"/>
+          <w:shd w:fill="auto" w:val="clear"/>
+          <w:vertAlign w:val="baseline"/>
+          <w:rtl w:val="0"/>
+        </w:rPr>
+        <w:t xml:space="preserve"> for auth, admin and payments; </w:t>
+      </w:r>
+      <w:r>
+        <w:rPr>
+          <w:rFonts w:ascii="Times New Roman" w:cs="Times New Roman" w:eastAsia="Times New Roman" w:hAnsi="Times New Roman"/>
+          <w:b w:val="1"/>
+          <w:bCs w:val="1"/>
+          <w:i w:val="0"/>
+          <w:iCs w:val="0"/>
+          <w:smallCaps w:val="0"/>
+          <w:strike w:val="0"/>
+          <w:color w:val="333333"/>
+          <w:sz w:val="20"/>
+          <w:szCs w:val="20"/>
+          <w:u w:val="none"/>
+          <w:shd w:fill="auto" w:val="clear"/>
+          <w:vertAlign w:val="baseline"/>
+          <w:rtl w:val="0"/>
+        </w:rPr>
+        <w:t xml:space="preserve">Go</w:t>
+      </w:r>
+      <w:r>
+        <w:rPr>
+          <w:rFonts w:ascii="Times New Roman" w:cs="Times New Roman" w:eastAsia="Times New Roman" w:hAnsi="Times New Roman"/>
+          <w:b w:val="0"/>
+          <w:bCs w:val="0"/>
+          <w:i w:val="0"/>
+          <w:iCs w:val="0"/>
+          <w:smallCaps w:val="0"/>
+          <w:strike w:val="0"/>
+          <w:color w:val="333333"/>
+          <w:sz w:val="20"/>
+          <w:szCs w:val="20"/>
+          <w:u w:val="none"/>
+          <w:shd w:fill="auto" w:val="clear"/>
+          <w:vertAlign w:val="baseline"/>
+          <w:rtl w:val="0"/>
+        </w:rPr>
+        <w:t xml:space="preserve"> for stores, inventory and the log worker; </w:t>
+      </w:r>
+      <w:r>
+        <w:rPr>
+          <w:rFonts w:ascii="Times New Roman" w:cs="Times New Roman" w:eastAsia="Times New Roman" w:hAnsi="Times New Roman"/>
+          <w:b w:val="1"/>
+          <w:bCs w:val="1"/>
+          <w:i w:val="0"/>
+          <w:iCs w:val="0"/>
+          <w:smallCaps w:val="0"/>
+          <w:strike w:val="0"/>
+          <w:color w:val="333333"/>
+          <w:sz w:val="20"/>
+          <w:szCs w:val="20"/>
+          <w:u w:val="none"/>
+          <w:shd w:fill="auto" w:val="clear"/>
+          <w:vertAlign w:val="baseline"/>
+          <w:rtl w:val="0"/>
+        </w:rPr>
+        <w:t xml:space="preserve">Python</w:t>
+      </w:r>
+      <w:r>
+        <w:rPr>
+          <w:rFonts w:ascii="Times New Roman" w:cs="Times New Roman" w:eastAsia="Times New Roman" w:hAnsi="Times New Roman"/>
+          <w:b w:val="0"/>
+          <w:bCs w:val="0"/>
+          <w:i w:val="0"/>
+          <w:iCs w:val="0"/>
+          <w:smallCaps w:val="0"/>
+          <w:strike w:val="0"/>
+          <w:color w:val="333333"/>
+          <w:sz w:val="20"/>
+          <w:szCs w:val="20"/>
+          <w:u w:val="none"/>
+          <w:shd w:fill="auto" w:val="clear"/>
+          <w:vertAlign w:val="baseline"/>
+          <w:rtl w:val="0"/>
+        </w:rPr>
+        <w:t xml:space="preserve"> for the AI features; three </w:t>
+      </w:r>
+      <w:r>
+        <w:rPr>
+          <w:rFonts w:ascii="Times New Roman" w:cs="Times New Roman" w:eastAsia="Times New Roman" w:hAnsi="Times New Roman"/>
+          <w:b w:val="1"/>
+          <w:bCs w:val="1"/>
+          <w:i w:val="0"/>
+          <w:iCs w:val="0"/>
+          <w:smallCaps w:val="0"/>
+          <w:strike w:val="0"/>
+          <w:color w:val="333333"/>
+          <w:sz w:val="20"/>
+          <w:szCs w:val="20"/>
+          <w:u w:val="none"/>
+          <w:shd w:fill="auto" w:val="clear"/>
+          <w:vertAlign w:val="baseline"/>
+          <w:rtl w:val="0"/>
+        </w:rPr>
+        <w:t xml:space="preserve">Vue 3 apps built with TypeScript</w:t>
+      </w:r>
+      <w:r>
+        <w:rPr>
+          <w:rFonts w:ascii="Times New Roman" w:cs="Times New Roman" w:eastAsia="Times New Roman" w:hAnsi="Times New Roman"/>
+          <w:b w:val="0"/>
+          <w:bCs w:val="0"/>
+          <w:i w:val="0"/>
+          <w:iCs w:val="0"/>
+          <w:smallCaps w:val="0"/>
+          <w:strike w:val="0"/>
+          <w:color w:val="333333"/>
+          <w:sz w:val="20"/>
+          <w:szCs w:val="20"/>
+          <w:u w:val="none"/>
+          <w:shd w:fill="auto" w:val="clear"/>
+          <w:vertAlign w:val="baseline"/>
+          <w:rtl w:val="0"/>
+        </w:rPr>
+        <w:t xml:space="preserve"> in a Bun workspace.</w:t>
       </w:r>
       <w:r>
         <w:rPr>
@@ -5108,244 +5222,6 @@
           <w:vertAlign w:val="baseline"/>
           <w:rtl w:val="0"/>
         </w:rPr>
-        <w:t xml:space="preserve">Self-directed and self-funded POS / online-store platform, structured into domain-oriented services behind a </w:t>
-      </w:r>
-      <w:r>
-        <w:rPr>
-          <w:rFonts w:ascii="Times New Roman" w:cs="Times New Roman" w:eastAsia="Times New Roman" w:hAnsi="Times New Roman"/>
-          <w:b w:val="1"/>
-          <w:bCs w:val="1"/>
-          <w:i w:val="0"/>
-          <w:iCs w:val="0"/>
-          <w:smallCaps w:val="0"/>
-          <w:strike w:val="0"/>
-          <w:color w:val="333333"/>
-          <w:sz w:val="20"/>
-          <w:szCs w:val="20"/>
-          <w:u w:val="none"/>
-          <w:shd w:fill="auto" w:val="clear"/>
-          <w:vertAlign w:val="baseline"/>
-          <w:rtl w:val="0"/>
-        </w:rPr>
-        <w:t xml:space="preserve">Caddy gateway</w:t>
-      </w:r>
-      <w:r>
-        <w:rPr>
-          <w:rFonts w:ascii="Times New Roman" w:cs="Times New Roman" w:eastAsia="Times New Roman" w:hAnsi="Times New Roman"/>
-          <w:b w:val="0"/>
-          <w:bCs w:val="0"/>
-          <w:i w:val="0"/>
-          <w:iCs w:val="0"/>
-          <w:smallCaps w:val="0"/>
-          <w:strike w:val="0"/>
-          <w:color w:val="333333"/>
-          <w:sz w:val="20"/>
-          <w:szCs w:val="20"/>
-          <w:u w:val="none"/>
-          <w:shd w:fill="auto" w:val="clear"/>
-          <w:vertAlign w:val="baseline"/>
-          <w:rtl w:val="0"/>
-        </w:rPr>
-        <w:t xml:space="preserve"> and split by language: </w:t>
-      </w:r>
-      <w:r>
-        <w:rPr>
-          <w:rFonts w:ascii="Times New Roman" w:cs="Times New Roman" w:eastAsia="Times New Roman" w:hAnsi="Times New Roman"/>
-          <w:b w:val="1"/>
-          <w:bCs w:val="1"/>
-          <w:i w:val="0"/>
-          <w:iCs w:val="0"/>
-          <w:smallCaps w:val="0"/>
-          <w:strike w:val="0"/>
-          <w:color w:val="333333"/>
-          <w:sz w:val="20"/>
-          <w:szCs w:val="20"/>
-          <w:u w:val="none"/>
-          <w:shd w:fill="auto" w:val="clear"/>
-          <w:vertAlign w:val="baseline"/>
-          <w:rtl w:val="0"/>
-        </w:rPr>
-        <w:t xml:space="preserve">Laravel</w:t>
-      </w:r>
-      <w:r>
-        <w:rPr>
-          <w:rFonts w:ascii="Times New Roman" w:cs="Times New Roman" w:eastAsia="Times New Roman" w:hAnsi="Times New Roman"/>
-          <w:b w:val="0"/>
-          <w:bCs w:val="0"/>
-          <w:i w:val="0"/>
-          <w:iCs w:val="0"/>
-          <w:smallCaps w:val="0"/>
-          <w:strike w:val="0"/>
-          <w:color w:val="333333"/>
-          <w:sz w:val="20"/>
-          <w:szCs w:val="20"/>
-          <w:u w:val="none"/>
-          <w:shd w:fill="auto" w:val="clear"/>
-          <w:vertAlign w:val="baseline"/>
-          <w:rtl w:val="0"/>
-        </w:rPr>
-        <w:t xml:space="preserve"> for auth, admin and payments; </w:t>
-      </w:r>
-      <w:r>
-        <w:rPr>
-          <w:rFonts w:ascii="Times New Roman" w:cs="Times New Roman" w:eastAsia="Times New Roman" w:hAnsi="Times New Roman"/>
-          <w:b w:val="1"/>
-          <w:bCs w:val="1"/>
-          <w:i w:val="0"/>
-          <w:iCs w:val="0"/>
-          <w:smallCaps w:val="0"/>
-          <w:strike w:val="0"/>
-          <w:color w:val="333333"/>
-          <w:sz w:val="20"/>
-          <w:szCs w:val="20"/>
-          <w:u w:val="none"/>
-          <w:shd w:fill="auto" w:val="clear"/>
-          <w:vertAlign w:val="baseline"/>
-          <w:rtl w:val="0"/>
-        </w:rPr>
-        <w:t xml:space="preserve">Go</w:t>
-      </w:r>
-      <w:r>
-        <w:rPr>
-          <w:rFonts w:ascii="Times New Roman" w:cs="Times New Roman" w:eastAsia="Times New Roman" w:hAnsi="Times New Roman"/>
-          <w:b w:val="0"/>
-          <w:bCs w:val="0"/>
-          <w:i w:val="0"/>
-          <w:iCs w:val="0"/>
-          <w:smallCaps w:val="0"/>
-          <w:strike w:val="0"/>
-          <w:color w:val="333333"/>
-          <w:sz w:val="20"/>
-          <w:szCs w:val="20"/>
-          <w:u w:val="none"/>
-          <w:shd w:fill="auto" w:val="clear"/>
-          <w:vertAlign w:val="baseline"/>
-          <w:rtl w:val="0"/>
-        </w:rPr>
-        <w:t xml:space="preserve"> for stores, inventory and the log worker; </w:t>
-      </w:r>
-      <w:r>
-        <w:rPr>
-          <w:rFonts w:ascii="Times New Roman" w:cs="Times New Roman" w:eastAsia="Times New Roman" w:hAnsi="Times New Roman"/>
-          <w:b w:val="1"/>
-          <w:bCs w:val="1"/>
-          <w:i w:val="0"/>
-          <w:iCs w:val="0"/>
-          <w:smallCaps w:val="0"/>
-          <w:strike w:val="0"/>
-          <w:color w:val="333333"/>
-          <w:sz w:val="20"/>
-          <w:szCs w:val="20"/>
-          <w:u w:val="none"/>
-          <w:shd w:fill="auto" w:val="clear"/>
-          <w:vertAlign w:val="baseline"/>
-          <w:rtl w:val="0"/>
-        </w:rPr>
-        <w:t xml:space="preserve">Python</w:t>
-      </w:r>
-      <w:r>
-        <w:rPr>
-          <w:rFonts w:ascii="Times New Roman" w:cs="Times New Roman" w:eastAsia="Times New Roman" w:hAnsi="Times New Roman"/>
-          <w:b w:val="0"/>
-          <w:bCs w:val="0"/>
-          <w:i w:val="0"/>
-          <w:iCs w:val="0"/>
-          <w:smallCaps w:val="0"/>
-          <w:strike w:val="0"/>
-          <w:color w:val="333333"/>
-          <w:sz w:val="20"/>
-          <w:szCs w:val="20"/>
-          <w:u w:val="none"/>
-          <w:shd w:fill="auto" w:val="clear"/>
-          <w:vertAlign w:val="baseline"/>
-          <w:rtl w:val="0"/>
-        </w:rPr>
-        <w:t xml:space="preserve"> for the AI features; three </w:t>
-      </w:r>
-      <w:r>
-        <w:rPr>
-          <w:rFonts w:ascii="Times New Roman" w:cs="Times New Roman" w:eastAsia="Times New Roman" w:hAnsi="Times New Roman"/>
-          <w:b w:val="1"/>
-          <w:bCs w:val="1"/>
-          <w:i w:val="0"/>
-          <w:iCs w:val="0"/>
-          <w:smallCaps w:val="0"/>
-          <w:strike w:val="0"/>
-          <w:color w:val="333333"/>
-          <w:sz w:val="20"/>
-          <w:szCs w:val="20"/>
-          <w:u w:val="none"/>
-          <w:shd w:fill="auto" w:val="clear"/>
-          <w:vertAlign w:val="baseline"/>
-          <w:rtl w:val="0"/>
-        </w:rPr>
-        <w:t xml:space="preserve">Vue 3 TypeScript</w:t>
-      </w:r>
-      <w:r>
-        <w:rPr>
-          <w:rFonts w:ascii="Times New Roman" w:cs="Times New Roman" w:eastAsia="Times New Roman" w:hAnsi="Times New Roman"/>
-          <w:b w:val="0"/>
-          <w:bCs w:val="0"/>
-          <w:i w:val="0"/>
-          <w:iCs w:val="0"/>
-          <w:smallCaps w:val="0"/>
-          <w:strike w:val="0"/>
-          <w:color w:val="333333"/>
-          <w:sz w:val="20"/>
-          <w:szCs w:val="20"/>
-          <w:u w:val="none"/>
-          <w:shd w:fill="auto" w:val="clear"/>
-          <w:vertAlign w:val="baseline"/>
-          <w:rtl w:val="0"/>
-        </w:rPr>
-        <w:t xml:space="preserve"> apps on a Bun workspace.</w:t>
-      </w:r>
-      <w:r>
-        <w:rPr>
-          <w:rtl w:val="0"/>
-        </w:rPr>
-      </w:r>
-    </w:p>
-    <w:p>
-      <w:pPr>
-        <w:keepNext w:val="0"/>
-        <w:keepLines w:val="0"/>
-        <w:pageBreakBefore w:val="0"/>
-        <w:widowControl w:val="1"/>
-        <w:numPr>
-          <w:ilvl w:val="0"/>
-          <w:numId w:val="1"/>
-        </w:numPr>
-        <w:pBdr>
-          <w:top w:space="0" w:sz="0" w:val="nil"/>
-          <w:left w:space="0" w:sz="0" w:val="nil"/>
-          <w:bottom w:space="0" w:sz="0" w:val="nil"/>
-          <w:right w:space="0" w:sz="0" w:val="nil"/>
-          <w:between w:space="0" w:sz="0" w:val="nil"/>
-        </w:pBdr>
-        <w:shd w:fill="auto" w:val="clear"/>
-        <w:spacing w:after="40" w:before="0" w:line="240" w:lineRule="auto"/>
-        <w:ind w:left="720" w:right="0" w:hanging="360"/>
-        <w:jc w:val="left"/>
-        <w:rPr/>
-      </w:pPr>
-      <w:r>
-        <w:rPr>
-          <w:rFonts w:ascii="Times New Roman" w:cs="Times New Roman" w:eastAsia="Times New Roman" w:hAnsi="Times New Roman"/>
-          <w:b w:val="0"/>
-          <w:bCs w:val="0"/>
-          <w:i w:val="0"/>
-          <w:iCs w:val="0"/>
-          <w:smallCaps w:val="0"/>
-          <w:strike w:val="0"/>
-          <w:color w:val="333333"/>
-          <w:sz w:val="20"/>
-          <w:szCs w:val="20"/>
-          <w:u w:val="none"/>
-          <w:shd w:fill="auto" w:val="clear"/>
-          <w:vertAlign w:val="baseline"/>
-          <w:rtl w:val="0"/>
-        </w:rPr>
         <w:t xml:space="preserve">The services still share one database — a modular monolith, a deliberate trade-off at this stage. </w:t>
       </w:r>
       <w:r>
@@ -5415,7 +5291,7 @@
           <w:szCs w:val="20"/>
           <w:rtl w:val="0"/>
         </w:rPr>
-        <w:t xml:space="preserve"> Laravel, Gin, Python with FastAPI, Vue 3 + TypeScript, Tailwind, Bun, Caddy, Cloudflare Pages, GitHub Actions, </w:t>
+        <w:t xml:space="preserve"> Laravel, Gin, FastAPI, PostgreSQL, Vue 3, TypeScript, Tailwind, Bun, Caddy, Cloudflare Pages, GitHub Actions, </w:t>
       </w:r>
       <w:r>
         <w:rPr>

--- a/cv-source/CV_Nguyen_Thanh_Dat_Backend_Engineer.docx
+++ b/cv-source/CV_Nguyen_Thanh_Dat_Backend_Engineer.docx
@@ -271,7 +271,7 @@
         <w:pBdr>
           <w:bottom w:color="1f3864" w:space="2" w:sz="6" w:val="single"/>
         </w:pBdr>
-        <w:spacing w:after="80" w:before="190" w:lineRule="auto"/>
+        <w:spacing w:after="34" w:before="70" w:lineRule="auto"/>
         <w:rPr/>
       </w:pPr>
       <w:r>
@@ -309,7 +309,7 @@
           <w:between w:space="0" w:sz="0" w:val="nil"/>
         </w:pBdr>
         <w:shd w:fill="auto" w:val="clear"/>
-        <w:spacing w:after="40" w:before="0" w:line="240" w:lineRule="auto"/>
+        <w:spacing w:after="4" w:before="0" w:line="234" w:lineRule="auto"/>
         <w:ind w:left="720" w:right="0" w:hanging="360"/>
         <w:jc w:val="left"/>
         <w:rPr/>
@@ -317,121 +317,135 @@
       <w:r>
         <w:rPr>
           <w:rFonts w:ascii="Times New Roman" w:cs="Times New Roman" w:eastAsia="Times New Roman" w:hAnsi="Times New Roman"/>
-          <w:b w:val="1"/>
-          <w:bCs w:val="1"/>
-          <w:i w:val="0"/>
-          <w:iCs w:val="0"/>
-          <w:smallCaps w:val="0"/>
-          <w:strike w:val="0"/>
-          <w:color w:val="333333"/>
-          <w:sz w:val="20"/>
-          <w:szCs w:val="20"/>
-          <w:u w:val="none"/>
-          <w:shd w:fill="auto" w:val="clear"/>
-          <w:vertAlign w:val="baseline"/>
-          <w:rtl w:val="0"/>
-        </w:rPr>
-        <w:t xml:space="preserve">Nearly 5 years</w:t>
-      </w:r>
-      <w:r>
-        <w:rPr>
-          <w:rFonts w:ascii="Times New Roman" w:cs="Times New Roman" w:eastAsia="Times New Roman" w:hAnsi="Times New Roman"/>
-          <w:b w:val="0"/>
-          <w:bCs w:val="0"/>
-          <w:i w:val="0"/>
-          <w:iCs w:val="0"/>
-          <w:smallCaps w:val="0"/>
-          <w:strike w:val="0"/>
-          <w:color w:val="333333"/>
-          <w:sz w:val="20"/>
-          <w:szCs w:val="20"/>
-          <w:u w:val="none"/>
-          <w:shd w:fill="auto" w:val="clear"/>
-          <w:vertAlign w:val="baseline"/>
-          <w:rtl w:val="0"/>
-        </w:rPr>
-        <w:t xml:space="preserve"> of backend engineering across ERP, MES, healthcare, e-commerce and booking systems, mostly for Japanese clients — </w:t>
-      </w:r>
-      <w:r>
-        <w:rPr>
-          <w:rFonts w:ascii="Times New Roman" w:cs="Times New Roman" w:eastAsia="Times New Roman" w:hAnsi="Times New Roman"/>
-          <w:b w:val="1"/>
-          <w:bCs w:val="1"/>
-          <w:i w:val="0"/>
-          <w:iCs w:val="0"/>
-          <w:smallCaps w:val="0"/>
-          <w:strike w:val="0"/>
-          <w:color w:val="333333"/>
-          <w:sz w:val="20"/>
-          <w:szCs w:val="20"/>
-          <w:u w:val="none"/>
-          <w:shd w:fill="auto" w:val="clear"/>
-          <w:vertAlign w:val="baseline"/>
-          <w:rtl w:val="0"/>
-        </w:rPr>
-        <w:t xml:space="preserve">PHP/Laravel throughout</w:t>
-      </w:r>
-      <w:r>
-        <w:rPr>
-          <w:rFonts w:ascii="Times New Roman" w:cs="Times New Roman" w:eastAsia="Times New Roman" w:hAnsi="Times New Roman"/>
-          <w:b w:val="0"/>
-          <w:bCs w:val="0"/>
-          <w:i w:val="0"/>
-          <w:iCs w:val="0"/>
-          <w:smallCaps w:val="0"/>
-          <w:strike w:val="0"/>
-          <w:color w:val="333333"/>
-          <w:sz w:val="20"/>
-          <w:szCs w:val="20"/>
-          <w:u w:val="none"/>
-          <w:shd w:fill="auto" w:val="clear"/>
-          <w:vertAlign w:val="baseline"/>
-          <w:rtl w:val="0"/>
-        </w:rPr>
-        <w:t xml:space="preserve">, and for the past year </w:t>
-      </w:r>
-      <w:r>
-        <w:rPr>
-          <w:rFonts w:ascii="Times New Roman" w:cs="Times New Roman" w:eastAsia="Times New Roman" w:hAnsi="Times New Roman"/>
-          <w:b w:val="1"/>
-          <w:bCs w:val="1"/>
-          <w:i w:val="0"/>
-          <w:iCs w:val="0"/>
-          <w:smallCaps w:val="0"/>
-          <w:strike w:val="0"/>
-          <w:color w:val="333333"/>
-          <w:sz w:val="20"/>
-          <w:szCs w:val="20"/>
-          <w:u w:val="none"/>
-          <w:shd w:fill="auto" w:val="clear"/>
-          <w:vertAlign w:val="baseline"/>
-          <w:rtl w:val="0"/>
-        </w:rPr>
-        <w:t xml:space="preserve">sole owner of a NestJS/TypeScript ERP service end to end</w:t>
-      </w:r>
-      <w:r>
-        <w:rPr>
-          <w:rFonts w:ascii="Times New Roman" w:cs="Times New Roman" w:eastAsia="Times New Roman" w:hAnsi="Times New Roman"/>
-          <w:b w:val="0"/>
-          <w:bCs w:val="0"/>
-          <w:i w:val="0"/>
-          <w:iCs w:val="0"/>
-          <w:smallCaps w:val="0"/>
-          <w:strike w:val="0"/>
-          <w:color w:val="333333"/>
-          <w:sz w:val="20"/>
-          <w:szCs w:val="20"/>
-          <w:u w:val="none"/>
-          <w:shd w:fill="auto" w:val="clear"/>
-          <w:vertAlign w:val="baseline"/>
-          <w:rtl w:val="0"/>
-        </w:rPr>
-        <w:t xml:space="preserve">.</w:t>
-      </w:r>
-      <w:r>
-        <w:rPr>
-          <w:rtl w:val="0"/>
-        </w:rPr>
+          <w:b w:val="0"/>
+          <w:bCs w:val="0"/>
+          <w:i w:val="0"/>
+          <w:iCs w:val="0"/>
+          <w:smallCaps w:val="0"/>
+          <w:strike w:val="0"/>
+          <w:color w:val="333333"/>
+          <w:sz w:val="20"/>
+          <w:szCs w:val="20"/>
+          <w:u w:val="none"/>
+          <w:shd w:fill="auto" w:val="clear"/>
+          <w:vertAlign w:val="baseline"/>
+          <w:rtl w:val="0"/>
+        </w:rPr>
+        <w:t xml:space="preserve">Nearly 5 years of backend engineering across ERP, MES, healthcare, warehouse and e-commerce systems, mostly for Japanese clients — </w:t>
+      </w:r>
+      <w:r>
+        <w:rPr>
+          <w:rFonts w:ascii="Times New Roman" w:cs="Times New Roman" w:eastAsia="Times New Roman" w:hAnsi="Times New Roman"/>
+          <w:b w:val="1"/>
+          <w:bCs w:val="1"/>
+          <w:i w:val="0"/>
+          <w:iCs w:val="0"/>
+          <w:smallCaps w:val="0"/>
+          <w:strike w:val="0"/>
+          <w:color w:val="333333"/>
+          <w:sz w:val="20"/>
+          <w:szCs w:val="20"/>
+          <w:u w:val="none"/>
+          <w:shd w:fill="auto" w:val="clear"/>
+          <w:vertAlign w:val="baseline"/>
+          <w:rtl w:val="0"/>
+        </w:rPr>
+        <w:t xml:space="preserve">PHP/Laravel for four of them</w:t>
+      </w:r>
+      <w:r>
+        <w:rPr>
+          <w:rFonts w:ascii="Times New Roman" w:cs="Times New Roman" w:eastAsia="Times New Roman" w:hAnsi="Times New Roman"/>
+          <w:b w:val="0"/>
+          <w:bCs w:val="0"/>
+          <w:i w:val="0"/>
+          <w:iCs w:val="0"/>
+          <w:smallCaps w:val="0"/>
+          <w:strike w:val="0"/>
+          <w:color w:val="333333"/>
+          <w:sz w:val="20"/>
+          <w:szCs w:val="20"/>
+          <w:u w:val="none"/>
+          <w:shd w:fill="auto" w:val="clear"/>
+          <w:vertAlign w:val="baseline"/>
+          <w:rtl w:val="0"/>
+        </w:rPr>
+        <w:t xml:space="preserve">, including a </w:t>
+      </w:r>
+      <w:r>
+        <w:rPr>
+          <w:rFonts w:ascii="Times New Roman" w:cs="Times New Roman" w:eastAsia="Times New Roman" w:hAnsi="Times New Roman"/>
+          <w:b w:val="1"/>
+          <w:bCs w:val="1"/>
+          <w:i w:val="0"/>
+          <w:iCs w:val="0"/>
+          <w:smallCaps w:val="0"/>
+          <w:strike w:val="0"/>
+          <w:color w:val="333333"/>
+          <w:sz w:val="20"/>
+          <w:szCs w:val="20"/>
+          <w:u w:val="none"/>
+          <w:shd w:fill="auto" w:val="clear"/>
+          <w:vertAlign w:val="baseline"/>
+          <w:rtl w:val="0"/>
+        </w:rPr>
+        <w:t xml:space="preserve">Python/Django to Laravel re-platform</w:t>
+      </w:r>
+      <w:r>
+        <w:rPr>
+          <w:rFonts w:ascii="Times New Roman" w:cs="Times New Roman" w:eastAsia="Times New Roman" w:hAnsi="Times New Roman"/>
+          <w:b w:val="0"/>
+          <w:bCs w:val="0"/>
+          <w:i w:val="0"/>
+          <w:iCs w:val="0"/>
+          <w:smallCaps w:val="0"/>
+          <w:strike w:val="0"/>
+          <w:color w:val="333333"/>
+          <w:sz w:val="20"/>
+          <w:szCs w:val="20"/>
+          <w:u w:val="none"/>
+          <w:shd w:fill="auto" w:val="clear"/>
+          <w:vertAlign w:val="baseline"/>
+          <w:rtl w:val="0"/>
+        </w:rPr>
+        <w:t xml:space="preserve">, and for the past year sole owner of a </w:t>
+      </w:r>
+      <w:r>
+        <w:rPr>
+          <w:rFonts w:ascii="Times New Roman" w:cs="Times New Roman" w:eastAsia="Times New Roman" w:hAnsi="Times New Roman"/>
+          <w:b w:val="1"/>
+          <w:bCs w:val="1"/>
+          <w:i w:val="0"/>
+          <w:iCs w:val="0"/>
+          <w:smallCaps w:val="0"/>
+          <w:strike w:val="0"/>
+          <w:color w:val="333333"/>
+          <w:sz w:val="20"/>
+          <w:szCs w:val="20"/>
+          <w:u w:val="none"/>
+          <w:shd w:fill="auto" w:val="clear"/>
+          <w:vertAlign w:val="baseline"/>
+          <w:rtl w:val="0"/>
+        </w:rPr>
+        <w:t xml:space="preserve">NestJS/TypeScript</w:t>
+      </w:r>
+      <w:r>
+        <w:rPr>
+          <w:rFonts w:ascii="Times New Roman" w:cs="Times New Roman" w:eastAsia="Times New Roman" w:hAnsi="Times New Roman"/>
+          <w:b w:val="0"/>
+          <w:bCs w:val="0"/>
+          <w:i w:val="0"/>
+          <w:iCs w:val="0"/>
+          <w:smallCaps w:val="0"/>
+          <w:strike w:val="0"/>
+          <w:color w:val="333333"/>
+          <w:sz w:val="20"/>
+          <w:szCs w:val="20"/>
+          <w:u w:val="none"/>
+          <w:shd w:fill="auto" w:val="clear"/>
+          <w:vertAlign w:val="baseline"/>
+          <w:rtl w:val="0"/>
+        </w:rPr>
+        <w:t xml:space="preserve"> ERP service end to end.</w:t>
       </w:r>
     </w:p>
     <w:p>
@@ -452,7 +466,7 @@
           <w:between w:space="0" w:sz="0" w:val="nil"/>
         </w:pBdr>
         <w:shd w:fill="auto" w:val="clear"/>
-        <w:spacing w:after="40" w:before="0" w:line="240" w:lineRule="auto"/>
+        <w:spacing w:after="4" w:before="0" w:line="234" w:lineRule="auto"/>
         <w:ind w:left="720" w:right="0" w:hanging="360"/>
         <w:jc w:val="left"/>
         <w:rPr/>
@@ -557,7 +571,7 @@
           <w:between w:space="0" w:sz="0" w:val="nil"/>
         </w:pBdr>
         <w:shd w:fill="auto" w:val="clear"/>
-        <w:spacing w:after="40" w:before="0" w:line="240" w:lineRule="auto"/>
+        <w:spacing w:after="4" w:before="0" w:line="234" w:lineRule="auto"/>
         <w:ind w:left="720" w:right="0" w:hanging="360"/>
         <w:jc w:val="left"/>
         <w:rPr/>
@@ -624,7 +638,7 @@
           <w:between w:space="0" w:sz="0" w:val="nil"/>
         </w:pBdr>
         <w:shd w:fill="auto" w:val="clear"/>
-        <w:spacing w:after="40" w:before="0" w:line="240" w:lineRule="auto"/>
+        <w:spacing w:after="4" w:before="0" w:line="234" w:lineRule="auto"/>
         <w:ind w:left="720" w:right="0" w:hanging="360"/>
         <w:jc w:val="left"/>
         <w:rPr/>
@@ -646,26 +660,64 @@
           <w:vertAlign w:val="baseline"/>
           <w:rtl w:val="0"/>
         </w:rPr>
-        <w:t xml:space="preserve">Architecture and ownership:</w:t>
-      </w:r>
-      <w:r>
-        <w:rPr>
-          <w:rFonts w:ascii="Times New Roman" w:cs="Times New Roman" w:eastAsia="Times New Roman" w:hAnsi="Times New Roman"/>
-          <w:b w:val="0"/>
-          <w:bCs w:val="0"/>
-          <w:i w:val="0"/>
-          <w:iCs w:val="0"/>
-          <w:smallCaps w:val="0"/>
-          <w:strike w:val="0"/>
-          <w:color w:val="333333"/>
-          <w:sz w:val="20"/>
-          <w:szCs w:val="20"/>
-          <w:u w:val="none"/>
-          <w:shd w:fill="auto" w:val="clear"/>
-          <w:vertAlign w:val="baseline"/>
-          <w:rtl w:val="0"/>
-        </w:rPr>
-        <w:t xml:space="preserve"> set the architecture and technology stack from inception for a </w:t>
+        <w:t xml:space="preserve">Leading and owning:</w:t>
+      </w:r>
+      <w:r>
+        <w:rPr>
+          <w:rFonts w:ascii="Times New Roman" w:cs="Times New Roman" w:eastAsia="Times New Roman" w:hAnsi="Times New Roman"/>
+          <w:b w:val="0"/>
+          <w:bCs w:val="0"/>
+          <w:i w:val="0"/>
+          <w:iCs w:val="0"/>
+          <w:smallCaps w:val="0"/>
+          <w:strike w:val="0"/>
+          <w:color w:val="333333"/>
+          <w:sz w:val="20"/>
+          <w:szCs w:val="20"/>
+          <w:u w:val="none"/>
+          <w:shd w:fill="auto" w:val="clear"/>
+          <w:vertAlign w:val="baseline"/>
+          <w:rtl w:val="0"/>
+        </w:rPr>
+        <w:t xml:space="preserve"> as </w:t>
+      </w:r>
+      <w:r>
+        <w:rPr>
+          <w:rFonts w:ascii="Times New Roman" w:cs="Times New Roman" w:eastAsia="Times New Roman" w:hAnsi="Times New Roman"/>
+          <w:b w:val="1"/>
+          <w:bCs w:val="1"/>
+          <w:i w:val="0"/>
+          <w:iCs w:val="0"/>
+          <w:smallCaps w:val="0"/>
+          <w:strike w:val="0"/>
+          <w:color w:val="333333"/>
+          <w:sz w:val="20"/>
+          <w:szCs w:val="20"/>
+          <w:u w:val="none"/>
+          <w:shd w:fill="auto" w:val="clear"/>
+          <w:vertAlign w:val="baseline"/>
+          <w:rtl w:val="0"/>
+        </w:rPr>
+        <w:t xml:space="preserve">Team Leader</w:t>
+      </w:r>
+      <w:r>
+        <w:rPr>
+          <w:rFonts w:ascii="Times New Roman" w:cs="Times New Roman" w:eastAsia="Times New Roman" w:hAnsi="Times New Roman"/>
+          <w:b w:val="0"/>
+          <w:bCs w:val="0"/>
+          <w:i w:val="0"/>
+          <w:iCs w:val="0"/>
+          <w:smallCaps w:val="0"/>
+          <w:strike w:val="0"/>
+          <w:color w:val="333333"/>
+          <w:sz w:val="20"/>
+          <w:szCs w:val="20"/>
+          <w:u w:val="none"/>
+          <w:shd w:fill="auto" w:val="clear"/>
+          <w:vertAlign w:val="baseline"/>
+          <w:rtl w:val="0"/>
+        </w:rPr>
+        <w:t xml:space="preserve"> I set the architecture, database design and technology stack for a </w:t>
       </w:r>
       <w:r>
         <w:rPr>
@@ -703,12 +755,7 @@
           <w:vertAlign w:val="baseline"/>
           <w:rtl w:val="0"/>
         </w:rPr>
-        <w:t xml:space="preserve">, and today I am the sole developer responsible for one production ERP service, which aggregates the B2B and MES systems beside it.</w:t>
-      </w:r>
-      <w:r>
-        <w:rPr>
-          <w:rtl w:val="0"/>
-        </w:rPr>
+        <w:t xml:space="preserve"> from inception, and stepped into delivery management on a project that had lost three PMs in three months. Today I am the sole developer responsible for one production ERP service, which aggregates the B2B and MES systems beside it.</w:t>
       </w:r>
     </w:p>
     <w:p>
@@ -717,7 +764,7 @@
         <w:pBdr>
           <w:bottom w:color="1f3864" w:space="2" w:sz="6" w:val="single"/>
         </w:pBdr>
-        <w:spacing w:after="80" w:before="190" w:lineRule="auto"/>
+        <w:spacing w:after="34" w:before="70" w:lineRule="auto"/>
         <w:rPr/>
       </w:pPr>
       <w:r>
@@ -751,21 +798,18 @@
           <w:szCs w:val="20"/>
           <w:rtl w:val="0"/>
         </w:rPr>
-        <w:t xml:space="preserve">Languages &amp; Frameworks: </w:t>
-      </w:r>
-      <w:r>
-        <w:rPr>
-          <w:color w:val="333333"/>
-          <w:sz w:val="20"/>
-          <w:szCs w:val="20"/>
-          <w:rtl w:val="0"/>
-        </w:rPr>
-        <w:t xml:space="preserve">PHP/Laravel (5 yrs) · TypeScript / JavaScript (2 yrs) · NestJS (1 yr) · Vue 3 (2 yrs) · Lumen</w:t>
-      </w:r>
-      <w:r>
-        <w:rPr>
-          <w:rtl w:val="0"/>
-        </w:rPr>
+        <w:t xml:space="preserve">Languages &amp; Frameworks:</w:t>
+      </w:r>
+      <w:r>
+        <w:rPr>
+          <w:b w:val="0"/>
+          <w:bCs w:val="0"/>
+          <w:color w:val="333333"/>
+          <w:sz w:val="20"/>
+          <w:szCs w:val="20"/>
+          <w:rtl w:val="0"/>
+        </w:rPr>
+        <w:t xml:space="preserve"> PHP/Laravel (4 yrs) · TypeScript (2 yrs) · JavaScript (2 yrs) · NestJS (1 yr) · Vue 3 (2 yrs) · Tailwind · Lumen</w:t>
       </w:r>
     </w:p>
     <w:p>
@@ -813,21 +857,40 @@
           <w:szCs w:val="20"/>
           <w:rtl w:val="0"/>
         </w:rPr>
-        <w:t xml:space="preserve">Architecture &amp; Async: </w:t>
-      </w:r>
-      <w:r>
-        <w:rPr>
-          <w:color w:val="333333"/>
-          <w:sz w:val="20"/>
-          <w:szCs w:val="20"/>
-          <w:rtl w:val="0"/>
-        </w:rPr>
-        <w:t xml:space="preserve">Modular Architecture · RESTful API Design · Queue-Based / Async Processing (RabbitMQ, AWS SQS) · Scheduled Batch Jobs · Cross-System Data Sync · OAuth2 / JWT (Passport) · SSO (Keycloak)</w:t>
-      </w:r>
-      <w:r>
-        <w:rPr>
-          <w:rtl w:val="0"/>
-        </w:rPr>
+        <w:t xml:space="preserve">Architecture &amp; Async:</w:t>
+      </w:r>
+      <w:r>
+        <w:rPr>
+          <w:b w:val="0"/>
+          <w:bCs w:val="0"/>
+          <w:color w:val="333333"/>
+          <w:sz w:val="20"/>
+          <w:szCs w:val="20"/>
+          <w:rtl w:val="0"/>
+        </w:rPr>
+        <w:t xml:space="preserve"> Modular Architecture · RESTful API Design · </w:t>
+      </w:r>
+      <w:r>
+        <w:rPr>
+          <w:b w:val="1"/>
+          <w:bCs w:val="1"/>
+          <w:color w:val="333333"/>
+          <w:sz w:val="20"/>
+          <w:szCs w:val="20"/>
+          <w:rtl w:val="0"/>
+        </w:rPr>
+        <w:t xml:space="preserve">Legacy System Migration (Django → Laravel)</w:t>
+      </w:r>
+      <w:r>
+        <w:rPr>
+          <w:b w:val="0"/>
+          <w:bCs w:val="0"/>
+          <w:color w:val="333333"/>
+          <w:sz w:val="20"/>
+          <w:szCs w:val="20"/>
+          <w:rtl w:val="0"/>
+        </w:rPr>
+        <w:t xml:space="preserve"> · Queue-Based / Async Processing (RabbitMQ, AWS SQS) · Scheduled Batch Jobs · Cross-System Data Sync · OAuth2 / JWT (Passport) · SSO (Keycloak)</w:t>
       </w:r>
     </w:p>
     <w:p>
@@ -844,21 +907,84 @@
           <w:szCs w:val="20"/>
           <w:rtl w:val="0"/>
         </w:rPr>
-        <w:t xml:space="preserve">Infrastructure &amp; Deployment: </w:t>
-      </w:r>
-      <w:r>
-        <w:rPr>
-          <w:color w:val="333333"/>
-          <w:sz w:val="20"/>
-          <w:szCs w:val="20"/>
-          <w:rtl w:val="0"/>
-        </w:rPr>
-        <w:t xml:space="preserve">Docker · Nginx · Container Resource Isolation · Linux · AWS S3 · GitHub Actions (CI/CD) · Cloudflare Pages · Git · GitHub · GitLab · Jira · Redmine · Backlog · Trello</w:t>
-      </w:r>
-      <w:r>
-        <w:rPr>
-          <w:rtl w:val="0"/>
-        </w:rPr>
+        <w:t xml:space="preserve">Infrastructure &amp; Deployment:</w:t>
+      </w:r>
+      <w:r>
+        <w:rPr>
+          <w:b w:val="0"/>
+          <w:bCs w:val="0"/>
+          <w:color w:val="333333"/>
+          <w:sz w:val="20"/>
+          <w:szCs w:val="20"/>
+          <w:rtl w:val="0"/>
+        </w:rPr>
+        <w:t xml:space="preserve"> Docker · Nginx · Container Resource Isolation · Linux · AWS S3 · </w:t>
+      </w:r>
+      <w:r>
+        <w:rPr>
+          <w:b w:val="1"/>
+          <w:bCs w:val="1"/>
+          <w:color w:val="333333"/>
+          <w:sz w:val="20"/>
+          <w:szCs w:val="20"/>
+          <w:rtl w:val="0"/>
+        </w:rPr>
+        <w:t xml:space="preserve">SSL/TLS (Let’s Encrypt, certbot)</w:t>
+      </w:r>
+      <w:r>
+        <w:rPr>
+          <w:b w:val="0"/>
+          <w:bCs w:val="0"/>
+          <w:color w:val="333333"/>
+          <w:sz w:val="20"/>
+          <w:szCs w:val="20"/>
+          <w:rtl w:val="0"/>
+        </w:rPr>
+        <w:t xml:space="preserve"> · GitHub Actions (CI/CD) · Cloudflare Pages · </w:t>
+      </w:r>
+      <w:r>
+        <w:rPr>
+          <w:b w:val="1"/>
+          <w:bCs w:val="1"/>
+          <w:color w:val="333333"/>
+          <w:sz w:val="20"/>
+          <w:szCs w:val="20"/>
+          <w:rtl w:val="0"/>
+        </w:rPr>
+        <w:t xml:space="preserve">Staging Environment Setup</w:t>
+      </w:r>
+      <w:r>
+        <w:rPr>
+          <w:b w:val="0"/>
+          <w:bCs w:val="0"/>
+          <w:color w:val="333333"/>
+          <w:sz w:val="20"/>
+          <w:szCs w:val="20"/>
+          <w:rtl w:val="0"/>
+        </w:rPr>
+        <w:t xml:space="preserve"> · </w:t>
+      </w:r>
+      <w:r>
+        <w:rPr>
+          <w:b w:val="1"/>
+          <w:bCs w:val="1"/>
+          <w:color w:val="333333"/>
+          <w:sz w:val="20"/>
+          <w:szCs w:val="20"/>
+          <w:rtl w:val="0"/>
+        </w:rPr>
+        <w:t xml:space="preserve">System Monitoring &amp; Logging</w:t>
+      </w:r>
+      <w:r>
+        <w:rPr>
+          <w:b w:val="0"/>
+          <w:bCs w:val="0"/>
+          <w:color w:val="333333"/>
+          <w:sz w:val="20"/>
+          <w:szCs w:val="20"/>
+          <w:rtl w:val="0"/>
+        </w:rPr>
+        <w:t xml:space="preserve"> · Git · GitHub · GitLab</w:t>
       </w:r>
     </w:p>
     <w:p>
@@ -906,21 +1032,18 @@
           <w:szCs w:val="20"/>
           <w:rtl w:val="0"/>
         </w:rPr>
-        <w:t xml:space="preserve">Integrations: </w:t>
-      </w:r>
-      <w:r>
-        <w:rPr>
-          <w:color w:val="333333"/>
-          <w:sz w:val="20"/>
-          <w:szCs w:val="20"/>
-          <w:rtl w:val="0"/>
-        </w:rPr>
-        <w:t xml:space="preserve">Stripe API · OpenAI API · Firebase Cloud Messaging · Pusher · Laravel Reverb · Google Maps API · SNS Login · Fax API</w:t>
-      </w:r>
-      <w:r>
-        <w:rPr>
-          <w:rtl w:val="0"/>
-        </w:rPr>
+        <w:t xml:space="preserve">Integrations:</w:t>
+      </w:r>
+      <w:r>
+        <w:rPr>
+          <w:b w:val="0"/>
+          <w:bCs w:val="0"/>
+          <w:color w:val="333333"/>
+          <w:sz w:val="20"/>
+          <w:szCs w:val="20"/>
+          <w:rtl w:val="0"/>
+        </w:rPr>
+        <w:t xml:space="preserve"> Stripe API · OpenAI API · Firebase Cloud Messaging · Pusher · Laravel Reverb · Google Maps API · SNS Login · Fax API · PDF Generation &amp; Export</w:t>
       </w:r>
     </w:p>
     <w:p>
@@ -937,21 +1060,46 @@
           <w:szCs w:val="20"/>
           <w:rtl w:val="0"/>
         </w:rPr>
-        <w:t xml:space="preserve">Working knowledge (side project): </w:t>
-      </w:r>
-      <w:r>
-        <w:rPr>
-          <w:color w:val="333333"/>
-          <w:sz w:val="20"/>
-          <w:szCs w:val="20"/>
-          <w:rtl w:val="0"/>
-        </w:rPr>
-        <w:t xml:space="preserve">Gin · FastAPI · Caddy · Bun</w:t>
-      </w:r>
-      <w:r>
-        <w:rPr>
-          <w:rtl w:val="0"/>
-        </w:rPr>
+        <w:t xml:space="preserve">Leadership &amp; Process:</w:t>
+      </w:r>
+      <w:r>
+        <w:rPr>
+          <w:b w:val="0"/>
+          <w:bCs w:val="0"/>
+          <w:color w:val="333333"/>
+          <w:sz w:val="20"/>
+          <w:szCs w:val="20"/>
+          <w:rtl w:val="0"/>
+        </w:rPr>
+        <w:t xml:space="preserve"> Technical Leadership (5-person backend team) · System &amp; Database Design · Git Flow &amp; Release Management · Sprint Planning &amp; Scheduling · Code Review Process · AI-Assisted PR Review · Mentoring · Scrum · Jira · Redmine · Backlog · Trello</w:t>
+      </w:r>
+    </w:p>
+    <w:p>
+      <w:pPr>
+        <w:spacing w:after="40" w:lineRule="auto"/>
+        <w:rPr/>
+      </w:pPr>
+      <w:r>
+        <w:rPr>
+          <w:b w:val="1"/>
+          <w:bCs w:val="1"/>
+          <w:color w:val="333333"/>
+          <w:sz w:val="20"/>
+          <w:szCs w:val="20"/>
+          <w:rtl w:val="0"/>
+        </w:rPr>
+        <w:t xml:space="preserve">Working knowledge (side project):</w:t>
+      </w:r>
+      <w:r>
+        <w:rPr>
+          <w:b w:val="0"/>
+          <w:bCs w:val="0"/>
+          <w:color w:val="333333"/>
+          <w:sz w:val="20"/>
+          <w:szCs w:val="20"/>
+          <w:rtl w:val="0"/>
+        </w:rPr>
+        <w:t xml:space="preserve"> Go (Gin) · FastAPI · Bun</w:t>
       </w:r>
     </w:p>
     <w:p>
@@ -960,7 +1108,7 @@
         <w:pBdr>
           <w:bottom w:color="1f3864" w:space="2" w:sz="6" w:val="single"/>
         </w:pBdr>
-        <w:spacing w:after="80" w:before="190" w:lineRule="auto"/>
+        <w:spacing w:after="34" w:before="70" w:lineRule="auto"/>
         <w:rPr/>
       </w:pPr>
       <w:r>
@@ -983,7 +1131,7 @@
     <w:p>
       <w:pPr>
         <w:keepNext w:val="1"/>
-        <w:spacing w:after="40" w:before="185" w:lineRule="auto"/>
+        <w:spacing w:after="22" w:before="80" w:lineRule="auto"/>
         <w:rPr/>
       </w:pPr>
       <w:r>
@@ -995,7 +1143,7 @@
           <w:szCs w:val="22"/>
           <w:rtl w:val="0"/>
         </w:rPr>
-        <w:t xml:space="preserve">BEAR ACER COMPANY — Backend Developer</w:t>
+        <w:t xml:space="preserve">BEAR ACER COMPANY — Senior Backend Developer</w:t>
       </w:r>
       <w:r>
         <w:rPr>
@@ -1043,7 +1191,7 @@
           <w:between w:space="0" w:sz="0" w:val="nil"/>
         </w:pBdr>
         <w:shd w:fill="auto" w:val="clear"/>
-        <w:spacing w:after="40" w:before="0" w:line="240" w:lineRule="auto"/>
+        <w:spacing w:after="4" w:before="0" w:line="234" w:lineRule="auto"/>
         <w:ind w:left="720" w:right="0" w:hanging="360"/>
         <w:jc w:val="left"/>
         <w:rPr/>
@@ -1051,45 +1199,97 @@
       <w:r>
         <w:rPr>
           <w:rFonts w:ascii="Times New Roman" w:cs="Times New Roman" w:eastAsia="Times New Roman" w:hAnsi="Times New Roman"/>
-          <w:b w:val="1"/>
-          <w:bCs w:val="1"/>
-          <w:i w:val="0"/>
-          <w:iCs w:val="0"/>
-          <w:smallCaps w:val="0"/>
-          <w:strike w:val="0"/>
-          <w:color w:val="333333"/>
-          <w:sz w:val="20"/>
-          <w:szCs w:val="20"/>
-          <w:u w:val="none"/>
-          <w:shd w:fill="auto" w:val="clear"/>
-          <w:vertAlign w:val="baseline"/>
-          <w:rtl w:val="0"/>
-        </w:rPr>
-        <w:t xml:space="preserve">Sole developer on the ERP service</w:t>
-      </w:r>
-      <w:r>
-        <w:rPr>
-          <w:rFonts w:ascii="Times New Roman" w:cs="Times New Roman" w:eastAsia="Times New Roman" w:hAnsi="Times New Roman"/>
-          <w:b w:val="0"/>
-          <w:bCs w:val="0"/>
-          <w:i w:val="0"/>
-          <w:iCs w:val="0"/>
-          <w:smallCaps w:val="0"/>
-          <w:strike w:val="0"/>
-          <w:color w:val="333333"/>
-          <w:sz w:val="20"/>
-          <w:szCs w:val="20"/>
-          <w:u w:val="none"/>
-          <w:shd w:fill="auto" w:val="clear"/>
-          <w:vertAlign w:val="baseline"/>
-          <w:rtl w:val="0"/>
-        </w:rPr>
-        <w:t xml:space="preserve"> — NestJS with TypeORM on the server, Vue on the client. Inherited the codebase and now own it end to end: architecture, features, performance and releases. It aggregates the B2B and MES PHP systems for daily/monthly reporting, customer support and email handling.</w:t>
-      </w:r>
-      <w:r>
-        <w:rPr>
-          <w:rtl w:val="0"/>
-        </w:rPr>
+          <w:b w:val="0"/>
+          <w:bCs w:val="0"/>
+          <w:i w:val="0"/>
+          <w:iCs w:val="0"/>
+          <w:smallCaps w:val="0"/>
+          <w:strike w:val="0"/>
+          <w:color w:val="333333"/>
+          <w:sz w:val="20"/>
+          <w:szCs w:val="20"/>
+          <w:u w:val="none"/>
+          <w:shd w:fill="auto" w:val="clear"/>
+          <w:vertAlign w:val="baseline"/>
+          <w:rtl w:val="0"/>
+        </w:rPr>
+        <w:t xml:space="preserve">Sole developer on the ERP service — </w:t>
+      </w:r>
+      <w:r>
+        <w:rPr>
+          <w:rFonts w:ascii="Times New Roman" w:cs="Times New Roman" w:eastAsia="Times New Roman" w:hAnsi="Times New Roman"/>
+          <w:b w:val="1"/>
+          <w:bCs w:val="1"/>
+          <w:i w:val="0"/>
+          <w:iCs w:val="0"/>
+          <w:smallCaps w:val="0"/>
+          <w:strike w:val="0"/>
+          <w:color w:val="333333"/>
+          <w:sz w:val="20"/>
+          <w:szCs w:val="20"/>
+          <w:u w:val="none"/>
+          <w:shd w:fill="auto" w:val="clear"/>
+          <w:vertAlign w:val="baseline"/>
+          <w:rtl w:val="0"/>
+        </w:rPr>
+        <w:t xml:space="preserve">NestJS with TypeORM</w:t>
+      </w:r>
+      <w:r>
+        <w:rPr>
+          <w:rFonts w:ascii="Times New Roman" w:cs="Times New Roman" w:eastAsia="Times New Roman" w:hAnsi="Times New Roman"/>
+          <w:b w:val="0"/>
+          <w:bCs w:val="0"/>
+          <w:i w:val="0"/>
+          <w:iCs w:val="0"/>
+          <w:smallCaps w:val="0"/>
+          <w:strike w:val="0"/>
+          <w:color w:val="333333"/>
+          <w:sz w:val="20"/>
+          <w:szCs w:val="20"/>
+          <w:u w:val="none"/>
+          <w:shd w:fill="auto" w:val="clear"/>
+          <w:vertAlign w:val="baseline"/>
+          <w:rtl w:val="0"/>
+        </w:rPr>
+        <w:t xml:space="preserve"> on the server and </w:t>
+      </w:r>
+      <w:r>
+        <w:rPr>
+          <w:rFonts w:ascii="Times New Roman" w:cs="Times New Roman" w:eastAsia="Times New Roman" w:hAnsi="Times New Roman"/>
+          <w:b w:val="1"/>
+          <w:bCs w:val="1"/>
+          <w:i w:val="0"/>
+          <w:iCs w:val="0"/>
+          <w:smallCaps w:val="0"/>
+          <w:strike w:val="0"/>
+          <w:color w:val="333333"/>
+          <w:sz w:val="20"/>
+          <w:szCs w:val="20"/>
+          <w:u w:val="none"/>
+          <w:shd w:fill="auto" w:val="clear"/>
+          <w:vertAlign w:val="baseline"/>
+          <w:rtl w:val="0"/>
+        </w:rPr>
+        <w:t xml:space="preserve">Vue 3 with TypeScript</w:t>
+      </w:r>
+      <w:r>
+        <w:rPr>
+          <w:rFonts w:ascii="Times New Roman" w:cs="Times New Roman" w:eastAsia="Times New Roman" w:hAnsi="Times New Roman"/>
+          <w:b w:val="0"/>
+          <w:bCs w:val="0"/>
+          <w:i w:val="0"/>
+          <w:iCs w:val="0"/>
+          <w:smallCaps w:val="0"/>
+          <w:strike w:val="0"/>
+          <w:color w:val="333333"/>
+          <w:sz w:val="20"/>
+          <w:szCs w:val="20"/>
+          <w:u w:val="none"/>
+          <w:shd w:fill="auto" w:val="clear"/>
+          <w:vertAlign w:val="baseline"/>
+          <w:rtl w:val="0"/>
+        </w:rPr>
+        <w:t xml:space="preserve"> on the client, both mine. Inherited it and now own it end to end: architecture, features, frontend, performance and releases. It aggregates the B2B and MES PHP systems for daily/monthly reporting, support and email.</w:t>
       </w:r>
     </w:p>
     <w:p>
@@ -1110,7 +1310,7 @@
           <w:between w:space="0" w:sz="0" w:val="nil"/>
         </w:pBdr>
         <w:shd w:fill="auto" w:val="clear"/>
-        <w:spacing w:after="40" w:before="0" w:line="240" w:lineRule="auto"/>
+        <w:spacing w:after="4" w:before="0" w:line="234" w:lineRule="auto"/>
         <w:ind w:left="720" w:right="0" w:hanging="360"/>
         <w:jc w:val="left"/>
         <w:rPr/>
@@ -1231,61 +1431,48 @@
           <w:between w:space="0" w:sz="0" w:val="nil"/>
         </w:pBdr>
         <w:shd w:fill="auto" w:val="clear"/>
-        <w:spacing w:after="40" w:before="0" w:line="240" w:lineRule="auto"/>
+        <w:spacing w:after="4" w:before="0" w:line="234" w:lineRule="auto"/>
         <w:ind w:left="720" w:right="0" w:hanging="360"/>
         <w:jc w:val="left"/>
         <w:rPr/>
       </w:pPr>
-      <w:sdt>
-        <w:sdtPr>
-          <w:id w:val="-1547376820"/>
-          <w:tag w:val="goog_rdk_2"/>
-        </w:sdtPr>
-        <w:sdtContent>
-          <w:r>
-            <w:rPr>
-              <w:rFonts w:ascii="Cardo" w:cs="Cardo" w:eastAsia="Cardo" w:hAnsi="Cardo"/>
-              <w:b w:val="1"/>
-              <w:bCs w:val="1"/>
-              <w:i w:val="0"/>
-              <w:iCs w:val="0"/>
-              <w:smallCaps w:val="0"/>
-              <w:strike w:val="0"/>
-              <w:color w:val="333333"/>
-              <w:sz w:val="20"/>
-              <w:szCs w:val="20"/>
-              <w:u w:val="none"/>
-              <w:shd w:fill="auto" w:val="clear"/>
-              <w:vertAlign w:val="baseline"/>
-              <w:rtl w:val="0"/>
-            </w:rPr>
-            <w:t xml:space="preserve">Three CRM endpoints: 18.2s → 64ms, 8.8s → 6ms, 6.1s → 187ms.</w:t>
-          </w:r>
-        </w:sdtContent>
-      </w:sdt>
-      <w:r>
-        <w:rPr>
-          <w:rFonts w:ascii="Times New Roman" w:cs="Times New Roman" w:eastAsia="Times New Roman" w:hAnsi="Times New Roman"/>
-          <w:b w:val="0"/>
-          <w:bCs w:val="0"/>
-          <w:i w:val="0"/>
-          <w:iCs w:val="0"/>
-          <w:smallCaps w:val="0"/>
-          <w:strike w:val="0"/>
-          <w:color w:val="333333"/>
-          <w:sz w:val="20"/>
-          <w:szCs w:val="20"/>
-          <w:u w:val="none"/>
-          <w:shd w:fill="auto" w:val="clear"/>
-          <w:vertAlign w:val="baseline"/>
-          <w:rtl w:val="0"/>
-        </w:rPr>
-        <w:t xml:space="preserve"> The worst was a LEFT JOIN across ~18 tables (contacts 1M, contact info 2M rows); I split it into a fast main-record call plus a deferred contract call for the heavier, less urgent data.</w:t>
-      </w:r>
-      <w:r>
-        <w:rPr>
-          <w:rtl w:val="0"/>
-        </w:rPr>
+      <w:r>
+        <w:rPr>
+          <w:rFonts w:ascii="Cardo" w:cs="Cardo" w:eastAsia="Cardo" w:hAnsi="Cardo"/>
+          <w:b w:val="1"/>
+          <w:bCs w:val="1"/>
+          <w:i w:val="0"/>
+          <w:iCs w:val="0"/>
+          <w:smallCaps w:val="0"/>
+          <w:strike w:val="0"/>
+          <w:color w:val="333333"/>
+          <w:sz w:val="20"/>
+          <w:szCs w:val="20"/>
+          <w:u w:val="none"/>
+          <w:shd w:fill="auto" w:val="clear"/>
+          <w:vertAlign w:val="baseline"/>
+          <w:rtl w:val="0"/>
+        </w:rPr>
+        <w:t xml:space="preserve">Three CRM endpoints: 18.2s → 64ms, 8.8s → 60ms, 6.1s → 187ms.</w:t>
+      </w:r>
+      <w:r>
+        <w:rPr>
+          <w:rFonts w:ascii="Times New Roman" w:cs="Times New Roman" w:eastAsia="Times New Roman" w:hAnsi="Times New Roman"/>
+          <w:b w:val="0"/>
+          <w:bCs w:val="0"/>
+          <w:i w:val="0"/>
+          <w:iCs w:val="0"/>
+          <w:smallCaps w:val="0"/>
+          <w:strike w:val="0"/>
+          <w:color w:val="333333"/>
+          <w:sz w:val="20"/>
+          <w:szCs w:val="20"/>
+          <w:u w:val="none"/>
+          <w:shd w:fill="auto" w:val="clear"/>
+          <w:vertAlign w:val="baseline"/>
+          <w:rtl w:val="0"/>
+        </w:rPr>
+        <w:t xml:space="preserve"> The worst was a LEFT JOIN across ~18 tables (contacts 1M, contact info 2M rows); I split it into a fast main-record call plus a deferred contract call for the heavier data.</w:t>
       </w:r>
     </w:p>
     <w:p>
@@ -1306,7 +1493,7 @@
           <w:between w:space="0" w:sz="0" w:val="nil"/>
         </w:pBdr>
         <w:shd w:fill="auto" w:val="clear"/>
-        <w:spacing w:after="40" w:before="0" w:line="240" w:lineRule="auto"/>
+        <w:spacing w:after="4" w:before="0" w:line="234" w:lineRule="auto"/>
         <w:ind w:left="720" w:right="0" w:hanging="360"/>
         <w:jc w:val="left"/>
         <w:rPr/>
@@ -1381,53 +1568,48 @@
           <w:between w:space="0" w:sz="0" w:val="nil"/>
         </w:pBdr>
         <w:shd w:fill="auto" w:val="clear"/>
-        <w:spacing w:after="40" w:before="0" w:line="240" w:lineRule="auto"/>
+        <w:spacing w:after="4" w:before="0" w:line="234" w:lineRule="auto"/>
         <w:ind w:left="720" w:right="0" w:hanging="360"/>
         <w:jc w:val="left"/>
         <w:rPr/>
       </w:pPr>
       <w:r>
         <w:rPr>
-          <w:rFonts w:ascii="Times New Roman" w:cs="Times New Roman" w:eastAsia="Times New Roman" w:hAnsi="Times New Roman"/>
-          <w:b w:val="1"/>
-          <w:bCs w:val="1"/>
-          <w:i w:val="0"/>
-          <w:iCs w:val="0"/>
-          <w:smallCaps w:val="0"/>
-          <w:strike w:val="0"/>
-          <w:color w:val="333333"/>
-          <w:sz w:val="20"/>
-          <w:szCs w:val="20"/>
-          <w:u w:val="none"/>
-          <w:shd w:fill="auto" w:val="clear"/>
-          <w:vertAlign w:val="baseline"/>
-          <w:rtl w:val="0"/>
-        </w:rPr>
-        <w:t xml:space="preserve">Slow-query alerting:</w:t>
-      </w:r>
-      <w:r>
-        <w:rPr>
-          <w:rFonts w:ascii="Times New Roman" w:cs="Times New Roman" w:eastAsia="Times New Roman" w:hAnsi="Times New Roman"/>
-          <w:b w:val="0"/>
-          <w:bCs w:val="0"/>
-          <w:i w:val="0"/>
-          <w:iCs w:val="0"/>
-          <w:smallCaps w:val="0"/>
-          <w:strike w:val="0"/>
-          <w:color w:val="333333"/>
-          <w:sz w:val="20"/>
-          <w:szCs w:val="20"/>
-          <w:u w:val="none"/>
-          <w:shd w:fill="auto" w:val="clear"/>
-          <w:vertAlign w:val="baseline"/>
-          <w:rtl w:val="0"/>
-        </w:rPr>
-        <w:t xml:space="preserve"> any query over 1s is logged and posted to the team’s Discord channel, so a regression reaches the developers early instead of reaching the client.</w:t>
-      </w:r>
-      <w:r>
-        <w:rPr>
-          <w:rtl w:val="0"/>
-        </w:rPr>
+          <w:rFonts w:ascii="Cardo" w:cs="Cardo" w:eastAsia="Cardo" w:hAnsi="Cardo"/>
+          <w:b w:val="1"/>
+          <w:bCs w:val="1"/>
+          <w:i w:val="0"/>
+          <w:iCs w:val="0"/>
+          <w:smallCaps w:val="0"/>
+          <w:strike w:val="0"/>
+          <w:color w:val="333333"/>
+          <w:sz w:val="20"/>
+          <w:szCs w:val="20"/>
+          <w:u w:val="none"/>
+          <w:shd w:fill="auto" w:val="clear"/>
+          <w:vertAlign w:val="baseline"/>
+          <w:rtl w:val="0"/>
+        </w:rPr>
+        <w:t xml:space="preserve">The API was fast and the screen was still slow.</w:t>
+      </w:r>
+      <w:r>
+        <w:rPr>
+          <w:rFonts w:ascii="Times New Roman" w:cs="Times New Roman" w:eastAsia="Times New Roman" w:hAnsi="Times New Roman"/>
+          <w:b w:val="0"/>
+          <w:bCs w:val="0"/>
+          <w:i w:val="0"/>
+          <w:iCs w:val="0"/>
+          <w:smallCaps w:val="0"/>
+          <w:strike w:val="0"/>
+          <w:color w:val="333333"/>
+          <w:sz w:val="20"/>
+          <w:szCs w:val="20"/>
+          <w:u w:val="none"/>
+          <w:shd w:fill="auto" w:val="clear"/>
+          <w:vertAlign w:val="baseline"/>
+          <w:rtl w:val="0"/>
+        </w:rPr>
+        <w:t xml:space="preserve"> One report page painted 100 rows against roughly 100 columns — twelve months by eight figures each, plus totals and the yearly average — into a vxe-table, so the browser was the bottleneck once the query returned. Capped what the front end pulls per page and moved the columns onto horizontal lazy loading.</w:t>
       </w:r>
     </w:p>
     <w:p>
@@ -1448,7 +1630,7 @@
           <w:between w:space="0" w:sz="0" w:val="nil"/>
         </w:pBdr>
         <w:shd w:fill="auto" w:val="clear"/>
-        <w:spacing w:after="40" w:before="0" w:line="240" w:lineRule="auto"/>
+        <w:spacing w:after="4" w:before="0" w:line="234" w:lineRule="auto"/>
         <w:ind w:left="720" w:right="0" w:hanging="360"/>
         <w:jc w:val="left"/>
         <w:rPr/>
@@ -1470,64 +1652,26 @@
           <w:vertAlign w:val="baseline"/>
           <w:rtl w:val="0"/>
         </w:rPr>
-        <w:t xml:space="preserve">Found CPU/RAM contention</w:t>
-      </w:r>
-      <w:r>
-        <w:rPr>
-          <w:rFonts w:ascii="Times New Roman" w:cs="Times New Roman" w:eastAsia="Times New Roman" w:hAnsi="Times New Roman"/>
-          <w:b w:val="0"/>
-          <w:bCs w:val="0"/>
-          <w:i w:val="0"/>
-          <w:iCs w:val="0"/>
-          <w:smallCaps w:val="0"/>
-          <w:strike w:val="0"/>
-          <w:color w:val="333333"/>
-          <w:sz w:val="20"/>
-          <w:szCs w:val="20"/>
-          <w:u w:val="none"/>
-          <w:shd w:fill="auto" w:val="clear"/>
-          <w:vertAlign w:val="baseline"/>
-          <w:rtl w:val="0"/>
-        </w:rPr>
-        <w:t xml:space="preserve"> between batch jobs and the app server sharing one container, on an inherited codebase with no monitoring — spotted through docker stats after users reported slowdowns. Split batch processing into a dedicated worker container with resource limits (</w:t>
-      </w:r>
-      <w:r>
-        <w:rPr>
-          <w:rFonts w:ascii="Times New Roman" w:cs="Times New Roman" w:eastAsia="Times New Roman" w:hAnsi="Times New Roman"/>
-          <w:b w:val="1"/>
-          <w:bCs w:val="1"/>
-          <w:i w:val="0"/>
-          <w:iCs w:val="0"/>
-          <w:smallCaps w:val="0"/>
-          <w:strike w:val="0"/>
-          <w:color w:val="333333"/>
-          <w:sz w:val="20"/>
-          <w:szCs w:val="20"/>
-          <w:u w:val="none"/>
-          <w:shd w:fill="auto" w:val="clear"/>
-          <w:vertAlign w:val="baseline"/>
-          <w:rtl w:val="0"/>
-        </w:rPr>
-        <w:t xml:space="preserve">0.5 CPU / 512MB</w:t>
-      </w:r>
-      <w:r>
-        <w:rPr>
-          <w:rFonts w:ascii="Times New Roman" w:cs="Times New Roman" w:eastAsia="Times New Roman" w:hAnsi="Times New Roman"/>
-          <w:b w:val="0"/>
-          <w:bCs w:val="0"/>
-          <w:i w:val="0"/>
-          <w:iCs w:val="0"/>
-          <w:smallCaps w:val="0"/>
-          <w:strike w:val="0"/>
-          <w:color w:val="333333"/>
-          <w:sz w:val="20"/>
-          <w:szCs w:val="20"/>
-          <w:u w:val="none"/>
-          <w:shd w:fill="auto" w:val="clear"/>
-          <w:vertAlign w:val="baseline"/>
-          <w:rtl w:val="0"/>
-        </w:rPr>
-        <w:t xml:space="preserve">) and Node.js CPU-usage self-throttling, stabilising the app server.</w:t>
+        <w:t xml:space="preserve">Slow-query alerting:</w:t>
+      </w:r>
+      <w:r>
+        <w:rPr>
+          <w:rFonts w:ascii="Times New Roman" w:cs="Times New Roman" w:eastAsia="Times New Roman" w:hAnsi="Times New Roman"/>
+          <w:b w:val="0"/>
+          <w:bCs w:val="0"/>
+          <w:i w:val="0"/>
+          <w:iCs w:val="0"/>
+          <w:smallCaps w:val="0"/>
+          <w:strike w:val="0"/>
+          <w:color w:val="333333"/>
+          <w:sz w:val="20"/>
+          <w:szCs w:val="20"/>
+          <w:u w:val="none"/>
+          <w:shd w:fill="auto" w:val="clear"/>
+          <w:vertAlign w:val="baseline"/>
+          <w:rtl w:val="0"/>
+        </w:rPr>
+        <w:t xml:space="preserve"> any query over 1s is logged and posted to the team’s Discord channel, so a regression reaches the developers early instead of reaching the client.</w:t>
       </w:r>
       <w:r>
         <w:rPr>
@@ -1553,7 +1697,7 @@
           <w:between w:space="0" w:sz="0" w:val="nil"/>
         </w:pBdr>
         <w:shd w:fill="auto" w:val="clear"/>
-        <w:spacing w:after="40" w:before="0" w:line="240" w:lineRule="auto"/>
+        <w:spacing w:after="4" w:before="0" w:line="234" w:lineRule="auto"/>
         <w:ind w:left="720" w:right="0" w:hanging="360"/>
         <w:jc w:val="left"/>
         <w:rPr/>
@@ -1561,83 +1705,21 @@
       <w:r>
         <w:rPr>
           <w:rFonts w:ascii="Times New Roman" w:cs="Times New Roman" w:eastAsia="Times New Roman" w:hAnsi="Times New Roman"/>
-          <w:b w:val="1"/>
-          <w:bCs w:val="1"/>
-          <w:i w:val="0"/>
-          <w:iCs w:val="0"/>
-          <w:smallCaps w:val="0"/>
-          <w:strike w:val="0"/>
-          <w:color w:val="333333"/>
-          <w:sz w:val="20"/>
-          <w:szCs w:val="20"/>
-          <w:u w:val="none"/>
-          <w:shd w:fill="auto" w:val="clear"/>
-          <w:vertAlign w:val="baseline"/>
-          <w:rtl w:val="0"/>
-        </w:rPr>
-        <w:t xml:space="preserve">Built the cross-system sync</w:t>
-      </w:r>
-      <w:r>
-        <w:rPr>
-          <w:rFonts w:ascii="Times New Roman" w:cs="Times New Roman" w:eastAsia="Times New Roman" w:hAnsi="Times New Roman"/>
-          <w:b w:val="0"/>
-          <w:bCs w:val="0"/>
-          <w:i w:val="0"/>
-          <w:iCs w:val="0"/>
-          <w:smallCaps w:val="0"/>
-          <w:strike w:val="0"/>
-          <w:color w:val="333333"/>
-          <w:sz w:val="20"/>
-          <w:szCs w:val="20"/>
-          <w:u w:val="none"/>
-          <w:shd w:fill="auto" w:val="clear"/>
-          <w:vertAlign w:val="baseline"/>
-          <w:rtl w:val="0"/>
-        </w:rPr>
-        <w:t xml:space="preserve"> between the PHP estate and the ERP: B2B writes each day's business data into a shared sync database, then </w:t>
-      </w:r>
-      <w:r>
-        <w:rPr>
-          <w:rFonts w:ascii="Times New Roman" w:cs="Times New Roman" w:eastAsia="Times New Roman" w:hAnsi="Times New Roman"/>
-          <w:b w:val="1"/>
-          <w:bCs w:val="1"/>
-          <w:i w:val="0"/>
-          <w:iCs w:val="0"/>
-          <w:smallCaps w:val="0"/>
-          <w:strike w:val="0"/>
-          <w:color w:val="333333"/>
-          <w:sz w:val="20"/>
-          <w:szCs w:val="20"/>
-          <w:u w:val="none"/>
-          <w:shd w:fill="auto" w:val="clear"/>
-          <w:vertAlign w:val="baseline"/>
-          <w:rtl w:val="0"/>
-        </w:rPr>
-        <w:t xml:space="preserve">12 scheduled batch jobs and 3 RabbitMQ consumers</w:t>
-      </w:r>
-      <w:r>
-        <w:rPr>
-          <w:rFonts w:ascii="Times New Roman" w:cs="Times New Roman" w:eastAsia="Times New Roman" w:hAnsi="Times New Roman"/>
-          <w:b w:val="0"/>
-          <w:bCs w:val="0"/>
-          <w:i w:val="0"/>
-          <w:iCs w:val="0"/>
-          <w:smallCaps w:val="0"/>
-          <w:strike w:val="0"/>
-          <w:color w:val="333333"/>
-          <w:sz w:val="20"/>
-          <w:szCs w:val="20"/>
-          <w:u w:val="none"/>
-          <w:shd w:fill="auto" w:val="clear"/>
-          <w:vertAlign w:val="baseline"/>
-          <w:rtl w:val="0"/>
-        </w:rPr>
-        <w:t xml:space="preserve"> pull it across and recompute the ERP summaries.</w:t>
-      </w:r>
-      <w:r>
-        <w:rPr>
-          <w:rtl w:val="0"/>
-        </w:rPr>
+          <w:b w:val="0"/>
+          <w:bCs w:val="0"/>
+          <w:i w:val="0"/>
+          <w:iCs w:val="0"/>
+          <w:smallCaps w:val="0"/>
+          <w:strike w:val="0"/>
+          <w:color w:val="333333"/>
+          <w:sz w:val="20"/>
+          <w:szCs w:val="20"/>
+          <w:u w:val="none"/>
+          <w:shd w:fill="auto" w:val="clear"/>
+          <w:vertAlign w:val="baseline"/>
+          <w:rtl w:val="0"/>
+        </w:rPr>
+        <w:t xml:space="preserve">Batch jobs and the app server shared one container on an inherited codebase with no monitoring — docker stats showed the CPU/RAM contention after users reported slowdowns. Split batch into a dedicated worker container with hard limits (0.5 CPU / 512MB) and Node.js CPU self-throttling, stabilising the app server.</w:t>
       </w:r>
     </w:p>
     <w:p>
@@ -1658,7 +1740,7 @@
           <w:between w:space="0" w:sz="0" w:val="nil"/>
         </w:pBdr>
         <w:shd w:fill="auto" w:val="clear"/>
-        <w:spacing w:after="40" w:before="0" w:line="240" w:lineRule="auto"/>
+        <w:spacing w:after="4" w:before="0" w:line="234" w:lineRule="auto"/>
         <w:ind w:left="720" w:right="0" w:hanging="360"/>
         <w:jc w:val="left"/>
         <w:rPr/>
@@ -1666,45 +1748,21 @@
       <w:r>
         <w:rPr>
           <w:rFonts w:ascii="Times New Roman" w:cs="Times New Roman" w:eastAsia="Times New Roman" w:hAnsi="Times New Roman"/>
-          <w:b w:val="1"/>
-          <w:bCs w:val="1"/>
-          <w:i w:val="0"/>
-          <w:iCs w:val="0"/>
-          <w:smallCaps w:val="0"/>
-          <w:strike w:val="0"/>
-          <w:color w:val="333333"/>
-          <w:sz w:val="20"/>
-          <w:szCs w:val="20"/>
-          <w:u w:val="none"/>
-          <w:shd w:fill="auto" w:val="clear"/>
-          <w:vertAlign w:val="baseline"/>
-          <w:rtl w:val="0"/>
-        </w:rPr>
-        <w:t xml:space="preserve">Designed and built the MES Billing module</w:t>
-      </w:r>
-      <w:r>
-        <w:rPr>
-          <w:rFonts w:ascii="Times New Roman" w:cs="Times New Roman" w:eastAsia="Times New Roman" w:hAnsi="Times New Roman"/>
-          <w:b w:val="0"/>
-          <w:bCs w:val="0"/>
-          <w:i w:val="0"/>
-          <w:iCs w:val="0"/>
-          <w:smallCaps w:val="0"/>
-          <w:strike w:val="0"/>
-          <w:color w:val="333333"/>
-          <w:sz w:val="20"/>
-          <w:szCs w:val="20"/>
-          <w:u w:val="none"/>
-          <w:shd w:fill="auto" w:val="clear"/>
-          <w:vertAlign w:val="baseline"/>
-          <w:rtl w:val="0"/>
-        </w:rPr>
-        <w:t xml:space="preserve"> (Laravel): multi-case billing calculation, PDF invoice generation re-mapped on edit and re-download, multi-recipient email delivery, billing list, and role-based permissions.</w:t>
-      </w:r>
-      <w:r>
-        <w:rPr>
-          <w:rtl w:val="0"/>
-        </w:rPr>
+          <w:b w:val="0"/>
+          <w:bCs w:val="0"/>
+          <w:i w:val="0"/>
+          <w:iCs w:val="0"/>
+          <w:smallCaps w:val="0"/>
+          <w:strike w:val="0"/>
+          <w:color w:val="333333"/>
+          <w:sz w:val="20"/>
+          <w:szCs w:val="20"/>
+          <w:u w:val="none"/>
+          <w:shd w:fill="auto" w:val="clear"/>
+          <w:vertAlign w:val="baseline"/>
+          <w:rtl w:val="0"/>
+        </w:rPr>
+        <w:t xml:space="preserve">Built the cross-system sync between the PHP estate and the ERP — a shared sync database, 12 scheduled batch jobs and 3 RabbitMQ consumers recomputing the summaries.</w:t>
       </w:r>
     </w:p>
     <w:p>
@@ -1725,7 +1783,7 @@
           <w:between w:space="0" w:sz="0" w:val="nil"/>
         </w:pBdr>
         <w:shd w:fill="auto" w:val="clear"/>
-        <w:spacing w:after="40" w:before="0" w:line="240" w:lineRule="auto"/>
+        <w:spacing w:after="4" w:before="0" w:line="234" w:lineRule="auto"/>
         <w:ind w:left="720" w:right="0" w:hanging="360"/>
         <w:jc w:val="left"/>
         <w:rPr/>
@@ -1733,97 +1791,40 @@
       <w:r>
         <w:rPr>
           <w:rFonts w:ascii="Times New Roman" w:cs="Times New Roman" w:eastAsia="Times New Roman" w:hAnsi="Times New Roman"/>
-          <w:b w:val="0"/>
-          <w:bCs w:val="0"/>
-          <w:i w:val="0"/>
-          <w:iCs w:val="0"/>
-          <w:smallCaps w:val="0"/>
-          <w:strike w:val="0"/>
-          <w:color w:val="333333"/>
-          <w:sz w:val="20"/>
-          <w:szCs w:val="20"/>
-          <w:u w:val="none"/>
-          <w:shd w:fill="auto" w:val="clear"/>
-          <w:vertAlign w:val="baseline"/>
-          <w:rtl w:val="0"/>
-        </w:rPr>
-        <w:t xml:space="preserve">Implemented real-time inventory updates with Redis, S3 and Laravel Reverb; wrote unit and feature tests for new work; ran Laravel Telescope on B2B/MES.</w:t>
-      </w:r>
-      <w:r>
-        <w:rPr>
-          <w:rtl w:val="0"/>
-        </w:rPr>
-      </w:r>
-    </w:p>
-    <w:p>
-      <w:pPr>
-        <w:spacing w:after="40" w:lineRule="auto"/>
-        <w:rPr/>
-      </w:pPr>
-      <w:r>
-        <w:rPr>
-          <w:b w:val="1"/>
-          <w:bCs w:val="1"/>
-          <w:color w:val="333333"/>
-          <w:sz w:val="20"/>
-          <w:szCs w:val="20"/>
-          <w:rtl w:val="0"/>
-        </w:rPr>
-        <w:t xml:space="preserve">Tech Stack:</w:t>
-      </w:r>
-      <w:r>
-        <w:rPr>
-          <w:color w:val="333333"/>
-          <w:sz w:val="20"/>
-          <w:szCs w:val="20"/>
-          <w:rtl w:val="0"/>
-        </w:rPr>
-        <w:t xml:space="preserve"> NestJS, TypeORM, Vue 3, TypeScript, Tailwind, MySQL, PostgreSQL, RabbitMQ, Redis, Docker, Nginx, Vitest, Laravel, S3, Linux</w:t>
-      </w:r>
-      <w:r>
-        <w:rPr>
-          <w:rtl w:val="0"/>
-        </w:rPr>
-      </w:r>
-    </w:p>
-    <w:p>
-      <w:pPr>
-        <w:keepNext w:val="1"/>
-        <w:spacing w:after="40" w:before="185" w:lineRule="auto"/>
-        <w:rPr/>
-      </w:pPr>
-      <w:r>
-        <w:rPr>
-          <w:b w:val="1"/>
-          <w:bCs w:val="1"/>
-          <w:color w:val="1f3864"/>
-          <w:sz w:val="22"/>
-          <w:szCs w:val="22"/>
-          <w:rtl w:val="0"/>
-        </w:rPr>
-        <w:t xml:space="preserve">SOTATEK COMPANY — Backend Developer</w:t>
-      </w:r>
-      <w:r>
-        <w:rPr>
-          <w:rtl w:val="0"/>
-        </w:rPr>
-      </w:r>
-    </w:p>
-    <w:p>
-      <w:pPr>
-        <w:spacing w:after="60" w:lineRule="auto"/>
-        <w:rPr/>
-      </w:pPr>
-      <w:r>
-        <w:rPr>
-          <w:i w:val="1"/>
-          <w:iCs w:val="1"/>
-          <w:color w:val="555555"/>
-          <w:sz w:val="19"/>
-          <w:szCs w:val="19"/>
-          <w:rtl w:val="0"/>
-        </w:rPr>
-        <w:t xml:space="preserve">Mar 2025 – Aug 2025  |  Japanese client  |  16-member team, 5-person backend team</w:t>
+          <w:b w:val="1"/>
+          <w:bCs w:val="1"/>
+          <w:i w:val="0"/>
+          <w:iCs w:val="0"/>
+          <w:smallCaps w:val="0"/>
+          <w:strike w:val="0"/>
+          <w:color w:val="333333"/>
+          <w:sz w:val="20"/>
+          <w:szCs w:val="20"/>
+          <w:u w:val="none"/>
+          <w:shd w:fill="auto" w:val="clear"/>
+          <w:vertAlign w:val="baseline"/>
+          <w:rtl w:val="0"/>
+        </w:rPr>
+        <w:t xml:space="preserve">Designed and built the MES Billing module</w:t>
+      </w:r>
+      <w:r>
+        <w:rPr>
+          <w:rFonts w:ascii="Times New Roman" w:cs="Times New Roman" w:eastAsia="Times New Roman" w:hAnsi="Times New Roman"/>
+          <w:b w:val="0"/>
+          <w:bCs w:val="0"/>
+          <w:i w:val="0"/>
+          <w:iCs w:val="0"/>
+          <w:smallCaps w:val="0"/>
+          <w:strike w:val="0"/>
+          <w:color w:val="333333"/>
+          <w:sz w:val="20"/>
+          <w:szCs w:val="20"/>
+          <w:u w:val="none"/>
+          <w:shd w:fill="auto" w:val="clear"/>
+          <w:vertAlign w:val="baseline"/>
+          <w:rtl w:val="0"/>
+        </w:rPr>
+        <w:t xml:space="preserve"> (Laravel): multi-case billing calculation, PDF invoice generation re-mapped on edit and re-download, multi-recipient email delivery, billing list, and role-based permissions.</w:t>
       </w:r>
       <w:r>
         <w:rPr>
@@ -1849,7 +1850,7 @@
           <w:between w:space="0" w:sz="0" w:val="nil"/>
         </w:pBdr>
         <w:shd w:fill="auto" w:val="clear"/>
-        <w:spacing w:after="40" w:before="0" w:line="240" w:lineRule="auto"/>
+        <w:spacing w:after="4" w:before="0" w:line="234" w:lineRule="auto"/>
         <w:ind w:left="720" w:right="0" w:hanging="360"/>
         <w:jc w:val="left"/>
         <w:rPr/>
@@ -1871,88 +1872,45 @@
           <w:vertAlign w:val="baseline"/>
           <w:rtl w:val="0"/>
         </w:rPr>
-        <w:t xml:space="preserve">Joined a hospital management system </w:t>
-      </w:r>
-      <w:r>
-        <w:rPr>
-          <w:rFonts w:ascii="Times New Roman" w:cs="Times New Roman" w:eastAsia="Times New Roman" w:hAnsi="Times New Roman"/>
-          <w:b w:val="1"/>
-          <w:bCs w:val="1"/>
-          <w:i w:val="0"/>
-          <w:iCs w:val="0"/>
-          <w:smallCaps w:val="0"/>
-          <w:strike w:val="0"/>
-          <w:color w:val="333333"/>
-          <w:sz w:val="20"/>
-          <w:szCs w:val="20"/>
-          <w:u w:val="none"/>
-          <w:shd w:fill="auto" w:val="clear"/>
-          <w:vertAlign w:val="baseline"/>
-          <w:rtl w:val="0"/>
-        </w:rPr>
-        <w:t xml:space="preserve">from inception</w:t>
-      </w:r>
-      <w:r>
-        <w:rPr>
-          <w:rFonts w:ascii="Times New Roman" w:cs="Times New Roman" w:eastAsia="Times New Roman" w:hAnsi="Times New Roman"/>
-          <w:b w:val="0"/>
-          <w:bCs w:val="0"/>
-          <w:i w:val="0"/>
-          <w:iCs w:val="0"/>
-          <w:smallCaps w:val="0"/>
-          <w:strike w:val="0"/>
-          <w:color w:val="333333"/>
-          <w:sz w:val="20"/>
-          <w:szCs w:val="20"/>
-          <w:u w:val="none"/>
-          <w:shd w:fill="auto" w:val="clear"/>
-          <w:vertAlign w:val="baseline"/>
-          <w:rtl w:val="0"/>
-        </w:rPr>
-        <w:t xml:space="preserve">, deciding the technical solutions and the initial architecture and technology stack for the </w:t>
-      </w:r>
-      <w:r>
-        <w:rPr>
-          <w:rFonts w:ascii="Times New Roman" w:cs="Times New Roman" w:eastAsia="Times New Roman" w:hAnsi="Times New Roman"/>
-          <w:b w:val="1"/>
-          <w:bCs w:val="1"/>
-          <w:i w:val="0"/>
-          <w:iCs w:val="0"/>
-          <w:smallCaps w:val="0"/>
-          <w:strike w:val="0"/>
-          <w:color w:val="333333"/>
-          <w:sz w:val="20"/>
-          <w:szCs w:val="20"/>
-          <w:u w:val="none"/>
-          <w:shd w:fill="auto" w:val="clear"/>
-          <w:vertAlign w:val="baseline"/>
-          <w:rtl w:val="0"/>
-        </w:rPr>
-        <w:t xml:space="preserve">5-person backend team</w:t>
-      </w:r>
-      <w:r>
-        <w:rPr>
-          <w:rFonts w:ascii="Times New Roman" w:cs="Times New Roman" w:eastAsia="Times New Roman" w:hAnsi="Times New Roman"/>
-          <w:b w:val="0"/>
-          <w:bCs w:val="0"/>
-          <w:i w:val="0"/>
-          <w:iCs w:val="0"/>
-          <w:smallCaps w:val="0"/>
-          <w:strike w:val="0"/>
-          <w:color w:val="333333"/>
-          <w:sz w:val="20"/>
-          <w:szCs w:val="20"/>
-          <w:u w:val="none"/>
-          <w:shd w:fill="auto" w:val="clear"/>
-          <w:vertAlign w:val="baseline"/>
-          <w:rtl w:val="0"/>
-        </w:rPr>
-        <w:t xml:space="preserve">.</w:t>
-      </w:r>
-      <w:r>
-        <w:rPr>
-          <w:rtl w:val="0"/>
-        </w:rPr>
+        <w:t xml:space="preserve">Built an </w:t>
+      </w:r>
+      <w:r>
+        <w:rPr>
+          <w:rFonts w:ascii="Times New Roman" w:cs="Times New Roman" w:eastAsia="Times New Roman" w:hAnsi="Times New Roman"/>
+          <w:b w:val="1"/>
+          <w:bCs w:val="1"/>
+          <w:i w:val="0"/>
+          <w:iCs w:val="0"/>
+          <w:smallCaps w:val="0"/>
+          <w:strike w:val="0"/>
+          <w:color w:val="333333"/>
+          <w:sz w:val="20"/>
+          <w:szCs w:val="20"/>
+          <w:u w:val="none"/>
+          <w:shd w:fill="auto" w:val="clear"/>
+          <w:vertAlign w:val="baseline"/>
+          <w:rtl w:val="0"/>
+        </w:rPr>
+        <w:t xml:space="preserve">AI email-drafting feature</w:t>
+      </w:r>
+      <w:r>
+        <w:rPr>
+          <w:rFonts w:ascii="Times New Roman" w:cs="Times New Roman" w:eastAsia="Times New Roman" w:hAnsi="Times New Roman"/>
+          <w:b w:val="0"/>
+          <w:bCs w:val="0"/>
+          <w:i w:val="0"/>
+          <w:iCs w:val="0"/>
+          <w:smallCaps w:val="0"/>
+          <w:strike w:val="0"/>
+          <w:color w:val="333333"/>
+          <w:sz w:val="20"/>
+          <w:szCs w:val="20"/>
+          <w:u w:val="none"/>
+          <w:shd w:fill="auto" w:val="clear"/>
+          <w:vertAlign w:val="baseline"/>
+          <w:rtl w:val="0"/>
+        </w:rPr>
+        <w:t xml:space="preserve">: it composes emails in the voice of the user sending them, matching their tone and writing style.</w:t>
       </w:r>
     </w:p>
     <w:p>
@@ -1973,7 +1931,7 @@
           <w:between w:space="0" w:sz="0" w:val="nil"/>
         </w:pBdr>
         <w:shd w:fill="auto" w:val="clear"/>
-        <w:spacing w:after="40" w:before="0" w:line="240" w:lineRule="auto"/>
+        <w:spacing w:after="4" w:before="0" w:line="234" w:lineRule="auto"/>
         <w:ind w:left="720" w:right="0" w:hanging="360"/>
         <w:jc w:val="left"/>
         <w:rPr/>
@@ -1981,40 +1939,89 @@
       <w:r>
         <w:rPr>
           <w:rFonts w:ascii="Times New Roman" w:cs="Times New Roman" w:eastAsia="Times New Roman" w:hAnsi="Times New Roman"/>
-          <w:b w:val="1"/>
-          <w:bCs w:val="1"/>
-          <w:i w:val="0"/>
-          <w:iCs w:val="0"/>
-          <w:smallCaps w:val="0"/>
-          <w:strike w:val="0"/>
-          <w:color w:val="333333"/>
-          <w:sz w:val="20"/>
-          <w:szCs w:val="20"/>
-          <w:u w:val="none"/>
-          <w:shd w:fill="auto" w:val="clear"/>
-          <w:vertAlign w:val="baseline"/>
-          <w:rtl w:val="0"/>
-        </w:rPr>
-        <w:t xml:space="preserve">Redesigned the team's Git workflow and release process:</w:t>
-      </w:r>
-      <w:r>
-        <w:rPr>
-          <w:rFonts w:ascii="Times New Roman" w:cs="Times New Roman" w:eastAsia="Times New Roman" w:hAnsi="Times New Roman"/>
-          <w:b w:val="0"/>
-          <w:bCs w:val="0"/>
-          <w:i w:val="0"/>
-          <w:iCs w:val="0"/>
-          <w:smallCaps w:val="0"/>
-          <w:strike w:val="0"/>
-          <w:color w:val="333333"/>
-          <w:sz w:val="20"/>
-          <w:szCs w:val="20"/>
-          <w:u w:val="none"/>
-          <w:shd w:fill="auto" w:val="clear"/>
-          <w:vertAlign w:val="baseline"/>
-          <w:rtl w:val="0"/>
-        </w:rPr>
-        <w:t xml:space="preserve"> replaced ad-hoc “dev-environment” releases with feature branches cut from main and sprint-scoped planning, so QC could plan test cases per sprint and nothing reached production without clearing QC first.</w:t>
+          <w:b w:val="0"/>
+          <w:bCs w:val="0"/>
+          <w:i w:val="0"/>
+          <w:iCs w:val="0"/>
+          <w:smallCaps w:val="0"/>
+          <w:strike w:val="0"/>
+          <w:color w:val="333333"/>
+          <w:sz w:val="20"/>
+          <w:szCs w:val="20"/>
+          <w:u w:val="none"/>
+          <w:shd w:fill="auto" w:val="clear"/>
+          <w:vertAlign w:val="baseline"/>
+          <w:rtl w:val="0"/>
+        </w:rPr>
+        <w:t xml:space="preserve">Implemented real-time inventory updates with Redis, S3 and Laravel Reverb; wrote unit and feature tests for new work; ran Laravel Telescope on B2B/MES.</w:t>
+      </w:r>
+    </w:p>
+    <w:p>
+      <w:pPr>
+        <w:spacing w:after="40" w:lineRule="auto"/>
+        <w:rPr/>
+      </w:pPr>
+      <w:r>
+        <w:rPr>
+          <w:b w:val="1"/>
+          <w:bCs w:val="1"/>
+          <w:color w:val="333333"/>
+          <w:sz w:val="20"/>
+          <w:szCs w:val="20"/>
+          <w:rtl w:val="0"/>
+        </w:rPr>
+        <w:t xml:space="preserve">Tech Stack:</w:t>
+      </w:r>
+      <w:r>
+        <w:rPr>
+          <w:b w:val="0"/>
+          <w:bCs w:val="0"/>
+          <w:color w:val="333333"/>
+          <w:sz w:val="20"/>
+          <w:szCs w:val="20"/>
+          <w:rtl w:val="0"/>
+        </w:rPr>
+        <w:t xml:space="preserve"> NestJS, TypeORM, Vue 3, TypeScript, Tailwind, MySQL, PostgreSQL, RabbitMQ, Redis, Laravel Reverb, Laravel Telescope, Docker, Nginx, certbot, Vitest, Laravel, S3, Linux</w:t>
+      </w:r>
+    </w:p>
+    <w:p>
+      <w:pPr>
+        <w:keepNext w:val="1"/>
+        <w:spacing w:after="22" w:before="80" w:lineRule="auto"/>
+        <w:rPr/>
+      </w:pPr>
+      <w:r>
+        <w:rPr>
+          <w:b w:val="1"/>
+          <w:bCs w:val="1"/>
+          <w:color w:val="1f3864"/>
+          <w:sz w:val="22"/>
+          <w:szCs w:val="22"/>
+          <w:rtl w:val="0"/>
+        </w:rPr>
+        <w:t xml:space="preserve">SOTATEK COMPANY — Team Leader (Backend)</w:t>
+      </w:r>
+      <w:r>
+        <w:rPr>
+          <w:rtl w:val="0"/>
+        </w:rPr>
+      </w:r>
+    </w:p>
+    <w:p>
+      <w:pPr>
+        <w:spacing w:after="60" w:lineRule="auto"/>
+        <w:rPr/>
+      </w:pPr>
+      <w:r>
+        <w:rPr>
+          <w:i w:val="1"/>
+          <w:iCs w:val="1"/>
+          <w:color w:val="555555"/>
+          <w:sz w:val="19"/>
+          <w:szCs w:val="19"/>
+          <w:rtl w:val="0"/>
+        </w:rPr>
+        <w:t xml:space="preserve">Mar 2025 – Aug 2025  |  Japanese client  |  16-member team, 5-person backend team</w:t>
       </w:r>
       <w:r>
         <w:rPr>
@@ -2040,7 +2047,7 @@
           <w:between w:space="0" w:sz="0" w:val="nil"/>
         </w:pBdr>
         <w:shd w:fill="auto" w:val="clear"/>
-        <w:spacing w:after="40" w:before="0" w:line="240" w:lineRule="auto"/>
+        <w:spacing w:after="4" w:before="0" w:line="234" w:lineRule="auto"/>
         <w:ind w:left="720" w:right="0" w:hanging="360"/>
         <w:jc w:val="left"/>
         <w:rPr/>
@@ -2048,140 +2055,40 @@
       <w:r>
         <w:rPr>
           <w:rFonts w:ascii="Times New Roman" w:cs="Times New Roman" w:eastAsia="Times New Roman" w:hAnsi="Times New Roman"/>
-          <w:b w:val="0"/>
-          <w:bCs w:val="0"/>
-          <w:i w:val="0"/>
-          <w:iCs w:val="0"/>
-          <w:smallCaps w:val="0"/>
-          <w:strike w:val="0"/>
-          <w:color w:val="333333"/>
-          <w:sz w:val="20"/>
-          <w:szCs w:val="20"/>
-          <w:u w:val="none"/>
-          <w:shd w:fill="auto" w:val="clear"/>
-          <w:vertAlign w:val="baseline"/>
-          <w:rtl w:val="0"/>
-        </w:rPr>
-        <w:t xml:space="preserve">Introduced a </w:t>
-      </w:r>
-      <w:r>
-        <w:rPr>
-          <w:rFonts w:ascii="Times New Roman" w:cs="Times New Roman" w:eastAsia="Times New Roman" w:hAnsi="Times New Roman"/>
-          <w:b w:val="1"/>
-          <w:bCs w:val="1"/>
-          <w:i w:val="0"/>
-          <w:iCs w:val="0"/>
-          <w:smallCaps w:val="0"/>
-          <w:strike w:val="0"/>
-          <w:color w:val="333333"/>
-          <w:sz w:val="20"/>
-          <w:szCs w:val="20"/>
-          <w:u w:val="none"/>
-          <w:shd w:fill="auto" w:val="clear"/>
-          <w:vertAlign w:val="baseline"/>
-          <w:rtl w:val="0"/>
-        </w:rPr>
-        <w:t xml:space="preserve">peer-review checklist</w:t>
-      </w:r>
-      <w:r>
-        <w:rPr>
-          <w:rFonts w:ascii="Times New Roman" w:cs="Times New Roman" w:eastAsia="Times New Roman" w:hAnsi="Times New Roman"/>
-          <w:b w:val="0"/>
-          <w:bCs w:val="0"/>
-          <w:i w:val="0"/>
-          <w:iCs w:val="0"/>
-          <w:smallCaps w:val="0"/>
-          <w:strike w:val="0"/>
-          <w:color w:val="333333"/>
-          <w:sz w:val="20"/>
-          <w:szCs w:val="20"/>
-          <w:u w:val="none"/>
-          <w:shd w:fill="auto" w:val="clear"/>
-          <w:vertAlign w:val="baseline"/>
-          <w:rtl w:val="0"/>
-        </w:rPr>
-        <w:t xml:space="preserve"> and later an </w:t>
-      </w:r>
-      <w:r>
-        <w:rPr>
-          <w:rFonts w:ascii="Times New Roman" w:cs="Times New Roman" w:eastAsia="Times New Roman" w:hAnsi="Times New Roman"/>
-          <w:b w:val="1"/>
-          <w:bCs w:val="1"/>
-          <w:i w:val="0"/>
-          <w:iCs w:val="0"/>
-          <w:smallCaps w:val="0"/>
-          <w:strike w:val="0"/>
-          <w:color w:val="333333"/>
-          <w:sz w:val="20"/>
-          <w:szCs w:val="20"/>
-          <w:u w:val="none"/>
-          <w:shd w:fill="auto" w:val="clear"/>
-          <w:vertAlign w:val="baseline"/>
-          <w:rtl w:val="0"/>
-        </w:rPr>
-        <w:t xml:space="preserve">AI-assisted PR review</w:t>
-      </w:r>
-      <w:r>
-        <w:rPr>
-          <w:rFonts w:ascii="Times New Roman" w:cs="Times New Roman" w:eastAsia="Times New Roman" w:hAnsi="Times New Roman"/>
-          <w:b w:val="0"/>
-          <w:bCs w:val="0"/>
-          <w:i w:val="0"/>
-          <w:iCs w:val="0"/>
-          <w:smallCaps w:val="0"/>
-          <w:strike w:val="0"/>
-          <w:color w:val="333333"/>
-          <w:sz w:val="20"/>
-          <w:szCs w:val="20"/>
-          <w:u w:val="none"/>
-          <w:shd w:fill="auto" w:val="clear"/>
-          <w:vertAlign w:val="baseline"/>
-          <w:rtl w:val="0"/>
-        </w:rPr>
-        <w:t xml:space="preserve"> step, cutting review overhead on out-of-scope changes. </w:t>
-      </w:r>
-      <w:r>
-        <w:rPr>
-          <w:rFonts w:ascii="Times New Roman" w:cs="Times New Roman" w:eastAsia="Times New Roman" w:hAnsi="Times New Roman"/>
-          <w:b w:val="1"/>
-          <w:bCs w:val="1"/>
-          <w:i w:val="0"/>
-          <w:iCs w:val="0"/>
-          <w:smallCaps w:val="0"/>
-          <w:strike w:val="0"/>
-          <w:color w:val="333333"/>
-          <w:sz w:val="20"/>
-          <w:szCs w:val="20"/>
-          <w:u w:val="none"/>
-          <w:shd w:fill="auto" w:val="clear"/>
-          <w:vertAlign w:val="baseline"/>
-          <w:rtl w:val="0"/>
-        </w:rPr>
-        <w:t xml:space="preserve">Mentored two developers</w:t>
-      </w:r>
-      <w:r>
-        <w:rPr>
-          <w:rFonts w:ascii="Times New Roman" w:cs="Times New Roman" w:eastAsia="Times New Roman" w:hAnsi="Times New Roman"/>
-          <w:b w:val="0"/>
-          <w:bCs w:val="0"/>
-          <w:i w:val="0"/>
-          <w:iCs w:val="0"/>
-          <w:smallCaps w:val="0"/>
-          <w:strike w:val="0"/>
-          <w:color w:val="333333"/>
-          <w:sz w:val="20"/>
-          <w:szCs w:val="20"/>
-          <w:u w:val="none"/>
-          <w:shd w:fill="auto" w:val="clear"/>
-          <w:vertAlign w:val="baseline"/>
-          <w:rtl w:val="0"/>
-        </w:rPr>
-        <w:t xml:space="preserve"> through their onboarding onto the project.</w:t>
-      </w:r>
-      <w:r>
-        <w:rPr>
-          <w:rtl w:val="0"/>
-        </w:rPr>
+          <w:b w:val="1"/>
+          <w:bCs w:val="1"/>
+          <w:i w:val="0"/>
+          <w:iCs w:val="0"/>
+          <w:smallCaps w:val="0"/>
+          <w:strike w:val="0"/>
+          <w:color w:val="333333"/>
+          <w:sz w:val="20"/>
+          <w:szCs w:val="20"/>
+          <w:u w:val="none"/>
+          <w:shd w:fill="auto" w:val="clear"/>
+          <w:vertAlign w:val="baseline"/>
+          <w:rtl w:val="0"/>
+        </w:rPr>
+        <w:t xml:space="preserve">Team Leader for the 5-person backend team</w:t>
+      </w:r>
+      <w:r>
+        <w:rPr>
+          <w:rFonts w:ascii="Times New Roman" w:cs="Times New Roman" w:eastAsia="Times New Roman" w:hAnsi="Times New Roman"/>
+          <w:b w:val="0"/>
+          <w:bCs w:val="0"/>
+          <w:i w:val="0"/>
+          <w:iCs w:val="0"/>
+          <w:smallCaps w:val="0"/>
+          <w:strike w:val="0"/>
+          <w:color w:val="333333"/>
+          <w:sz w:val="20"/>
+          <w:szCs w:val="20"/>
+          <w:u w:val="none"/>
+          <w:shd w:fill="auto" w:val="clear"/>
+          <w:vertAlign w:val="baseline"/>
+          <w:rtl w:val="0"/>
+        </w:rPr>
+        <w:t xml:space="preserve"> on a hospital management system built from inception: I owned the system architecture, the database design and the technical solutions, and ran the team’s Git flow.</w:t>
       </w:r>
     </w:p>
     <w:p>
@@ -2202,7 +2109,7 @@
           <w:between w:space="0" w:sz="0" w:val="nil"/>
         </w:pBdr>
         <w:shd w:fill="auto" w:val="clear"/>
-        <w:spacing w:after="40" w:before="0" w:line="240" w:lineRule="auto"/>
+        <w:spacing w:after="4" w:before="0" w:line="234" w:lineRule="auto"/>
         <w:ind w:left="720" w:right="0" w:hanging="360"/>
         <w:jc w:val="left"/>
         <w:rPr/>
@@ -2224,107 +2131,26 @@
           <w:vertAlign w:val="baseline"/>
           <w:rtl w:val="0"/>
         </w:rPr>
-        <w:t xml:space="preserve">Found the slow path in appointment booking:</w:t>
-      </w:r>
-      <w:r>
-        <w:rPr>
-          <w:rFonts w:ascii="Times New Roman" w:cs="Times New Roman" w:eastAsia="Times New Roman" w:hAnsi="Times New Roman"/>
-          <w:b w:val="0"/>
-          <w:bCs w:val="0"/>
-          <w:i w:val="0"/>
-          <w:iCs w:val="0"/>
-          <w:smallCaps w:val="0"/>
-          <w:strike w:val="0"/>
-          <w:color w:val="333333"/>
-          <w:sz w:val="20"/>
-          <w:szCs w:val="20"/>
-          <w:u w:val="none"/>
-          <w:shd w:fill="auto" w:val="clear"/>
-          <w:vertAlign w:val="baseline"/>
-          <w:rtl w:val="0"/>
-        </w:rPr>
-        <w:t xml:space="preserve"> the availability lookup across doctor schedules, shifts and existing appointments had no composite index to land on. Added one and restructured the query around how the screen actually loads its data, rather than leaving it as a single join. Also implemented OAuth authentication via Laravel Passport.</w:t>
-      </w:r>
-      <w:r>
-        <w:rPr>
-          <w:rtl w:val="0"/>
-        </w:rPr>
-      </w:r>
-    </w:p>
-    <w:p>
-      <w:pPr>
-        <w:spacing w:after="40" w:lineRule="auto"/>
-        <w:rPr/>
-      </w:pPr>
-      <w:r>
-        <w:rPr>
-          <w:b w:val="1"/>
-          <w:bCs w:val="1"/>
-          <w:color w:val="333333"/>
-          <w:sz w:val="20"/>
-          <w:szCs w:val="20"/>
-          <w:rtl w:val="0"/>
-        </w:rPr>
-        <w:t xml:space="preserve">Tech Stack:</w:t>
-      </w:r>
-      <w:r>
-        <w:rPr>
-          <w:color w:val="333333"/>
-          <w:sz w:val="20"/>
-          <w:szCs w:val="20"/>
-          <w:rtl w:val="0"/>
-        </w:rPr>
-        <w:t xml:space="preserve"> Lumen, Laravel, MySQL, Redis, Docker, Nginx, S3, OAuth2/Laravel Passport, Firebase Cloud Messaging, Swagger, Linux</w:t>
-      </w:r>
-      <w:r>
-        <w:rPr>
-          <w:rtl w:val="0"/>
-        </w:rPr>
-      </w:r>
-    </w:p>
-    <w:p>
-      <w:pPr>
-        <w:keepNext w:val="1"/>
-        <w:spacing w:after="40" w:before="185" w:lineRule="auto"/>
-        <w:rPr/>
-      </w:pPr>
-      <w:r>
-        <w:rPr>
-          <w:b w:val="1"/>
-          <w:bCs w:val="1"/>
-          <w:color w:val="1f3864"/>
-          <w:sz w:val="22"/>
-          <w:szCs w:val="22"/>
-          <w:rtl w:val="0"/>
-        </w:rPr>
-        <w:t xml:space="preserve">KOZOCOM COMPANY — Backend Developer (Middle-level)</w:t>
-      </w:r>
-      <w:r>
-        <w:rPr>
-          <w:rtl w:val="0"/>
-        </w:rPr>
-      </w:r>
-    </w:p>
-    <w:p>
-      <w:pPr>
-        <w:spacing w:after="60" w:lineRule="auto"/>
-        <w:rPr/>
-      </w:pPr>
-      <w:r>
-        <w:rPr>
-          <w:i w:val="1"/>
-          <w:iCs w:val="1"/>
-          <w:color w:val="555555"/>
-          <w:sz w:val="19"/>
-          <w:szCs w:val="19"/>
-          <w:rtl w:val="0"/>
-        </w:rPr>
-        <w:t xml:space="preserve">Feb 2024 – Mar 2025  |  Japanese client  |  16-member team</w:t>
-      </w:r>
-      <w:r>
-        <w:rPr>
-          <w:rtl w:val="0"/>
-        </w:rPr>
+        <w:t xml:space="preserve">The project had run through three project managers in three months</w:t>
+      </w:r>
+      <w:r>
+        <w:rPr>
+          <w:rFonts w:ascii="Times New Roman" w:cs="Times New Roman" w:eastAsia="Times New Roman" w:hAnsi="Times New Roman"/>
+          <w:b w:val="0"/>
+          <w:bCs w:val="0"/>
+          <w:i w:val="0"/>
+          <w:iCs w:val="0"/>
+          <w:smallCaps w:val="0"/>
+          <w:strike w:val="0"/>
+          <w:color w:val="333333"/>
+          <w:sz w:val="20"/>
+          <w:szCs w:val="20"/>
+          <w:u w:val="none"/>
+          <w:shd w:fill="auto" w:val="clear"/>
+          <w:vertAlign w:val="baseline"/>
+          <w:rtl w:val="0"/>
+        </w:rPr>
+        <w:t xml:space="preserve"> and was slipping. Without holding the title I stepped in on delivery — planning, timelines and release schedules for dev and QC — and focused on what was actually causing the issues.</w:t>
       </w:r>
     </w:p>
     <w:p>
@@ -2345,7 +2171,7 @@
           <w:between w:space="0" w:sz="0" w:val="nil"/>
         </w:pBdr>
         <w:shd w:fill="auto" w:val="clear"/>
-        <w:spacing w:after="40" w:before="0" w:line="240" w:lineRule="auto"/>
+        <w:spacing w:after="4" w:before="0" w:line="234" w:lineRule="auto"/>
         <w:ind w:left="720" w:right="0" w:hanging="360"/>
         <w:jc w:val="left"/>
         <w:rPr/>
@@ -2353,64 +2179,40 @@
       <w:r>
         <w:rPr>
           <w:rFonts w:ascii="Times New Roman" w:cs="Times New Roman" w:eastAsia="Times New Roman" w:hAnsi="Times New Roman"/>
-          <w:b w:val="0"/>
-          <w:bCs w:val="0"/>
-          <w:i w:val="0"/>
-          <w:iCs w:val="0"/>
-          <w:smallCaps w:val="0"/>
-          <w:strike w:val="0"/>
-          <w:color w:val="333333"/>
-          <w:sz w:val="20"/>
-          <w:szCs w:val="20"/>
-          <w:u w:val="none"/>
-          <w:shd w:fill="auto" w:val="clear"/>
-          <w:vertAlign w:val="baseline"/>
-          <w:rtl w:val="0"/>
-        </w:rPr>
-        <w:t xml:space="preserve">Built and maintained backend features for a </w:t>
-      </w:r>
-      <w:r>
-        <w:rPr>
-          <w:rFonts w:ascii="Times New Roman" w:cs="Times New Roman" w:eastAsia="Times New Roman" w:hAnsi="Times New Roman"/>
-          <w:b w:val="1"/>
-          <w:bCs w:val="1"/>
-          <w:i w:val="0"/>
-          <w:iCs w:val="0"/>
-          <w:smallCaps w:val="0"/>
-          <w:strike w:val="0"/>
-          <w:color w:val="333333"/>
-          <w:sz w:val="20"/>
-          <w:szCs w:val="20"/>
-          <w:u w:val="none"/>
-          <w:shd w:fill="auto" w:val="clear"/>
-          <w:vertAlign w:val="baseline"/>
-          <w:rtl w:val="0"/>
-        </w:rPr>
-        <w:t xml:space="preserve">sales and warehouse / inventory management platform</w:t>
-      </w:r>
-      <w:r>
-        <w:rPr>
-          <w:rFonts w:ascii="Times New Roman" w:cs="Times New Roman" w:eastAsia="Times New Roman" w:hAnsi="Times New Roman"/>
-          <w:b w:val="0"/>
-          <w:bCs w:val="0"/>
-          <w:i w:val="0"/>
-          <w:iCs w:val="0"/>
-          <w:smallCaps w:val="0"/>
-          <w:strike w:val="0"/>
-          <w:color w:val="333333"/>
-          <w:sz w:val="20"/>
-          <w:szCs w:val="20"/>
-          <w:u w:val="none"/>
-          <w:shd w:fill="auto" w:val="clear"/>
-          <w:vertAlign w:val="baseline"/>
-          <w:rtl w:val="0"/>
-        </w:rPr>
-        <w:t xml:space="preserve"> on Laravel and PostgreSQL, working independently inside a Scrum team under clean-code and clean-architecture practices.</w:t>
-      </w:r>
-      <w:r>
-        <w:rPr>
-          <w:rtl w:val="0"/>
-        </w:rPr>
+          <w:b w:val="1"/>
+          <w:bCs w:val="1"/>
+          <w:i w:val="0"/>
+          <w:iCs w:val="0"/>
+          <w:smallCaps w:val="0"/>
+          <w:strike w:val="0"/>
+          <w:color w:val="333333"/>
+          <w:sz w:val="20"/>
+          <w:szCs w:val="20"/>
+          <w:u w:val="none"/>
+          <w:shd w:fill="auto" w:val="clear"/>
+          <w:vertAlign w:val="baseline"/>
+          <w:rtl w:val="0"/>
+        </w:rPr>
+        <w:t xml:space="preserve">Rebuilt the release process on a project carrying real delivery risk:</w:t>
+      </w:r>
+      <w:r>
+        <w:rPr>
+          <w:rFonts w:ascii="Times New Roman" w:cs="Times New Roman" w:eastAsia="Times New Roman" w:hAnsi="Times New Roman"/>
+          <w:b w:val="0"/>
+          <w:bCs w:val="0"/>
+          <w:i w:val="0"/>
+          <w:iCs w:val="0"/>
+          <w:smallCaps w:val="0"/>
+          <w:strike w:val="0"/>
+          <w:color w:val="333333"/>
+          <w:sz w:val="20"/>
+          <w:szCs w:val="20"/>
+          <w:u w:val="none"/>
+          <w:shd w:fill="auto" w:val="clear"/>
+          <w:vertAlign w:val="baseline"/>
+          <w:rtl w:val="0"/>
+        </w:rPr>
+        <w:t xml:space="preserve"> ad-hoc “dev-environment” releases became feature branches cut from main with sprint-scoped planning, so QC could plan test cases per sprint and nothing reached production without clearing QC first — avoidable issues fell and releases held their schedule.</w:t>
       </w:r>
     </w:p>
     <w:p>
@@ -2431,7 +2233,7 @@
           <w:between w:space="0" w:sz="0" w:val="nil"/>
         </w:pBdr>
         <w:shd w:fill="auto" w:val="clear"/>
-        <w:spacing w:after="40" w:before="0" w:line="240" w:lineRule="auto"/>
+        <w:spacing w:after="4" w:before="0" w:line="234" w:lineRule="auto"/>
         <w:ind w:left="720" w:right="0" w:hanging="360"/>
         <w:jc w:val="left"/>
         <w:rPr/>
@@ -2453,107 +2255,64 @@
           <w:vertAlign w:val="baseline"/>
           <w:rtl w:val="0"/>
         </w:rPr>
-        <w:t xml:space="preserve">Legacy-to-new-system data migration:</w:t>
-      </w:r>
-      <w:r>
-        <w:rPr>
-          <w:rFonts w:ascii="Times New Roman" w:cs="Times New Roman" w:eastAsia="Times New Roman" w:hAnsi="Times New Roman"/>
-          <w:b w:val="0"/>
-          <w:bCs w:val="0"/>
-          <w:i w:val="0"/>
-          <w:iCs w:val="0"/>
-          <w:smallCaps w:val="0"/>
-          <w:strike w:val="0"/>
-          <w:color w:val="333333"/>
-          <w:sz w:val="20"/>
-          <w:szCs w:val="20"/>
-          <w:u w:val="none"/>
-          <w:shd w:fill="auto" w:val="clear"/>
-          <w:vertAlign w:val="baseline"/>
-          <w:rtl w:val="0"/>
-        </w:rPr>
-        <w:t xml:space="preserve"> CSV import of roughly </w:t>
-      </w:r>
-      <w:r>
-        <w:rPr>
-          <w:rFonts w:ascii="Times New Roman" w:cs="Times New Roman" w:eastAsia="Times New Roman" w:hAnsi="Times New Roman"/>
-          <w:b w:val="1"/>
-          <w:bCs w:val="1"/>
-          <w:i w:val="0"/>
-          <w:iCs w:val="0"/>
-          <w:smallCaps w:val="0"/>
-          <w:strike w:val="0"/>
-          <w:color w:val="333333"/>
-          <w:sz w:val="20"/>
-          <w:szCs w:val="20"/>
-          <w:u w:val="none"/>
-          <w:shd w:fill="auto" w:val="clear"/>
-          <w:vertAlign w:val="baseline"/>
-          <w:rtl w:val="0"/>
-        </w:rPr>
-        <w:t xml:space="preserve">2–3 million records per run</w:t>
-      </w:r>
-      <w:r>
-        <w:rPr>
-          <w:rFonts w:ascii="Times New Roman" w:cs="Times New Roman" w:eastAsia="Times New Roman" w:hAnsi="Times New Roman"/>
-          <w:b w:val="0"/>
-          <w:bCs w:val="0"/>
-          <w:i w:val="0"/>
-          <w:iCs w:val="0"/>
-          <w:smallCaps w:val="0"/>
-          <w:strike w:val="0"/>
-          <w:color w:val="333333"/>
-          <w:sz w:val="20"/>
-          <w:szCs w:val="20"/>
-          <w:u w:val="none"/>
-          <w:shd w:fill="auto" w:val="clear"/>
-          <w:vertAlign w:val="baseline"/>
-          <w:rtl w:val="0"/>
-        </w:rPr>
-        <w:t xml:space="preserve">, written as chunked insert() batches of </w:t>
-      </w:r>
-      <w:r>
-        <w:rPr>
-          <w:rFonts w:ascii="Times New Roman" w:cs="Times New Roman" w:eastAsia="Times New Roman" w:hAnsi="Times New Roman"/>
-          <w:b w:val="1"/>
-          <w:bCs w:val="1"/>
-          <w:i w:val="0"/>
-          <w:iCs w:val="0"/>
-          <w:smallCaps w:val="0"/>
-          <w:strike w:val="0"/>
-          <w:color w:val="333333"/>
-          <w:sz w:val="20"/>
-          <w:szCs w:val="20"/>
-          <w:u w:val="none"/>
-          <w:shd w:fill="auto" w:val="clear"/>
-          <w:vertAlign w:val="baseline"/>
-          <w:rtl w:val="0"/>
-        </w:rPr>
-        <w:t xml:space="preserve">50 rows per worker</w:t>
-      </w:r>
-      <w:r>
-        <w:rPr>
-          <w:rFonts w:ascii="Times New Roman" w:cs="Times New Roman" w:eastAsia="Times New Roman" w:hAnsi="Times New Roman"/>
-          <w:b w:val="0"/>
-          <w:bCs w:val="0"/>
-          <w:i w:val="0"/>
-          <w:iCs w:val="0"/>
-          <w:smallCaps w:val="0"/>
-          <w:strike w:val="0"/>
-          <w:color w:val="333333"/>
-          <w:sz w:val="20"/>
-          <w:szCs w:val="20"/>
-          <w:u w:val="none"/>
-          <w:shd w:fill="auto" w:val="clear"/>
-          <w:vertAlign w:val="baseline"/>
-          <w:rtl w:val="0"/>
-        </w:rPr>
-        <w:t xml:space="preserve"> rather than one model create per row. At that volume the question is not speed, it is whether the job finishes before PHP runs out of memory.</w:t>
-      </w:r>
-      <w:r>
-        <w:rPr>
-          <w:rtl w:val="0"/>
-        </w:rPr>
+        <w:t xml:space="preserve">Built the staging server that the new process needed</w:t>
+      </w:r>
+      <w:r>
+        <w:rPr>
+          <w:rFonts w:ascii="Times New Roman" w:cs="Times New Roman" w:eastAsia="Times New Roman" w:hAnsi="Times New Roman"/>
+          <w:b w:val="0"/>
+          <w:bCs w:val="0"/>
+          <w:i w:val="0"/>
+          <w:iCs w:val="0"/>
+          <w:smallCaps w:val="0"/>
+          <w:strike w:val="0"/>
+          <w:color w:val="333333"/>
+          <w:sz w:val="20"/>
+          <w:szCs w:val="20"/>
+          <w:u w:val="none"/>
+          <w:shd w:fill="auto" w:val="clear"/>
+          <w:vertAlign w:val="baseline"/>
+          <w:rtl w:val="0"/>
+        </w:rPr>
+        <w:t xml:space="preserve"> — the old flow had nowhere to verify a release before it shipped — and added </w:t>
+      </w:r>
+      <w:r>
+        <w:rPr>
+          <w:rFonts w:ascii="Times New Roman" w:cs="Times New Roman" w:eastAsia="Times New Roman" w:hAnsi="Times New Roman"/>
+          <w:b w:val="1"/>
+          <w:bCs w:val="1"/>
+          <w:i w:val="0"/>
+          <w:iCs w:val="0"/>
+          <w:smallCaps w:val="0"/>
+          <w:strike w:val="0"/>
+          <w:color w:val="333333"/>
+          <w:sz w:val="20"/>
+          <w:szCs w:val="20"/>
+          <w:u w:val="none"/>
+          <w:shd w:fill="auto" w:val="clear"/>
+          <w:vertAlign w:val="baseline"/>
+          <w:rtl w:val="0"/>
+        </w:rPr>
+        <w:t xml:space="preserve">system monitoring and logging</w:t>
+      </w:r>
+      <w:r>
+        <w:rPr>
+          <w:rFonts w:ascii="Times New Roman" w:cs="Times New Roman" w:eastAsia="Times New Roman" w:hAnsi="Times New Roman"/>
+          <w:b w:val="0"/>
+          <w:bCs w:val="0"/>
+          <w:i w:val="0"/>
+          <w:iCs w:val="0"/>
+          <w:smallCaps w:val="0"/>
+          <w:strike w:val="0"/>
+          <w:color w:val="333333"/>
+          <w:sz w:val="20"/>
+          <w:szCs w:val="20"/>
+          <w:u w:val="none"/>
+          <w:shd w:fill="auto" w:val="clear"/>
+          <w:vertAlign w:val="baseline"/>
+          <w:rtl w:val="0"/>
+        </w:rPr>
+        <w:t xml:space="preserve"> so an issue could be investigated from evidence instead of guessed at.</w:t>
       </w:r>
     </w:p>
     <w:p>
@@ -2574,7 +2333,7 @@
           <w:between w:space="0" w:sz="0" w:val="nil"/>
         </w:pBdr>
         <w:shd w:fill="auto" w:val="clear"/>
-        <w:spacing w:after="40" w:before="0" w:line="240" w:lineRule="auto"/>
+        <w:spacing w:after="4" w:before="0" w:line="234" w:lineRule="auto"/>
         <w:ind w:left="720" w:right="0" w:hanging="360"/>
         <w:jc w:val="left"/>
         <w:rPr/>
@@ -2582,45 +2341,21 @@
       <w:r>
         <w:rPr>
           <w:rFonts w:ascii="Times New Roman" w:cs="Times New Roman" w:eastAsia="Times New Roman" w:hAnsi="Times New Roman"/>
-          <w:b w:val="1"/>
-          <w:bCs w:val="1"/>
-          <w:i w:val="0"/>
-          <w:iCs w:val="0"/>
-          <w:smallCaps w:val="0"/>
-          <w:strike w:val="0"/>
-          <w:color w:val="333333"/>
-          <w:sz w:val="20"/>
-          <w:szCs w:val="20"/>
-          <w:u w:val="none"/>
-          <w:shd w:fill="auto" w:val="clear"/>
-          <w:vertAlign w:val="baseline"/>
-          <w:rtl w:val="0"/>
-        </w:rPr>
-        <w:t xml:space="preserve">Cut the read-path cost of the inventory list:</w:t>
-      </w:r>
-      <w:r>
-        <w:rPr>
-          <w:rFonts w:ascii="Times New Roman" w:cs="Times New Roman" w:eastAsia="Times New Roman" w:hAnsi="Times New Roman"/>
-          <w:b w:val="0"/>
-          <w:bCs w:val="0"/>
-          <w:i w:val="0"/>
-          <w:iCs w:val="0"/>
-          <w:smallCaps w:val="0"/>
-          <w:strike w:val="0"/>
-          <w:color w:val="333333"/>
-          <w:sz w:val="20"/>
-          <w:szCs w:val="20"/>
-          <w:u w:val="none"/>
-          <w:shd w:fill="auto" w:val="clear"/>
-          <w:vertAlign w:val="baseline"/>
-          <w:rtl w:val="0"/>
-        </w:rPr>
-        <w:t xml:space="preserve"> eager-loaded the relations it had been resolving one row at a time (a textbook N+1), and moved the list off paginate() so it stopped paying for a COUNT over the whole table on every request.</w:t>
-      </w:r>
-      <w:r>
-        <w:rPr>
-          <w:rtl w:val="0"/>
-        </w:rPr>
+          <w:b w:val="0"/>
+          <w:bCs w:val="0"/>
+          <w:i w:val="0"/>
+          <w:iCs w:val="0"/>
+          <w:smallCaps w:val="0"/>
+          <w:strike w:val="0"/>
+          <w:color w:val="333333"/>
+          <w:sz w:val="20"/>
+          <w:szCs w:val="20"/>
+          <w:u w:val="none"/>
+          <w:shd w:fill="auto" w:val="clear"/>
+          <w:vertAlign w:val="baseline"/>
+          <w:rtl w:val="0"/>
+        </w:rPr>
+        <w:t xml:space="preserve">Raised scope risk before it became a bug: when a ticket the client wanted was likely to cause problems, the trade-off was explained and confirmed with them before it entered a sprint.</w:t>
       </w:r>
     </w:p>
     <w:p>
@@ -2641,7 +2376,7 @@
           <w:between w:space="0" w:sz="0" w:val="nil"/>
         </w:pBdr>
         <w:shd w:fill="auto" w:val="clear"/>
-        <w:spacing w:after="40" w:before="0" w:line="240" w:lineRule="auto"/>
+        <w:spacing w:after="4" w:before="0" w:line="234" w:lineRule="auto"/>
         <w:ind w:left="720" w:right="0" w:hanging="360"/>
         <w:jc w:val="left"/>
         <w:rPr/>
@@ -2663,53 +2398,48 @@
           <w:vertAlign w:val="baseline"/>
           <w:rtl w:val="0"/>
         </w:rPr>
-        <w:t xml:space="preserve">Designed the database schemas and business logic for the purchasing, selling and store-management modules. The platform sells as well as stores: </w:t>
-      </w:r>
-      <w:r>
-        <w:rPr>
-          <w:rFonts w:ascii="Times New Roman" w:cs="Times New Roman" w:eastAsia="Times New Roman" w:hAnsi="Times New Roman"/>
-          <w:b w:val="1"/>
-          <w:bCs w:val="1"/>
-          <w:i w:val="0"/>
-          <w:iCs w:val="0"/>
-          <w:smallCaps w:val="0"/>
-          <w:strike w:val="0"/>
-          <w:color w:val="333333"/>
-          <w:sz w:val="20"/>
-          <w:szCs w:val="20"/>
-          <w:u w:val="none"/>
-          <w:shd w:fill="auto" w:val="clear"/>
-          <w:vertAlign w:val="baseline"/>
-          <w:rtl w:val="0"/>
-        </w:rPr>
-        <w:t xml:space="preserve">each sale's data flows back into the warehouse, where the warehouse costs are calculated from it</w:t>
-      </w:r>
-      <w:r>
-        <w:rPr>
-          <w:rFonts w:ascii="Times New Roman" w:cs="Times New Roman" w:eastAsia="Times New Roman" w:hAnsi="Times New Roman"/>
-          <w:b w:val="0"/>
-          <w:bCs w:val="0"/>
-          <w:i w:val="0"/>
-          <w:iCs w:val="0"/>
-          <w:smallCaps w:val="0"/>
-          <w:strike w:val="0"/>
-          <w:color w:val="333333"/>
-          <w:sz w:val="20"/>
-          <w:szCs w:val="20"/>
-          <w:u w:val="none"/>
-          <w:shd w:fill="auto" w:val="clear"/>
-          <w:vertAlign w:val="baseline"/>
-          <w:rtl w:val="0"/>
-        </w:rPr>
-        <w:t xml:space="preserve">.</w:t>
-      </w:r>
-      <w:r>
-        <w:rPr>
-          <w:rtl w:val="0"/>
-        </w:rPr>
-      </w:r>
-    </w:p>
-    <w:p w14:paraId="0000002E1">
+        <w:t xml:space="preserve">Introduced a peer-review checklist, then </w:t>
+      </w:r>
+      <w:r>
+        <w:rPr>
+          <w:rFonts w:ascii="Times New Roman" w:cs="Times New Roman" w:eastAsia="Times New Roman" w:hAnsi="Times New Roman"/>
+          <w:b w:val="1"/>
+          <w:bCs w:val="1"/>
+          <w:i w:val="0"/>
+          <w:iCs w:val="0"/>
+          <w:smallCaps w:val="0"/>
+          <w:strike w:val="0"/>
+          <w:color w:val="333333"/>
+          <w:sz w:val="20"/>
+          <w:szCs w:val="20"/>
+          <w:u w:val="none"/>
+          <w:shd w:fill="auto" w:val="clear"/>
+          <w:vertAlign w:val="baseline"/>
+          <w:rtl w:val="0"/>
+        </w:rPr>
+        <w:t xml:space="preserve">built an AI-assisted PR review step</w:t>
+      </w:r>
+      <w:r>
+        <w:rPr>
+          <w:rFonts w:ascii="Times New Roman" w:cs="Times New Roman" w:eastAsia="Times New Roman" w:hAnsi="Times New Roman"/>
+          <w:b w:val="0"/>
+          <w:bCs w:val="0"/>
+          <w:i w:val="0"/>
+          <w:iCs w:val="0"/>
+          <w:smallCaps w:val="0"/>
+          <w:strike w:val="0"/>
+          <w:color w:val="333333"/>
+          <w:sz w:val="20"/>
+          <w:szCs w:val="20"/>
+          <w:u w:val="none"/>
+          <w:shd w:fill="auto" w:val="clear"/>
+          <w:vertAlign w:val="baseline"/>
+          <w:rtl w:val="0"/>
+        </w:rPr>
+        <w:t xml:space="preserve"> once pull-request volume outgrew what one reviewer could cover, so review capacity stopped being the ceiling on quality. Mentored two developers through their onboarding.</w:t>
+      </w:r>
+    </w:p>
+    <w:p>
       <w:pPr>
         <w:keepNext w:val="0"/>
         <w:keepLines w:val="0"/>
@@ -2727,7 +2457,7 @@
           <w:between w:space="0" w:sz="0" w:val="nil"/>
         </w:pBdr>
         <w:shd w:fill="auto" w:val="clear"/>
-        <w:spacing w:after="40" w:before="0" w:line="240" w:lineRule="auto"/>
+        <w:spacing w:after="4" w:before="0" w:line="234" w:lineRule="auto"/>
         <w:ind w:left="720" w:right="0" w:hanging="360"/>
         <w:jc w:val="left"/>
         <w:rPr/>
@@ -2749,50 +2479,7 @@
           <w:vertAlign w:val="baseline"/>
           <w:rtl w:val="0"/>
         </w:rPr>
-        <w:t xml:space="preserve">An </w:t>
-      </w:r>
-      <w:r>
-        <w:rPr>
-          <w:rFonts w:ascii="Times New Roman" w:cs="Times New Roman" w:eastAsia="Times New Roman" w:hAnsi="Times New Roman"/>
-          <w:b w:val="1"/>
-          <w:bCs w:val="1"/>
-          <w:i w:val="0"/>
-          <w:iCs w:val="0"/>
-          <w:smallCaps w:val="0"/>
-          <w:strike w:val="0"/>
-          <w:color w:val="333333"/>
-          <w:sz w:val="20"/>
-          <w:szCs w:val="20"/>
-          <w:u w:val="none"/>
-          <w:shd w:fill="auto" w:val="clear"/>
-          <w:vertAlign w:val="baseline"/>
-          <w:rtl w:val="0"/>
-        </w:rPr>
-        <w:t xml:space="preserve">AWS SQS queue handled batched data sync</w:t>
-      </w:r>
-      <w:r>
-        <w:rPr>
-          <w:rFonts w:ascii="Times New Roman" w:cs="Times New Roman" w:eastAsia="Times New Roman" w:hAnsi="Times New Roman"/>
-          <w:b w:val="0"/>
-          <w:bCs w:val="0"/>
-          <w:i w:val="0"/>
-          <w:iCs w:val="0"/>
-          <w:smallCaps w:val="0"/>
-          <w:strike w:val="0"/>
-          <w:color w:val="333333"/>
-          <w:sz w:val="20"/>
-          <w:szCs w:val="20"/>
-          <w:u w:val="none"/>
-          <w:shd w:fill="auto" w:val="clear"/>
-          <w:vertAlign w:val="baseline"/>
-          <w:rtl w:val="0"/>
-        </w:rPr>
-        <w:t xml:space="preserve"> across the platform, with PDF export and fax delivery through a third-party API. Added feature and unit tests, wrote the module documentation, reviewed code and supported junior developers.</w:t>
-      </w:r>
-      <w:r>
-        <w:rPr>
-          <w:rtl w:val="0"/>
-        </w:rPr>
+        <w:t xml:space="preserve">Found the slow path in appointment booking: the availability lookup across doctor schedules, shifts and existing appointments had no composite index to land on. Added one and restructured the query around how the screen actually loads its data. Also implemented OAuth via Laravel Passport.</w:t>
       </w:r>
     </w:p>
     <w:p>
@@ -2813,23 +2500,20 @@
       </w:r>
       <w:r>
         <w:rPr>
-          <w:color w:val="333333"/>
-          <w:sz w:val="20"/>
-          <w:szCs w:val="20"/>
-          <w:rtl w:val="0"/>
-        </w:rPr>
-        <w:t xml:space="preserve"> Laravel, PostgreSQL, AWS SQS, Swagger, Redis, Pusher, Fax API, Nginx, Linux</w:t>
-      </w:r>
-      <w:r>
-        <w:rPr>
-          <w:rtl w:val="0"/>
-        </w:rPr>
+          <w:b w:val="0"/>
+          <w:bCs w:val="0"/>
+          <w:color w:val="333333"/>
+          <w:sz w:val="20"/>
+          <w:szCs w:val="20"/>
+          <w:rtl w:val="0"/>
+        </w:rPr>
+        <w:t xml:space="preserve"> Lumen, Laravel, MySQL, Redis, Laravel Reverb, Docker, Nginx, S3, OAuth2/Laravel Passport, Firebase Cloud Messaging, Swagger, Linux</w:t>
       </w:r>
     </w:p>
     <w:p>
       <w:pPr>
         <w:keepNext w:val="1"/>
-        <w:spacing w:after="40" w:before="185" w:lineRule="auto"/>
+        <w:spacing w:after="22" w:before="80" w:lineRule="auto"/>
         <w:rPr/>
       </w:pPr>
       <w:r>
@@ -2841,7 +2525,7 @@
           <w:szCs w:val="22"/>
           <w:rtl w:val="0"/>
         </w:rPr>
-        <w:t xml:space="preserve">FLYDINO TECHNOLOGY COMPANY — Junior Backend Developer</w:t>
+        <w:t xml:space="preserve">KOZOCOM COMPANY — Backend Developer (Middle-level)</w:t>
       </w:r>
       <w:r>
         <w:rPr>
@@ -2863,7 +2547,7 @@
           <w:szCs w:val="19"/>
           <w:rtl w:val="0"/>
         </w:rPr>
-        <w:t xml:space="preserve">Apr 2023 – Feb 2024  |  Japanese &amp; Vietnamese clients  |  8–18 member teams</w:t>
+        <w:t xml:space="preserve">Feb 2024 – Mar 2025  |  Japanese client  |  16-member team</w:t>
       </w:r>
       <w:r>
         <w:rPr>
@@ -2889,7 +2573,7 @@
           <w:between w:space="0" w:sz="0" w:val="nil"/>
         </w:pBdr>
         <w:shd w:fill="auto" w:val="clear"/>
-        <w:spacing w:after="40" w:before="0" w:line="240" w:lineRule="auto"/>
+        <w:spacing w:after="4" w:before="0" w:line="234" w:lineRule="auto"/>
         <w:ind w:left="720" w:right="0" w:hanging="360"/>
         <w:jc w:val="left"/>
         <w:rPr/>
@@ -2897,64 +2581,40 @@
       <w:r>
         <w:rPr>
           <w:rFonts w:ascii="Times New Roman" w:cs="Times New Roman" w:eastAsia="Times New Roman" w:hAnsi="Times New Roman"/>
-          <w:b w:val="0"/>
-          <w:bCs w:val="0"/>
-          <w:i w:val="0"/>
-          <w:iCs w:val="0"/>
-          <w:smallCaps w:val="0"/>
-          <w:strike w:val="0"/>
-          <w:color w:val="333333"/>
-          <w:sz w:val="20"/>
-          <w:szCs w:val="20"/>
-          <w:u w:val="none"/>
-          <w:shd w:fill="auto" w:val="clear"/>
-          <w:vertAlign w:val="baseline"/>
-          <w:rtl w:val="0"/>
-        </w:rPr>
-        <w:t xml:space="preserve">Independently delivered backend (Laravel) across </w:t>
-      </w:r>
-      <w:r>
-        <w:rPr>
-          <w:rFonts w:ascii="Times New Roman" w:cs="Times New Roman" w:eastAsia="Times New Roman" w:hAnsi="Times New Roman"/>
-          <w:b w:val="1"/>
-          <w:bCs w:val="1"/>
-          <w:i w:val="0"/>
-          <w:iCs w:val="0"/>
-          <w:smallCaps w:val="0"/>
-          <w:strike w:val="0"/>
-          <w:color w:val="333333"/>
-          <w:sz w:val="20"/>
-          <w:szCs w:val="20"/>
-          <w:u w:val="none"/>
-          <w:shd w:fill="auto" w:val="clear"/>
-          <w:vertAlign w:val="baseline"/>
-          <w:rtl w:val="0"/>
-        </w:rPr>
-        <w:t xml:space="preserve">three client platforms</w:t>
-      </w:r>
-      <w:r>
-        <w:rPr>
-          <w:rFonts w:ascii="Times New Roman" w:cs="Times New Roman" w:eastAsia="Times New Roman" w:hAnsi="Times New Roman"/>
-          <w:b w:val="0"/>
-          <w:bCs w:val="0"/>
-          <w:i w:val="0"/>
-          <w:iCs w:val="0"/>
-          <w:smallCaps w:val="0"/>
-          <w:strike w:val="0"/>
-          <w:color w:val="333333"/>
-          <w:sz w:val="20"/>
-          <w:szCs w:val="20"/>
-          <w:u w:val="none"/>
-          <w:shd w:fill="auto" w:val="clear"/>
-          <w:vertAlign w:val="baseline"/>
-          <w:rtl w:val="0"/>
-        </w:rPr>
-        <w:t xml:space="preserve">, and the frontend on two of them using Vue 3, TypeScript and Tailwind, designing the database structures for the new features.</w:t>
-      </w:r>
-      <w:r>
-        <w:rPr>
-          <w:rtl w:val="0"/>
-        </w:rPr>
+          <w:b w:val="1"/>
+          <w:bCs w:val="1"/>
+          <w:i w:val="0"/>
+          <w:iCs w:val="0"/>
+          <w:smallCaps w:val="0"/>
+          <w:strike w:val="0"/>
+          <w:color w:val="333333"/>
+          <w:sz w:val="20"/>
+          <w:szCs w:val="20"/>
+          <w:u w:val="none"/>
+          <w:shd w:fill="auto" w:val="clear"/>
+          <w:vertAlign w:val="baseline"/>
+          <w:rtl w:val="0"/>
+        </w:rPr>
+        <w:t xml:space="preserve">Re-platformed a legacy Python/Django system onto Laravel and PostgreSQL</w:t>
+      </w:r>
+      <w:r>
+        <w:rPr>
+          <w:rFonts w:ascii="Times New Roman" w:cs="Times New Roman" w:eastAsia="Times New Roman" w:hAnsi="Times New Roman"/>
+          <w:b w:val="0"/>
+          <w:bCs w:val="0"/>
+          <w:i w:val="0"/>
+          <w:iCs w:val="0"/>
+          <w:smallCaps w:val="0"/>
+          <w:strike w:val="0"/>
+          <w:color w:val="333333"/>
+          <w:sz w:val="20"/>
+          <w:szCs w:val="20"/>
+          <w:u w:val="none"/>
+          <w:shd w:fill="auto" w:val="clear"/>
+          <w:vertAlign w:val="baseline"/>
+          <w:rtl w:val="0"/>
+        </w:rPr>
+        <w:t xml:space="preserve"> with a 16-member Scrum team — one product combining sales with warehouse and inventory management — under clean-code and clean-architecture practices.</w:t>
       </w:r>
     </w:p>
     <w:p>
@@ -2975,7 +2635,7 @@
           <w:between w:space="0" w:sz="0" w:val="nil"/>
         </w:pBdr>
         <w:shd w:fill="auto" w:val="clear"/>
-        <w:spacing w:after="40" w:before="0" w:line="240" w:lineRule="auto"/>
+        <w:spacing w:after="4" w:before="0" w:line="234" w:lineRule="auto"/>
         <w:ind w:left="720" w:right="0" w:hanging="360"/>
         <w:jc w:val="left"/>
         <w:rPr/>
@@ -2983,45 +2643,59 @@
       <w:r>
         <w:rPr>
           <w:rFonts w:ascii="Times New Roman" w:cs="Times New Roman" w:eastAsia="Times New Roman" w:hAnsi="Times New Roman"/>
-          <w:b w:val="1"/>
-          <w:bCs w:val="1"/>
-          <w:i w:val="0"/>
-          <w:iCs w:val="0"/>
-          <w:smallCaps w:val="0"/>
-          <w:strike w:val="0"/>
-          <w:color w:val="333333"/>
-          <w:sz w:val="20"/>
-          <w:szCs w:val="20"/>
-          <w:u w:val="none"/>
-          <w:shd w:fill="auto" w:val="clear"/>
-          <w:vertAlign w:val="baseline"/>
-          <w:rtl w:val="0"/>
-        </w:rPr>
-        <w:t xml:space="preserve">Integrated ChatGPT-4</w:t>
-      </w:r>
-      <w:r>
-        <w:rPr>
-          <w:rFonts w:ascii="Times New Roman" w:cs="Times New Roman" w:eastAsia="Times New Roman" w:hAnsi="Times New Roman"/>
-          <w:b w:val="0"/>
-          <w:bCs w:val="0"/>
-          <w:i w:val="0"/>
-          <w:iCs w:val="0"/>
-          <w:smallCaps w:val="0"/>
-          <w:strike w:val="0"/>
-          <w:color w:val="333333"/>
-          <w:sz w:val="20"/>
-          <w:szCs w:val="20"/>
-          <w:u w:val="none"/>
-          <w:shd w:fill="auto" w:val="clear"/>
-          <w:vertAlign w:val="baseline"/>
-          <w:rtl w:val="0"/>
-        </w:rPr>
-        <w:t xml:space="preserve"> into a skin-analysis flow: an uploaded facial photo returns a skin-condition assessment that feeds a personalised product-recommendation step.</w:t>
-      </w:r>
-      <w:r>
-        <w:rPr>
-          <w:rtl w:val="0"/>
-        </w:rPr>
+          <w:b w:val="0"/>
+          <w:bCs w:val="0"/>
+          <w:i w:val="0"/>
+          <w:iCs w:val="0"/>
+          <w:smallCaps w:val="0"/>
+          <w:strike w:val="0"/>
+          <w:color w:val="333333"/>
+          <w:sz w:val="20"/>
+          <w:szCs w:val="20"/>
+          <w:u w:val="none"/>
+          <w:shd w:fill="auto" w:val="clear"/>
+          <w:vertAlign w:val="baseline"/>
+          <w:rtl w:val="0"/>
+        </w:rPr>
+        <w:t xml:space="preserve">Carried the data across: </w:t>
+      </w:r>
+      <w:r>
+        <w:rPr>
+          <w:rFonts w:ascii="Times New Roman" w:cs="Times New Roman" w:eastAsia="Times New Roman" w:hAnsi="Times New Roman"/>
+          <w:b w:val="1"/>
+          <w:bCs w:val="1"/>
+          <w:i w:val="0"/>
+          <w:iCs w:val="0"/>
+          <w:smallCaps w:val="0"/>
+          <w:strike w:val="0"/>
+          <w:color w:val="333333"/>
+          <w:sz w:val="20"/>
+          <w:szCs w:val="20"/>
+          <w:u w:val="none"/>
+          <w:shd w:fill="auto" w:val="clear"/>
+          <w:vertAlign w:val="baseline"/>
+          <w:rtl w:val="0"/>
+        </w:rPr>
+        <w:t xml:space="preserve">CSV import of ~2–3 million records per run, and export at comparable volume</w:t>
+      </w:r>
+      <w:r>
+        <w:rPr>
+          <w:rFonts w:ascii="Times New Roman" w:cs="Times New Roman" w:eastAsia="Times New Roman" w:hAnsi="Times New Roman"/>
+          <w:b w:val="0"/>
+          <w:bCs w:val="0"/>
+          <w:i w:val="0"/>
+          <w:iCs w:val="0"/>
+          <w:smallCaps w:val="0"/>
+          <w:strike w:val="0"/>
+          <w:color w:val="333333"/>
+          <w:sz w:val="20"/>
+          <w:szCs w:val="20"/>
+          <w:u w:val="none"/>
+          <w:shd w:fill="auto" w:val="clear"/>
+          <w:vertAlign w:val="baseline"/>
+          <w:rtl w:val="0"/>
+        </w:rPr>
+        <w:t xml:space="preserve">, written as chunked insert() batches of 50 rows per worker rather than one model create per row. At that volume the risk is not speed but PHP running out of memory before the job finishes.</w:t>
       </w:r>
     </w:p>
     <w:p>
@@ -3042,7 +2716,7 @@
           <w:between w:space="0" w:sz="0" w:val="nil"/>
         </w:pBdr>
         <w:shd w:fill="auto" w:val="clear"/>
-        <w:spacing w:after="40" w:before="0" w:line="240" w:lineRule="auto"/>
+        <w:spacing w:after="4" w:before="0" w:line="234" w:lineRule="auto"/>
         <w:ind w:left="720" w:right="0" w:hanging="360"/>
         <w:jc w:val="left"/>
         <w:rPr/>
@@ -3064,50 +2738,464 @@
           <w:vertAlign w:val="baseline"/>
           <w:rtl w:val="0"/>
         </w:rPr>
-        <w:t xml:space="preserve">Integrated </w:t>
-      </w:r>
-      <w:r>
-        <w:rPr>
-          <w:rFonts w:ascii="Times New Roman" w:cs="Times New Roman" w:eastAsia="Times New Roman" w:hAnsi="Times New Roman"/>
-          <w:b w:val="1"/>
-          <w:bCs w:val="1"/>
-          <w:i w:val="0"/>
-          <w:iCs w:val="0"/>
-          <w:smallCaps w:val="0"/>
-          <w:strike w:val="0"/>
-          <w:color w:val="333333"/>
-          <w:sz w:val="20"/>
-          <w:szCs w:val="20"/>
-          <w:u w:val="none"/>
-          <w:shd w:fill="auto" w:val="clear"/>
-          <w:vertAlign w:val="baseline"/>
-          <w:rtl w:val="0"/>
-        </w:rPr>
-        <w:t xml:space="preserve">Keycloak SSO</w:t>
-      </w:r>
-      <w:r>
-        <w:rPr>
-          <w:rFonts w:ascii="Times New Roman" w:cs="Times New Roman" w:eastAsia="Times New Roman" w:hAnsi="Times New Roman"/>
-          <w:b w:val="0"/>
-          <w:bCs w:val="0"/>
-          <w:i w:val="0"/>
-          <w:iCs w:val="0"/>
-          <w:smallCaps w:val="0"/>
-          <w:strike w:val="0"/>
-          <w:color w:val="333333"/>
-          <w:sz w:val="20"/>
-          <w:szCs w:val="20"/>
-          <w:u w:val="none"/>
-          <w:shd w:fill="auto" w:val="clear"/>
-          <w:vertAlign w:val="baseline"/>
-          <w:rtl w:val="0"/>
-        </w:rPr>
-        <w:t xml:space="preserve">, SNS login and S3/FTP storage on the recruitment platform (18-member team); reviewed and supported junior developers' code.</w:t>
-      </w:r>
-      <w:r>
-        <w:rPr>
-          <w:rtl w:val="0"/>
-        </w:rPr>
+        <w:t xml:space="preserve">Where the legacy behaviour was ambiguous I read the original Django implementation and </w:t>
+      </w:r>
+      <w:r>
+        <w:rPr>
+          <w:rFonts w:ascii="Times New Roman" w:cs="Times New Roman" w:eastAsia="Times New Roman" w:hAnsi="Times New Roman"/>
+          <w:b w:val="1"/>
+          <w:bCs w:val="1"/>
+          <w:i w:val="0"/>
+          <w:iCs w:val="0"/>
+          <w:smallCaps w:val="0"/>
+          <w:strike w:val="0"/>
+          <w:color w:val="333333"/>
+          <w:sz w:val="20"/>
+          <w:szCs w:val="20"/>
+          <w:u w:val="none"/>
+          <w:shd w:fill="auto" w:val="clear"/>
+          <w:vertAlign w:val="baseline"/>
+          <w:rtl w:val="0"/>
+        </w:rPr>
+        <w:t xml:space="preserve">confirmed the intended business rule with the client</w:t>
+      </w:r>
+      <w:r>
+        <w:rPr>
+          <w:rFonts w:ascii="Times New Roman" w:cs="Times New Roman" w:eastAsia="Times New Roman" w:hAnsi="Times New Roman"/>
+          <w:b w:val="0"/>
+          <w:bCs w:val="0"/>
+          <w:i w:val="0"/>
+          <w:iCs w:val="0"/>
+          <w:smallCaps w:val="0"/>
+          <w:strike w:val="0"/>
+          <w:color w:val="333333"/>
+          <w:sz w:val="20"/>
+          <w:szCs w:val="20"/>
+          <w:u w:val="none"/>
+          <w:shd w:fill="auto" w:val="clear"/>
+          <w:vertAlign w:val="baseline"/>
+          <w:rtl w:val="0"/>
+        </w:rPr>
+        <w:t xml:space="preserve"> rather than guessing, so the rewrite followed how they actually run the business.</w:t>
+      </w:r>
+    </w:p>
+    <w:p>
+      <w:pPr>
+        <w:keepNext w:val="0"/>
+        <w:keepLines w:val="0"/>
+        <w:pageBreakBefore w:val="0"/>
+        <w:widowControl w:val="1"/>
+        <w:numPr>
+          <w:ilvl w:val="0"/>
+          <w:numId w:val="1"/>
+        </w:numPr>
+        <w:pBdr>
+          <w:top w:space="0" w:sz="0" w:val="nil"/>
+          <w:left w:space="0" w:sz="0" w:val="nil"/>
+          <w:bottom w:space="0" w:sz="0" w:val="nil"/>
+          <w:right w:space="0" w:sz="0" w:val="nil"/>
+          <w:between w:space="0" w:sz="0" w:val="nil"/>
+        </w:pBdr>
+        <w:shd w:fill="auto" w:val="clear"/>
+        <w:spacing w:after="4" w:before="0" w:line="234" w:lineRule="auto"/>
+        <w:ind w:left="720" w:right="0" w:hanging="360"/>
+        <w:jc w:val="left"/>
+        <w:rPr/>
+      </w:pPr>
+      <w:r>
+        <w:rPr>
+          <w:rFonts w:ascii="Times New Roman" w:cs="Times New Roman" w:eastAsia="Times New Roman" w:hAnsi="Times New Roman"/>
+          <w:b w:val="0"/>
+          <w:bCs w:val="0"/>
+          <w:i w:val="0"/>
+          <w:iCs w:val="0"/>
+          <w:smallCaps w:val="0"/>
+          <w:strike w:val="0"/>
+          <w:color w:val="333333"/>
+          <w:sz w:val="20"/>
+          <w:szCs w:val="20"/>
+          <w:u w:val="none"/>
+          <w:shd w:fill="auto" w:val="clear"/>
+          <w:vertAlign w:val="baseline"/>
+          <w:rtl w:val="0"/>
+        </w:rPr>
+        <w:t xml:space="preserve">Cut the read-path cost of the inventory list, which the client had raised as a complaint: eager-loaded the relations it had been resolving one row at a time (a textbook </w:t>
+      </w:r>
+      <w:r>
+        <w:rPr>
+          <w:rFonts w:ascii="Times New Roman" w:cs="Times New Roman" w:eastAsia="Times New Roman" w:hAnsi="Times New Roman"/>
+          <w:b w:val="1"/>
+          <w:bCs w:val="1"/>
+          <w:i w:val="0"/>
+          <w:iCs w:val="0"/>
+          <w:smallCaps w:val="0"/>
+          <w:strike w:val="0"/>
+          <w:color w:val="333333"/>
+          <w:sz w:val="20"/>
+          <w:szCs w:val="20"/>
+          <w:u w:val="none"/>
+          <w:shd w:fill="auto" w:val="clear"/>
+          <w:vertAlign w:val="baseline"/>
+          <w:rtl w:val="0"/>
+        </w:rPr>
+        <w:t xml:space="preserve">N+1</w:t>
+      </w:r>
+      <w:r>
+        <w:rPr>
+          <w:rFonts w:ascii="Times New Roman" w:cs="Times New Roman" w:eastAsia="Times New Roman" w:hAnsi="Times New Roman"/>
+          <w:b w:val="0"/>
+          <w:bCs w:val="0"/>
+          <w:i w:val="0"/>
+          <w:iCs w:val="0"/>
+          <w:smallCaps w:val="0"/>
+          <w:strike w:val="0"/>
+          <w:color w:val="333333"/>
+          <w:sz w:val="20"/>
+          <w:szCs w:val="20"/>
+          <w:u w:val="none"/>
+          <w:shd w:fill="auto" w:val="clear"/>
+          <w:vertAlign w:val="baseline"/>
+          <w:rtl w:val="0"/>
+        </w:rPr>
+        <w:t xml:space="preserve">), moved the list off paginate() so it stopped paying for a COUNT over the whole table on every request, and </w:t>
+      </w:r>
+      <w:r>
+        <w:rPr>
+          <w:rFonts w:ascii="Times New Roman" w:cs="Times New Roman" w:eastAsia="Times New Roman" w:hAnsi="Times New Roman"/>
+          <w:b w:val="1"/>
+          <w:bCs w:val="1"/>
+          <w:i w:val="0"/>
+          <w:iCs w:val="0"/>
+          <w:smallCaps w:val="0"/>
+          <w:strike w:val="0"/>
+          <w:color w:val="333333"/>
+          <w:sz w:val="20"/>
+          <w:szCs w:val="20"/>
+          <w:u w:val="none"/>
+          <w:shd w:fill="auto" w:val="clear"/>
+          <w:vertAlign w:val="baseline"/>
+          <w:rtl w:val="0"/>
+        </w:rPr>
+        <w:t xml:space="preserve">re-indexed it</w:t>
+      </w:r>
+      <w:r>
+        <w:rPr>
+          <w:rFonts w:ascii="Times New Roman" w:cs="Times New Roman" w:eastAsia="Times New Roman" w:hAnsi="Times New Roman"/>
+          <w:b w:val="0"/>
+          <w:bCs w:val="0"/>
+          <w:i w:val="0"/>
+          <w:iCs w:val="0"/>
+          <w:smallCaps w:val="0"/>
+          <w:strike w:val="0"/>
+          <w:color w:val="333333"/>
+          <w:sz w:val="20"/>
+          <w:szCs w:val="20"/>
+          <w:u w:val="none"/>
+          <w:shd w:fill="auto" w:val="clear"/>
+          <w:vertAlign w:val="baseline"/>
+          <w:rtl w:val="0"/>
+        </w:rPr>
+        <w:t xml:space="preserve"> — the driving table held </w:t>
+      </w:r>
+      <w:r>
+        <w:rPr>
+          <w:rFonts w:ascii="Times New Roman" w:cs="Times New Roman" w:eastAsia="Times New Roman" w:hAnsi="Times New Roman"/>
+          <w:b w:val="1"/>
+          <w:bCs w:val="1"/>
+          <w:i w:val="0"/>
+          <w:iCs w:val="0"/>
+          <w:smallCaps w:val="0"/>
+          <w:strike w:val="0"/>
+          <w:color w:val="333333"/>
+          <w:sz w:val="20"/>
+          <w:szCs w:val="20"/>
+          <w:u w:val="none"/>
+          <w:shd w:fill="auto" w:val="clear"/>
+          <w:vertAlign w:val="baseline"/>
+          <w:rtl w:val="0"/>
+        </w:rPr>
+        <w:t xml:space="preserve">1–2M rows and joined several others of the same order</w:t>
+      </w:r>
+      <w:r>
+        <w:rPr>
+          <w:rFonts w:ascii="Times New Roman" w:cs="Times New Roman" w:eastAsia="Times New Roman" w:hAnsi="Times New Roman"/>
+          <w:b w:val="0"/>
+          <w:bCs w:val="0"/>
+          <w:i w:val="0"/>
+          <w:iCs w:val="0"/>
+          <w:smallCaps w:val="0"/>
+          <w:strike w:val="0"/>
+          <w:color w:val="333333"/>
+          <w:sz w:val="20"/>
+          <w:szCs w:val="20"/>
+          <w:u w:val="none"/>
+          <w:shd w:fill="auto" w:val="clear"/>
+          <w:vertAlign w:val="baseline"/>
+          <w:rtl w:val="0"/>
+        </w:rPr>
+        <w:t xml:space="preserve">, with nothing matching how the screen actually filtered. Afterwards the list opened straight away.</w:t>
+      </w:r>
+    </w:p>
+    <w:p>
+      <w:pPr>
+        <w:keepNext w:val="0"/>
+        <w:keepLines w:val="0"/>
+        <w:pageBreakBefore w:val="0"/>
+        <w:widowControl w:val="1"/>
+        <w:numPr>
+          <w:ilvl w:val="0"/>
+          <w:numId w:val="1"/>
+        </w:numPr>
+        <w:pBdr>
+          <w:top w:space="0" w:sz="0" w:val="nil"/>
+          <w:left w:space="0" w:sz="0" w:val="nil"/>
+          <w:bottom w:space="0" w:sz="0" w:val="nil"/>
+          <w:right w:space="0" w:sz="0" w:val="nil"/>
+          <w:between w:space="0" w:sz="0" w:val="nil"/>
+        </w:pBdr>
+        <w:shd w:fill="auto" w:val="clear"/>
+        <w:spacing w:after="4" w:before="0" w:line="234" w:lineRule="auto"/>
+        <w:ind w:left="720" w:right="0" w:hanging="360"/>
+        <w:jc w:val="left"/>
+        <w:rPr/>
+      </w:pPr>
+      <w:r>
+        <w:rPr>
+          <w:rFonts w:ascii="Times New Roman" w:cs="Times New Roman" w:eastAsia="Times New Roman" w:hAnsi="Times New Roman"/>
+          <w:b w:val="0"/>
+          <w:bCs w:val="0"/>
+          <w:i w:val="0"/>
+          <w:iCs w:val="0"/>
+          <w:smallCaps w:val="0"/>
+          <w:strike w:val="0"/>
+          <w:color w:val="333333"/>
+          <w:sz w:val="20"/>
+          <w:szCs w:val="20"/>
+          <w:u w:val="none"/>
+          <w:shd w:fill="auto" w:val="clear"/>
+          <w:vertAlign w:val="baseline"/>
+          <w:rtl w:val="0"/>
+        </w:rPr>
+        <w:t xml:space="preserve">Designed the schemas and business logic along the customer’s operating flow: </w:t>
+      </w:r>
+      <w:r>
+        <w:rPr>
+          <w:rFonts w:ascii="Times New Roman" w:cs="Times New Roman" w:eastAsia="Times New Roman" w:hAnsi="Times New Roman"/>
+          <w:b w:val="1"/>
+          <w:bCs w:val="1"/>
+          <w:i w:val="0"/>
+          <w:iCs w:val="0"/>
+          <w:smallCaps w:val="0"/>
+          <w:strike w:val="0"/>
+          <w:color w:val="333333"/>
+          <w:sz w:val="20"/>
+          <w:szCs w:val="20"/>
+          <w:u w:val="none"/>
+          <w:shd w:fill="auto" w:val="clear"/>
+          <w:vertAlign w:val="baseline"/>
+          <w:rtl w:val="0"/>
+        </w:rPr>
+        <w:t xml:space="preserve">goods-in, invoicing, shipping against a customer order, remaining-stock recalculation and business reporting</w:t>
+      </w:r>
+      <w:r>
+        <w:rPr>
+          <w:rFonts w:ascii="Times New Roman" w:cs="Times New Roman" w:eastAsia="Times New Roman" w:hAnsi="Times New Roman"/>
+          <w:b w:val="0"/>
+          <w:bCs w:val="0"/>
+          <w:i w:val="0"/>
+          <w:iCs w:val="0"/>
+          <w:smallCaps w:val="0"/>
+          <w:strike w:val="0"/>
+          <w:color w:val="333333"/>
+          <w:sz w:val="20"/>
+          <w:szCs w:val="20"/>
+          <w:u w:val="none"/>
+          <w:shd w:fill="auto" w:val="clear"/>
+          <w:vertAlign w:val="baseline"/>
+          <w:rtl w:val="0"/>
+        </w:rPr>
+        <w:t xml:space="preserve">. The platform sells as well as stores — each sale’s data flows back into the warehouse, where the warehouse costs are calculated from it.</w:t>
+      </w:r>
+    </w:p>
+    <w:p>
+      <w:pPr>
+        <w:keepNext w:val="0"/>
+        <w:keepLines w:val="0"/>
+        <w:pageBreakBefore w:val="0"/>
+        <w:widowControl w:val="1"/>
+        <w:numPr>
+          <w:ilvl w:val="0"/>
+          <w:numId w:val="1"/>
+        </w:numPr>
+        <w:pBdr>
+          <w:top w:space="0" w:sz="0" w:val="nil"/>
+          <w:left w:space="0" w:sz="0" w:val="nil"/>
+          <w:bottom w:space="0" w:sz="0" w:val="nil"/>
+          <w:right w:space="0" w:sz="0" w:val="nil"/>
+          <w:between w:space="0" w:sz="0" w:val="nil"/>
+        </w:pBdr>
+        <w:shd w:fill="auto" w:val="clear"/>
+        <w:spacing w:after="4" w:before="0" w:line="234" w:lineRule="auto"/>
+        <w:ind w:left="720" w:right="0" w:hanging="360"/>
+        <w:jc w:val="left"/>
+        <w:rPr/>
+      </w:pPr>
+      <w:r>
+        <w:rPr>
+          <w:rFonts w:ascii="Times New Roman" w:cs="Times New Roman" w:eastAsia="Times New Roman" w:hAnsi="Times New Roman"/>
+          <w:b w:val="1"/>
+          <w:bCs w:val="1"/>
+          <w:i w:val="0"/>
+          <w:iCs w:val="0"/>
+          <w:smallCaps w:val="0"/>
+          <w:strike w:val="0"/>
+          <w:color w:val="333333"/>
+          <w:sz w:val="20"/>
+          <w:szCs w:val="20"/>
+          <w:u w:val="none"/>
+          <w:shd w:fill="auto" w:val="clear"/>
+          <w:vertAlign w:val="baseline"/>
+          <w:rtl w:val="0"/>
+        </w:rPr>
+        <w:t xml:space="preserve">Owned every PDF feature across both codebases</w:t>
+      </w:r>
+      <w:r>
+        <w:rPr>
+          <w:rFonts w:ascii="Times New Roman" w:cs="Times New Roman" w:eastAsia="Times New Roman" w:hAnsi="Times New Roman"/>
+          <w:b w:val="0"/>
+          <w:bCs w:val="0"/>
+          <w:i w:val="0"/>
+          <w:iCs w:val="0"/>
+          <w:smallCaps w:val="0"/>
+          <w:strike w:val="0"/>
+          <w:color w:val="333333"/>
+          <w:sz w:val="20"/>
+          <w:szCs w:val="20"/>
+          <w:u w:val="none"/>
+          <w:shd w:fill="auto" w:val="clear"/>
+          <w:vertAlign w:val="baseline"/>
+          <w:rtl w:val="0"/>
+        </w:rPr>
+        <w:t xml:space="preserve">, inventory and e-commerce, from generation through to export.</w:t>
+      </w:r>
+    </w:p>
+    <w:p>
+      <w:pPr>
+        <w:keepNext w:val="0"/>
+        <w:keepLines w:val="0"/>
+        <w:pageBreakBefore w:val="0"/>
+        <w:widowControl w:val="1"/>
+        <w:numPr>
+          <w:ilvl w:val="0"/>
+          <w:numId w:val="1"/>
+        </w:numPr>
+        <w:pBdr>
+          <w:top w:space="0" w:sz="0" w:val="nil"/>
+          <w:left w:space="0" w:sz="0" w:val="nil"/>
+          <w:bottom w:space="0" w:sz="0" w:val="nil"/>
+          <w:right w:space="0" w:sz="0" w:val="nil"/>
+          <w:between w:space="0" w:sz="0" w:val="nil"/>
+        </w:pBdr>
+        <w:shd w:fill="auto" w:val="clear"/>
+        <w:spacing w:after="4" w:before="0" w:line="234" w:lineRule="auto"/>
+        <w:ind w:left="720" w:right="0" w:hanging="360"/>
+        <w:jc w:val="left"/>
+        <w:rPr/>
+      </w:pPr>
+      <w:r>
+        <w:rPr>
+          <w:rFonts w:ascii="Times New Roman" w:cs="Times New Roman" w:eastAsia="Times New Roman" w:hAnsi="Times New Roman"/>
+          <w:b w:val="0"/>
+          <w:bCs w:val="0"/>
+          <w:i w:val="0"/>
+          <w:iCs w:val="0"/>
+          <w:smallCaps w:val="0"/>
+          <w:strike w:val="0"/>
+          <w:color w:val="333333"/>
+          <w:sz w:val="20"/>
+          <w:szCs w:val="20"/>
+          <w:u w:val="none"/>
+          <w:shd w:fill="auto" w:val="clear"/>
+          <w:vertAlign w:val="baseline"/>
+          <w:rtl w:val="0"/>
+        </w:rPr>
+        <w:t xml:space="preserve">An </w:t>
+      </w:r>
+      <w:r>
+        <w:rPr>
+          <w:rFonts w:ascii="Times New Roman" w:cs="Times New Roman" w:eastAsia="Times New Roman" w:hAnsi="Times New Roman"/>
+          <w:b w:val="1"/>
+          <w:bCs w:val="1"/>
+          <w:i w:val="0"/>
+          <w:iCs w:val="0"/>
+          <w:smallCaps w:val="0"/>
+          <w:strike w:val="0"/>
+          <w:color w:val="333333"/>
+          <w:sz w:val="20"/>
+          <w:szCs w:val="20"/>
+          <w:u w:val="none"/>
+          <w:shd w:fill="auto" w:val="clear"/>
+          <w:vertAlign w:val="baseline"/>
+          <w:rtl w:val="0"/>
+        </w:rPr>
+        <w:t xml:space="preserve">AWS SQS</w:t>
+      </w:r>
+      <w:r>
+        <w:rPr>
+          <w:rFonts w:ascii="Times New Roman" w:cs="Times New Roman" w:eastAsia="Times New Roman" w:hAnsi="Times New Roman"/>
+          <w:b w:val="0"/>
+          <w:bCs w:val="0"/>
+          <w:i w:val="0"/>
+          <w:iCs w:val="0"/>
+          <w:smallCaps w:val="0"/>
+          <w:strike w:val="0"/>
+          <w:color w:val="333333"/>
+          <w:sz w:val="20"/>
+          <w:szCs w:val="20"/>
+          <w:u w:val="none"/>
+          <w:shd w:fill="auto" w:val="clear"/>
+          <w:vertAlign w:val="baseline"/>
+          <w:rtl w:val="0"/>
+        </w:rPr>
+        <w:t xml:space="preserve"> queue handled batched data sync platform-wide, with invoice delivery by </w:t>
+      </w:r>
+      <w:r>
+        <w:rPr>
+          <w:rFonts w:ascii="Times New Roman" w:cs="Times New Roman" w:eastAsia="Times New Roman" w:hAnsi="Times New Roman"/>
+          <w:b w:val="1"/>
+          <w:bCs w:val="1"/>
+          <w:i w:val="0"/>
+          <w:iCs w:val="0"/>
+          <w:smallCaps w:val="0"/>
+          <w:strike w:val="0"/>
+          <w:color w:val="333333"/>
+          <w:sz w:val="20"/>
+          <w:szCs w:val="20"/>
+          <w:u w:val="none"/>
+          <w:shd w:fill="auto" w:val="clear"/>
+          <w:vertAlign w:val="baseline"/>
+          <w:rtl w:val="0"/>
+        </w:rPr>
+        <w:t xml:space="preserve">fax through a third-party API</w:t>
+      </w:r>
+      <w:r>
+        <w:rPr>
+          <w:rFonts w:ascii="Times New Roman" w:cs="Times New Roman" w:eastAsia="Times New Roman" w:hAnsi="Times New Roman"/>
+          <w:b w:val="0"/>
+          <w:bCs w:val="0"/>
+          <w:i w:val="0"/>
+          <w:iCs w:val="0"/>
+          <w:smallCaps w:val="0"/>
+          <w:strike w:val="0"/>
+          <w:color w:val="333333"/>
+          <w:sz w:val="20"/>
+          <w:szCs w:val="20"/>
+          <w:u w:val="none"/>
+          <w:shd w:fill="auto" w:val="clear"/>
+          <w:vertAlign w:val="baseline"/>
+          <w:rtl w:val="0"/>
+        </w:rPr>
+        <w:t xml:space="preserve">. Added feature and unit tests, wrote the module documentation, reviewed code and supported junior developers.</w:t>
       </w:r>
     </w:p>
     <w:p>
@@ -3128,23 +3216,379 @@
       </w:r>
       <w:r>
         <w:rPr>
-          <w:color w:val="333333"/>
-          <w:sz w:val="20"/>
-          <w:szCs w:val="20"/>
-          <w:rtl w:val="0"/>
-        </w:rPr>
-        <w:t xml:space="preserve"> Laravel, Vue 3, TypeScript, Tailwind, MySQL, Swagger, S3, Keycloak, Google Maps API, Nginx</w:t>
-      </w:r>
-      <w:r>
-        <w:rPr>
-          <w:rtl w:val="0"/>
-        </w:rPr>
+          <w:b w:val="0"/>
+          <w:bCs w:val="0"/>
+          <w:color w:val="333333"/>
+          <w:sz w:val="20"/>
+          <w:szCs w:val="20"/>
+          <w:rtl w:val="0"/>
+        </w:rPr>
+        <w:t xml:space="preserve"> Laravel, PostgreSQL, AWS SQS, Swagger, Redis, Pusher, Fax API, PDF Export, Nginx, Linux, Python/Django (legacy source)</w:t>
       </w:r>
     </w:p>
     <w:p>
       <w:pPr>
         <w:keepNext w:val="1"/>
-        <w:spacing w:after="40" w:before="185" w:lineRule="auto"/>
+        <w:spacing w:after="22" w:before="80" w:lineRule="auto"/>
+        <w:rPr/>
+      </w:pPr>
+      <w:r>
+        <w:rPr>
+          <w:b w:val="1"/>
+          <w:bCs w:val="1"/>
+          <w:color w:val="1f3864"/>
+          <w:sz w:val="22"/>
+          <w:szCs w:val="22"/>
+          <w:rtl w:val="0"/>
+        </w:rPr>
+        <w:t xml:space="preserve">FLYDINO TECHNOLOGY COMPANY — Junior Full-Stack Developer</w:t>
+      </w:r>
+      <w:r>
+        <w:rPr>
+          <w:rtl w:val="0"/>
+        </w:rPr>
+      </w:r>
+    </w:p>
+    <w:p>
+      <w:pPr>
+        <w:spacing w:after="60" w:lineRule="auto"/>
+        <w:rPr/>
+      </w:pPr>
+      <w:r>
+        <w:rPr>
+          <w:i w:val="1"/>
+          <w:iCs w:val="1"/>
+          <w:color w:val="555555"/>
+          <w:sz w:val="19"/>
+          <w:szCs w:val="19"/>
+          <w:rtl w:val="0"/>
+        </w:rPr>
+        <w:t xml:space="preserve">Apr 2023 – Feb 2024  |  Japanese &amp; Vietnamese clients  |  8–18 member teams</w:t>
+      </w:r>
+      <w:r>
+        <w:rPr>
+          <w:rtl w:val="0"/>
+        </w:rPr>
+      </w:r>
+    </w:p>
+    <w:p>
+      <w:pPr>
+        <w:keepNext w:val="0"/>
+        <w:keepLines w:val="0"/>
+        <w:pageBreakBefore w:val="0"/>
+        <w:widowControl w:val="1"/>
+        <w:numPr>
+          <w:ilvl w:val="0"/>
+          <w:numId w:val="1"/>
+        </w:numPr>
+        <w:pBdr>
+          <w:top w:space="0" w:sz="0" w:val="nil"/>
+          <w:left w:space="0" w:sz="0" w:val="nil"/>
+          <w:bottom w:space="0" w:sz="0" w:val="nil"/>
+          <w:right w:space="0" w:sz="0" w:val="nil"/>
+          <w:between w:space="0" w:sz="0" w:val="nil"/>
+        </w:pBdr>
+        <w:shd w:fill="auto" w:val="clear"/>
+        <w:spacing w:after="4" w:before="0" w:line="234" w:lineRule="auto"/>
+        <w:ind w:left="720" w:right="0" w:hanging="360"/>
+        <w:jc w:val="left"/>
+        <w:rPr/>
+      </w:pPr>
+      <w:r>
+        <w:rPr>
+          <w:rFonts w:ascii="Times New Roman" w:cs="Times New Roman" w:eastAsia="Times New Roman" w:hAnsi="Times New Roman"/>
+          <w:b w:val="1"/>
+          <w:bCs w:val="1"/>
+          <w:i w:val="0"/>
+          <w:iCs w:val="0"/>
+          <w:smallCaps w:val="0"/>
+          <w:strike w:val="0"/>
+          <w:color w:val="333333"/>
+          <w:sz w:val="20"/>
+          <w:szCs w:val="20"/>
+          <w:u w:val="none"/>
+          <w:shd w:fill="auto" w:val="clear"/>
+          <w:vertAlign w:val="baseline"/>
+          <w:rtl w:val="0"/>
+        </w:rPr>
+        <w:t xml:space="preserve">Full-stack on three client platforms</w:t>
+      </w:r>
+      <w:r>
+        <w:rPr>
+          <w:rFonts w:ascii="Times New Roman" w:cs="Times New Roman" w:eastAsia="Times New Roman" w:hAnsi="Times New Roman"/>
+          <w:b w:val="0"/>
+          <w:bCs w:val="0"/>
+          <w:i w:val="0"/>
+          <w:iCs w:val="0"/>
+          <w:smallCaps w:val="0"/>
+          <w:strike w:val="0"/>
+          <w:color w:val="333333"/>
+          <w:sz w:val="20"/>
+          <w:szCs w:val="20"/>
+          <w:u w:val="none"/>
+          <w:shd w:fill="auto" w:val="clear"/>
+          <w:vertAlign w:val="baseline"/>
+          <w:rtl w:val="0"/>
+        </w:rPr>
+        <w:t xml:space="preserve"> — AI skin analysis, driver booking, and project management with recruitment: Laravel on the backend for all three, and the frontend on two of them in </w:t>
+      </w:r>
+      <w:r>
+        <w:rPr>
+          <w:rFonts w:ascii="Times New Roman" w:cs="Times New Roman" w:eastAsia="Times New Roman" w:hAnsi="Times New Roman"/>
+          <w:b w:val="1"/>
+          <w:bCs w:val="1"/>
+          <w:i w:val="0"/>
+          <w:iCs w:val="0"/>
+          <w:smallCaps w:val="0"/>
+          <w:strike w:val="0"/>
+          <w:color w:val="333333"/>
+          <w:sz w:val="20"/>
+          <w:szCs w:val="20"/>
+          <w:u w:val="none"/>
+          <w:shd w:fill="auto" w:val="clear"/>
+          <w:vertAlign w:val="baseline"/>
+          <w:rtl w:val="0"/>
+        </w:rPr>
+        <w:t xml:space="preserve">Vue 3 with TypeScript</w:t>
+      </w:r>
+      <w:r>
+        <w:rPr>
+          <w:rFonts w:ascii="Times New Roman" w:cs="Times New Roman" w:eastAsia="Times New Roman" w:hAnsi="Times New Roman"/>
+          <w:b w:val="0"/>
+          <w:bCs w:val="0"/>
+          <w:i w:val="0"/>
+          <w:iCs w:val="0"/>
+          <w:smallCaps w:val="0"/>
+          <w:strike w:val="0"/>
+          <w:color w:val="333333"/>
+          <w:sz w:val="20"/>
+          <w:szCs w:val="20"/>
+          <w:u w:val="none"/>
+          <w:shd w:fill="auto" w:val="clear"/>
+          <w:vertAlign w:val="baseline"/>
+          <w:rtl w:val="0"/>
+        </w:rPr>
+        <w:t xml:space="preserve"> and Tailwind, designing the database structures for the new features.</w:t>
+      </w:r>
+    </w:p>
+    <w:p>
+      <w:pPr>
+        <w:keepNext w:val="0"/>
+        <w:keepLines w:val="0"/>
+        <w:pageBreakBefore w:val="0"/>
+        <w:widowControl w:val="1"/>
+        <w:numPr>
+          <w:ilvl w:val="0"/>
+          <w:numId w:val="1"/>
+        </w:numPr>
+        <w:pBdr>
+          <w:top w:space="0" w:sz="0" w:val="nil"/>
+          <w:left w:space="0" w:sz="0" w:val="nil"/>
+          <w:bottom w:space="0" w:sz="0" w:val="nil"/>
+          <w:right w:space="0" w:sz="0" w:val="nil"/>
+          <w:between w:space="0" w:sz="0" w:val="nil"/>
+        </w:pBdr>
+        <w:shd w:fill="auto" w:val="clear"/>
+        <w:spacing w:after="4" w:before="0" w:line="234" w:lineRule="auto"/>
+        <w:ind w:left="720" w:right="0" w:hanging="360"/>
+        <w:jc w:val="left"/>
+        <w:rPr/>
+      </w:pPr>
+      <w:r>
+        <w:rPr>
+          <w:rFonts w:ascii="Times New Roman" w:cs="Times New Roman" w:eastAsia="Times New Roman" w:hAnsi="Times New Roman"/>
+          <w:b w:val="1"/>
+          <w:bCs w:val="1"/>
+          <w:i w:val="0"/>
+          <w:iCs w:val="0"/>
+          <w:smallCaps w:val="0"/>
+          <w:strike w:val="0"/>
+          <w:color w:val="333333"/>
+          <w:sz w:val="20"/>
+          <w:szCs w:val="20"/>
+          <w:u w:val="none"/>
+          <w:shd w:fill="auto" w:val="clear"/>
+          <w:vertAlign w:val="baseline"/>
+          <w:rtl w:val="0"/>
+        </w:rPr>
+        <w:t xml:space="preserve">Integrated ChatGPT-4</w:t>
+      </w:r>
+      <w:r>
+        <w:rPr>
+          <w:rFonts w:ascii="Times New Roman" w:cs="Times New Roman" w:eastAsia="Times New Roman" w:hAnsi="Times New Roman"/>
+          <w:b w:val="0"/>
+          <w:bCs w:val="0"/>
+          <w:i w:val="0"/>
+          <w:iCs w:val="0"/>
+          <w:smallCaps w:val="0"/>
+          <w:strike w:val="0"/>
+          <w:color w:val="333333"/>
+          <w:sz w:val="20"/>
+          <w:szCs w:val="20"/>
+          <w:u w:val="none"/>
+          <w:shd w:fill="auto" w:val="clear"/>
+          <w:vertAlign w:val="baseline"/>
+          <w:rtl w:val="0"/>
+        </w:rPr>
+        <w:t xml:space="preserve"> into a skin-analysis flow: an uploaded facial photo returns a skin-condition assessment that feeds a personalised product-recommendation step.</w:t>
+      </w:r>
+      <w:r>
+        <w:rPr>
+          <w:rtl w:val="0"/>
+        </w:rPr>
+      </w:r>
+    </w:p>
+    <w:p>
+      <w:pPr>
+        <w:keepNext w:val="0"/>
+        <w:keepLines w:val="0"/>
+        <w:pageBreakBefore w:val="0"/>
+        <w:widowControl w:val="1"/>
+        <w:numPr>
+          <w:ilvl w:val="0"/>
+          <w:numId w:val="1"/>
+        </w:numPr>
+        <w:pBdr>
+          <w:top w:space="0" w:sz="0" w:val="nil"/>
+          <w:left w:space="0" w:sz="0" w:val="nil"/>
+          <w:bottom w:space="0" w:sz="0" w:val="nil"/>
+          <w:right w:space="0" w:sz="0" w:val="nil"/>
+          <w:between w:space="0" w:sz="0" w:val="nil"/>
+        </w:pBdr>
+        <w:shd w:fill="auto" w:val="clear"/>
+        <w:spacing w:after="4" w:before="0" w:line="234" w:lineRule="auto"/>
+        <w:ind w:left="720" w:right="0" w:hanging="360"/>
+        <w:jc w:val="left"/>
+        <w:rPr/>
+      </w:pPr>
+      <w:r>
+        <w:rPr>
+          <w:rFonts w:ascii="Times New Roman" w:cs="Times New Roman" w:eastAsia="Times New Roman" w:hAnsi="Times New Roman"/>
+          <w:b w:val="0"/>
+          <w:bCs w:val="0"/>
+          <w:i w:val="0"/>
+          <w:iCs w:val="0"/>
+          <w:smallCaps w:val="0"/>
+          <w:strike w:val="0"/>
+          <w:color w:val="333333"/>
+          <w:sz w:val="20"/>
+          <w:szCs w:val="20"/>
+          <w:u w:val="none"/>
+          <w:shd w:fill="auto" w:val="clear"/>
+          <w:vertAlign w:val="baseline"/>
+          <w:rtl w:val="0"/>
+        </w:rPr>
+        <w:t xml:space="preserve">On the project-management and recruitment platform (18-member team): project, task and contract tracking in the shape of Backlog or Asana, </w:t>
+      </w:r>
+      <w:r>
+        <w:rPr>
+          <w:rFonts w:ascii="Times New Roman" w:cs="Times New Roman" w:eastAsia="Times New Roman" w:hAnsi="Times New Roman"/>
+          <w:b w:val="1"/>
+          <w:bCs w:val="1"/>
+          <w:i w:val="0"/>
+          <w:iCs w:val="0"/>
+          <w:smallCaps w:val="0"/>
+          <w:strike w:val="0"/>
+          <w:color w:val="333333"/>
+          <w:sz w:val="20"/>
+          <w:szCs w:val="20"/>
+          <w:u w:val="none"/>
+          <w:shd w:fill="auto" w:val="clear"/>
+          <w:vertAlign w:val="baseline"/>
+          <w:rtl w:val="0"/>
+        </w:rPr>
+        <w:t xml:space="preserve">wired to a hiring flow so a project short of people can source candidates — onsite, remote or freelance — without leaving the system</w:t>
+      </w:r>
+      <w:r>
+        <w:rPr>
+          <w:rFonts w:ascii="Times New Roman" w:cs="Times New Roman" w:eastAsia="Times New Roman" w:hAnsi="Times New Roman"/>
+          <w:b w:val="0"/>
+          <w:bCs w:val="0"/>
+          <w:i w:val="0"/>
+          <w:iCs w:val="0"/>
+          <w:smallCaps w:val="0"/>
+          <w:strike w:val="0"/>
+          <w:color w:val="333333"/>
+          <w:sz w:val="20"/>
+          <w:szCs w:val="20"/>
+          <w:u w:val="none"/>
+          <w:shd w:fill="auto" w:val="clear"/>
+          <w:vertAlign w:val="baseline"/>
+          <w:rtl w:val="0"/>
+        </w:rPr>
+        <w:t xml:space="preserve">. Integrated Keycloak SSO, SNS login and S3/FTP storage, and </w:t>
+      </w:r>
+      <w:r>
+        <w:rPr>
+          <w:rFonts w:ascii="Times New Roman" w:cs="Times New Roman" w:eastAsia="Times New Roman" w:hAnsi="Times New Roman"/>
+          <w:b w:val="1"/>
+          <w:bCs w:val="1"/>
+          <w:i w:val="0"/>
+          <w:iCs w:val="0"/>
+          <w:smallCaps w:val="0"/>
+          <w:strike w:val="0"/>
+          <w:color w:val="333333"/>
+          <w:sz w:val="20"/>
+          <w:szCs w:val="20"/>
+          <w:u w:val="none"/>
+          <w:shd w:fill="auto" w:val="clear"/>
+          <w:vertAlign w:val="baseline"/>
+          <w:rtl w:val="0"/>
+        </w:rPr>
+        <w:t xml:space="preserve">re-indexed the slow list queries</w:t>
+      </w:r>
+      <w:r>
+        <w:rPr>
+          <w:rFonts w:ascii="Times New Roman" w:cs="Times New Roman" w:eastAsia="Times New Roman" w:hAnsi="Times New Roman"/>
+          <w:b w:val="0"/>
+          <w:bCs w:val="0"/>
+          <w:i w:val="0"/>
+          <w:iCs w:val="0"/>
+          <w:smallCaps w:val="0"/>
+          <w:strike w:val="0"/>
+          <w:color w:val="333333"/>
+          <w:sz w:val="20"/>
+          <w:szCs w:val="20"/>
+          <w:u w:val="none"/>
+          <w:shd w:fill="auto" w:val="clear"/>
+          <w:vertAlign w:val="baseline"/>
+          <w:rtl w:val="0"/>
+        </w:rPr>
+        <w:t xml:space="preserve"> behind the project and task screens.</w:t>
+      </w:r>
+    </w:p>
+    <w:p>
+      <w:pPr>
+        <w:spacing w:after="40" w:lineRule="auto"/>
+        <w:rPr/>
+      </w:pPr>
+      <w:r>
+        <w:rPr>
+          <w:b w:val="1"/>
+          <w:bCs w:val="1"/>
+          <w:color w:val="333333"/>
+          <w:sz w:val="20"/>
+          <w:szCs w:val="20"/>
+          <w:rtl w:val="0"/>
+        </w:rPr>
+        <w:t xml:space="preserve">Tech Stack:</w:t>
+      </w:r>
+      <w:r>
+        <w:rPr>
+          <w:b w:val="0"/>
+          <w:bCs w:val="0"/>
+          <w:color w:val="333333"/>
+          <w:sz w:val="20"/>
+          <w:szCs w:val="20"/>
+          <w:rtl w:val="0"/>
+        </w:rPr>
+        <w:t xml:space="preserve"> Laravel, Vue 3, TypeScript, Tailwind, MySQL, Swagger, S3, Keycloak, Pusher, Google Maps API, Nginx</w:t>
+      </w:r>
+    </w:p>
+    <w:p>
+      <w:pPr>
+        <w:keepNext w:val="1"/>
+        <w:spacing w:after="22" w:before="80" w:lineRule="auto"/>
         <w:rPr/>
       </w:pPr>
       <w:sdt>
@@ -3187,7 +3631,7 @@
           <w:szCs w:val="19"/>
           <w:rtl w:val="0"/>
         </w:rPr>
-        <w:t xml:space="preserve">Oct 2021 – Apr 2023  |  Japanese client  |  10-member team</w:t>
+        <w:t xml:space="preserve">Oct 2021 – Apr 2023  |  Japanese client  |  12–20 member teams</w:t>
       </w:r>
       <w:r>
         <w:rPr>
@@ -3213,7 +3657,7 @@
           <w:between w:space="0" w:sz="0" w:val="nil"/>
         </w:pBdr>
         <w:shd w:fill="auto" w:val="clear"/>
-        <w:spacing w:after="40" w:before="0" w:line="240" w:lineRule="auto"/>
+        <w:spacing w:after="4" w:before="0" w:line="234" w:lineRule="auto"/>
         <w:ind w:left="720" w:right="0" w:hanging="360"/>
         <w:jc w:val="left"/>
         <w:rPr/>
@@ -3318,7 +3762,7 @@
           <w:between w:space="0" w:sz="0" w:val="nil"/>
         </w:pBdr>
         <w:shd w:fill="auto" w:val="clear"/>
-        <w:spacing w:after="40" w:before="0" w:line="240" w:lineRule="auto"/>
+        <w:spacing w:after="4" w:before="0" w:line="234" w:lineRule="auto"/>
         <w:ind w:left="720" w:right="0" w:hanging="360"/>
         <w:jc w:val="left"/>
         <w:rPr/>
@@ -3340,45 +3784,45 @@
           <w:vertAlign w:val="baseline"/>
           <w:rtl w:val="0"/>
         </w:rPr>
-        <w:t xml:space="preserve">Implemented features for an </w:t>
-      </w:r>
-      <w:r>
-        <w:rPr>
-          <w:rFonts w:ascii="Times New Roman" w:cs="Times New Roman" w:eastAsia="Times New Roman" w:hAnsi="Times New Roman"/>
-          <w:b w:val="1"/>
-          <w:bCs w:val="1"/>
-          <w:i w:val="0"/>
-          <w:iCs w:val="0"/>
-          <w:smallCaps w:val="0"/>
-          <w:strike w:val="0"/>
-          <w:color w:val="333333"/>
-          <w:sz w:val="20"/>
-          <w:szCs w:val="20"/>
-          <w:u w:val="none"/>
-          <w:shd w:fill="auto" w:val="clear"/>
-          <w:vertAlign w:val="baseline"/>
-          <w:rtl w:val="0"/>
-        </w:rPr>
-        <w:t xml:space="preserve">HR management system</w:t>
-      </w:r>
-      <w:r>
-        <w:rPr>
-          <w:rFonts w:ascii="Times New Roman" w:cs="Times New Roman" w:eastAsia="Times New Roman" w:hAnsi="Times New Roman"/>
-          <w:b w:val="0"/>
-          <w:bCs w:val="0"/>
-          <w:i w:val="0"/>
-          <w:iCs w:val="0"/>
-          <w:smallCaps w:val="0"/>
-          <w:strike w:val="0"/>
-          <w:color w:val="333333"/>
-          <w:sz w:val="20"/>
-          <w:szCs w:val="20"/>
-          <w:u w:val="none"/>
-          <w:shd w:fill="auto" w:val="clear"/>
-          <w:vertAlign w:val="baseline"/>
-          <w:rtl w:val="0"/>
-        </w:rPr>
-        <w:t xml:space="preserve">: designed database schemas and business logic for the recruitment and HR modules, and later for an e-commerce platform on </w:t>
+        <w:t xml:space="preserve">Implemented features for an HR management system — schemas and business logic for the recruitment and HR modules — then across three platforms: two online-retail systems and </w:t>
+      </w:r>
+      <w:r>
+        <w:rPr>
+          <w:rFonts w:ascii="Times New Roman" w:cs="Times New Roman" w:eastAsia="Times New Roman" w:hAnsi="Times New Roman"/>
+          <w:b w:val="1"/>
+          <w:bCs w:val="1"/>
+          <w:i w:val="0"/>
+          <w:iCs w:val="0"/>
+          <w:smallCaps w:val="0"/>
+          <w:strike w:val="0"/>
+          <w:color w:val="333333"/>
+          <w:sz w:val="20"/>
+          <w:szCs w:val="20"/>
+          <w:u w:val="none"/>
+          <w:shd w:fill="auto" w:val="clear"/>
+          <w:vertAlign w:val="baseline"/>
+          <w:rtl w:val="0"/>
+        </w:rPr>
+        <w:t xml:space="preserve">a product-review platform</w:t>
+      </w:r>
+      <w:r>
+        <w:rPr>
+          <w:rFonts w:ascii="Times New Roman" w:cs="Times New Roman" w:eastAsia="Times New Roman" w:hAnsi="Times New Roman"/>
+          <w:b w:val="0"/>
+          <w:bCs w:val="0"/>
+          <w:i w:val="0"/>
+          <w:iCs w:val="0"/>
+          <w:smallCaps w:val="0"/>
+          <w:strike w:val="0"/>
+          <w:color w:val="333333"/>
+          <w:sz w:val="20"/>
+          <w:szCs w:val="20"/>
+          <w:u w:val="none"/>
+          <w:shd w:fill="auto" w:val="clear"/>
+          <w:vertAlign w:val="baseline"/>
+          <w:rtl w:val="0"/>
+        </w:rPr>
+        <w:t xml:space="preserve">. Product, order and order-item management throughout, plus </w:t>
       </w:r>
       <w:r>
         <w:rPr>
@@ -3416,50 +3860,45 @@
           <w:vertAlign w:val="baseline"/>
           <w:rtl w:val="0"/>
         </w:rPr>
-        <w:t xml:space="preserve"> — </w:t>
-      </w:r>
-      <w:r>
-        <w:rPr>
-          <w:rFonts w:ascii="Times New Roman" w:cs="Times New Roman" w:eastAsia="Times New Roman" w:hAnsi="Times New Roman"/>
-          <w:b w:val="1"/>
-          <w:bCs w:val="1"/>
-          <w:i w:val="0"/>
-          <w:iCs w:val="0"/>
-          <w:smallCaps w:val="0"/>
-          <w:strike w:val="0"/>
-          <w:color w:val="333333"/>
-          <w:sz w:val="20"/>
-          <w:szCs w:val="20"/>
-          <w:u w:val="none"/>
-          <w:shd w:fill="auto" w:val="clear"/>
-          <w:vertAlign w:val="baseline"/>
-          <w:rtl w:val="0"/>
-        </w:rPr>
-        <w:t xml:space="preserve">webhooks with signature verification and idempotent handling of retried events</w:t>
-      </w:r>
-      <w:r>
-        <w:rPr>
-          <w:rFonts w:ascii="Times New Roman" w:cs="Times New Roman" w:eastAsia="Times New Roman" w:hAnsi="Times New Roman"/>
-          <w:b w:val="0"/>
-          <w:bCs w:val="0"/>
-          <w:i w:val="0"/>
-          <w:iCs w:val="0"/>
-          <w:smallCaps w:val="0"/>
-          <w:strike w:val="0"/>
-          <w:color w:val="333333"/>
-          <w:sz w:val="20"/>
-          <w:szCs w:val="20"/>
-          <w:u w:val="none"/>
-          <w:shd w:fill="auto" w:val="clear"/>
-          <w:vertAlign w:val="baseline"/>
-          <w:rtl w:val="0"/>
-        </w:rPr>
-        <w:t xml:space="preserve">, the processing queued so the endpoint answered immediately, plus refund and failure paths and a reconciliation job for orders left pending.</w:t>
-      </w:r>
-      <w:r>
-        <w:rPr>
-          <w:rtl w:val="0"/>
-        </w:rPr>
+        <w:t xml:space="preserve"> on the two retail systems: I built the Laravel side and the queued processing that let the endpoint answer immediately, </w:t>
+      </w:r>
+      <w:r>
+        <w:rPr>
+          <w:rFonts w:ascii="Times New Roman" w:cs="Times New Roman" w:eastAsia="Times New Roman" w:hAnsi="Times New Roman"/>
+          <w:b w:val="1"/>
+          <w:bCs w:val="1"/>
+          <w:i w:val="0"/>
+          <w:iCs w:val="0"/>
+          <w:smallCaps w:val="0"/>
+          <w:strike w:val="0"/>
+          <w:color w:val="333333"/>
+          <w:sz w:val="20"/>
+          <w:szCs w:val="20"/>
+          <w:u w:val="none"/>
+          <w:shd w:fill="auto" w:val="clear"/>
+          <w:vertAlign w:val="baseline"/>
+          <w:rtl w:val="0"/>
+        </w:rPr>
+        <w:t xml:space="preserve">working with a senior</w:t>
+      </w:r>
+      <w:r>
+        <w:rPr>
+          <w:rFonts w:ascii="Times New Roman" w:cs="Times New Roman" w:eastAsia="Times New Roman" w:hAnsi="Times New Roman"/>
+          <w:b w:val="0"/>
+          <w:bCs w:val="0"/>
+          <w:i w:val="0"/>
+          <w:iCs w:val="0"/>
+          <w:smallCaps w:val="0"/>
+          <w:strike w:val="0"/>
+          <w:color w:val="333333"/>
+          <w:sz w:val="20"/>
+          <w:szCs w:val="20"/>
+          <w:u w:val="none"/>
+          <w:shd w:fill="auto" w:val="clear"/>
+          <w:vertAlign w:val="baseline"/>
+          <w:rtl w:val="0"/>
+        </w:rPr>
+        <w:t xml:space="preserve"> who guided me through signature verification, idempotent handling of retried events, and the refund, failure and reconciliation paths.</w:t>
       </w:r>
     </w:p>
     <w:p>
@@ -3499,7 +3938,7 @@
         <w:pBdr>
           <w:bottom w:color="1f3864" w:space="2" w:sz="6" w:val="single"/>
         </w:pBdr>
-        <w:spacing w:after="80" w:before="190" w:lineRule="auto"/>
+        <w:spacing w:after="34" w:before="70" w:lineRule="auto"/>
         <w:rPr/>
       </w:pPr>
       <w:r>
@@ -3522,7 +3961,7 @@
     <w:p>
       <w:pPr>
         <w:keepNext w:val="1"/>
-        <w:spacing w:after="30" w:before="115" w:lineRule="auto"/>
+        <w:spacing w:after="16" w:before="46" w:lineRule="auto"/>
         <w:rPr/>
       </w:pPr>
       <w:r>
@@ -3582,7 +4021,7 @@
           <w:between w:space="0" w:sz="0" w:val="nil"/>
         </w:pBdr>
         <w:shd w:fill="auto" w:val="clear"/>
-        <w:spacing w:after="40" w:before="0" w:line="240" w:lineRule="auto"/>
+        <w:spacing w:after="4" w:before="0" w:line="234" w:lineRule="auto"/>
         <w:ind w:left="720" w:right="0" w:hanging="360"/>
         <w:jc w:val="left"/>
         <w:rPr/>
@@ -3604,50 +4043,7 @@
           <w:vertAlign w:val="baseline"/>
           <w:rtl w:val="0"/>
         </w:rPr>
-        <w:t xml:space="preserve">Enterprise ERP and MES covering </w:t>
-      </w:r>
-      <w:r>
-        <w:rPr>
-          <w:rFonts w:ascii="Times New Roman" w:cs="Times New Roman" w:eastAsia="Times New Roman" w:hAnsi="Times New Roman"/>
-          <w:b w:val="1"/>
-          <w:bCs w:val="1"/>
-          <w:i w:val="0"/>
-          <w:iCs w:val="0"/>
-          <w:smallCaps w:val="0"/>
-          <w:strike w:val="0"/>
-          <w:color w:val="333333"/>
-          <w:sz w:val="20"/>
-          <w:szCs w:val="20"/>
-          <w:u w:val="none"/>
-          <w:shd w:fill="auto" w:val="clear"/>
-          <w:vertAlign w:val="baseline"/>
-          <w:rtl w:val="0"/>
-        </w:rPr>
-        <w:t xml:space="preserve">accounting, CRM, HR, billing, orders, shipping and inventory</w:t>
-      </w:r>
-      <w:r>
-        <w:rPr>
-          <w:rFonts w:ascii="Times New Roman" w:cs="Times New Roman" w:eastAsia="Times New Roman" w:hAnsi="Times New Roman"/>
-          <w:b w:val="0"/>
-          <w:bCs w:val="0"/>
-          <w:i w:val="0"/>
-          <w:iCs w:val="0"/>
-          <w:smallCaps w:val="0"/>
-          <w:strike w:val="0"/>
-          <w:color w:val="333333"/>
-          <w:sz w:val="20"/>
-          <w:szCs w:val="20"/>
-          <w:u w:val="none"/>
-          <w:shd w:fill="auto" w:val="clear"/>
-          <w:vertAlign w:val="baseline"/>
-          <w:rtl w:val="0"/>
-        </w:rPr>
-        <w:t xml:space="preserve">. The ERP service is mine end to end; the B2B and MES systems it aggregates from are PHP, and I contribute there too. Daily sync across the two estates keeps the reporting layer current.</w:t>
-      </w:r>
-      <w:r>
-        <w:rPr>
-          <w:rtl w:val="0"/>
-        </w:rPr>
+        <w:t xml:space="preserve">Enterprise ERP and MES covering accounting, CRM, HR, billing, orders, shipping and inventory. The ERP service is mine end to end; the B2B and MES systems it aggregates from are PHP, and I contribute there too.</w:t>
       </w:r>
     </w:p>
     <w:p>
@@ -3684,7 +4080,7 @@
     <w:p>
       <w:pPr>
         <w:keepNext w:val="1"/>
-        <w:spacing w:after="30" w:before="115" w:lineRule="auto"/>
+        <w:spacing w:after="16" w:before="46" w:lineRule="auto"/>
         <w:rPr/>
       </w:pPr>
       <w:r>
@@ -3744,7 +4140,7 @@
           <w:between w:space="0" w:sz="0" w:val="nil"/>
         </w:pBdr>
         <w:shd w:fill="auto" w:val="clear"/>
-        <w:spacing w:after="40" w:before="0" w:line="240" w:lineRule="auto"/>
+        <w:spacing w:after="4" w:before="0" w:line="234" w:lineRule="auto"/>
         <w:ind w:left="720" w:right="0" w:hanging="360"/>
         <w:jc w:val="left"/>
         <w:rPr/>
@@ -3766,50 +4162,45 @@
           <w:vertAlign w:val="baseline"/>
           <w:rtl w:val="0"/>
         </w:rPr>
-        <w:t xml:space="preserve">Appointment booking against doctor schedules and shifts, plus course, shift and contract management. OAuth via </w:t>
-      </w:r>
-      <w:r>
-        <w:rPr>
-          <w:rFonts w:ascii="Times New Roman" w:cs="Times New Roman" w:eastAsia="Times New Roman" w:hAnsi="Times New Roman"/>
-          <w:b w:val="1"/>
-          <w:bCs w:val="1"/>
-          <w:i w:val="0"/>
-          <w:iCs w:val="0"/>
-          <w:smallCaps w:val="0"/>
-          <w:strike w:val="0"/>
-          <w:color w:val="333333"/>
-          <w:sz w:val="20"/>
-          <w:szCs w:val="20"/>
-          <w:u w:val="none"/>
-          <w:shd w:fill="auto" w:val="clear"/>
-          <w:vertAlign w:val="baseline"/>
-          <w:rtl w:val="0"/>
-        </w:rPr>
-        <w:t xml:space="preserve">Laravel Passport</w:t>
-      </w:r>
-      <w:r>
-        <w:rPr>
-          <w:rFonts w:ascii="Times New Roman" w:cs="Times New Roman" w:eastAsia="Times New Roman" w:hAnsi="Times New Roman"/>
-          <w:b w:val="0"/>
-          <w:bCs w:val="0"/>
-          <w:i w:val="0"/>
-          <w:iCs w:val="0"/>
-          <w:smallCaps w:val="0"/>
-          <w:strike w:val="0"/>
-          <w:color w:val="333333"/>
-          <w:sz w:val="20"/>
-          <w:szCs w:val="20"/>
-          <w:u w:val="none"/>
-          <w:shd w:fill="auto" w:val="clear"/>
-          <w:vertAlign w:val="baseline"/>
-          <w:rtl w:val="0"/>
-        </w:rPr>
-        <w:t xml:space="preserve">, and push notifications. I decided the architecture and technology stack for the backend team at project start.</w:t>
-      </w:r>
-      <w:r>
-        <w:rPr>
-          <w:rtl w:val="0"/>
-        </w:rPr>
+        <w:t xml:space="preserve">Appointment booking against doctor schedules and shifts, plus course, shift and contract management, OAuth via Laravel Passport and push notifications. </w:t>
+      </w:r>
+      <w:r>
+        <w:rPr>
+          <w:rFonts w:ascii="Times New Roman" w:cs="Times New Roman" w:eastAsia="Times New Roman" w:hAnsi="Times New Roman"/>
+          <w:b w:val="1"/>
+          <w:bCs w:val="1"/>
+          <w:i w:val="0"/>
+          <w:iCs w:val="0"/>
+          <w:smallCaps w:val="0"/>
+          <w:strike w:val="0"/>
+          <w:color w:val="333333"/>
+          <w:sz w:val="20"/>
+          <w:szCs w:val="20"/>
+          <w:u w:val="none"/>
+          <w:shd w:fill="auto" w:val="clear"/>
+          <w:vertAlign w:val="baseline"/>
+          <w:rtl w:val="0"/>
+        </w:rPr>
+        <w:t xml:space="preserve">As Team Leader I owned the architecture, database design and stack for the 5-person backend team</w:t>
+      </w:r>
+      <w:r>
+        <w:rPr>
+          <w:rFonts w:ascii="Times New Roman" w:cs="Times New Roman" w:eastAsia="Times New Roman" w:hAnsi="Times New Roman"/>
+          <w:b w:val="0"/>
+          <w:bCs w:val="0"/>
+          <w:i w:val="0"/>
+          <w:iCs w:val="0"/>
+          <w:smallCaps w:val="0"/>
+          <w:strike w:val="0"/>
+          <w:color w:val="333333"/>
+          <w:sz w:val="20"/>
+          <w:szCs w:val="20"/>
+          <w:u w:val="none"/>
+          <w:shd w:fill="auto" w:val="clear"/>
+          <w:vertAlign w:val="baseline"/>
+          <w:rtl w:val="0"/>
+        </w:rPr>
+        <w:t xml:space="preserve">.</w:t>
       </w:r>
     </w:p>
     <w:p>
@@ -3846,7 +4237,7 @@
     <w:p>
       <w:pPr>
         <w:keepNext w:val="1"/>
-        <w:spacing w:after="30" w:before="115" w:lineRule="auto"/>
+        <w:spacing w:after="16" w:before="46" w:lineRule="auto"/>
         <w:rPr/>
       </w:pPr>
       <w:r>
@@ -3858,7 +4249,7 @@
           <w:szCs w:val="21"/>
           <w:rtl w:val="0"/>
         </w:rPr>
-        <w:t xml:space="preserve">Warehouse &amp; Inventory Platform</w:t>
+        <w:t xml:space="preserve">Sales, Warehouse &amp; Inventory Platform</w:t>
       </w:r>
       <w:r>
         <w:rPr>
@@ -3906,7 +4297,7 @@
           <w:between w:space="0" w:sz="0" w:val="nil"/>
         </w:pBdr>
         <w:shd w:fill="auto" w:val="clear"/>
-        <w:spacing w:after="40" w:before="0" w:line="240" w:lineRule="auto"/>
+        <w:spacing w:after="4" w:before="0" w:line="234" w:lineRule="auto"/>
         <w:ind w:left="720" w:right="0" w:hanging="360"/>
         <w:jc w:val="left"/>
         <w:rPr/>
@@ -3914,102 +4305,40 @@
       <w:r>
         <w:rPr>
           <w:rFonts w:ascii="Times New Roman" w:cs="Times New Roman" w:eastAsia="Times New Roman" w:hAnsi="Times New Roman"/>
-          <w:b w:val="0"/>
-          <w:bCs w:val="0"/>
-          <w:i w:val="0"/>
-          <w:iCs w:val="0"/>
-          <w:smallCaps w:val="0"/>
-          <w:strike w:val="0"/>
-          <w:color w:val="333333"/>
-          <w:sz w:val="20"/>
-          <w:szCs w:val="20"/>
-          <w:u w:val="none"/>
-          <w:shd w:fill="auto" w:val="clear"/>
-          <w:vertAlign w:val="baseline"/>
-          <w:rtl w:val="0"/>
-        </w:rPr>
-        <w:t xml:space="preserve">Sales and warehouse in one platform, replacing a legacy system: purchasing, selling and store management, with </w:t>
-      </w:r>
-      <w:r>
-        <w:rPr>
-          <w:rFonts w:ascii="Times New Roman" w:cs="Times New Roman" w:eastAsia="Times New Roman" w:hAnsi="Times New Roman"/>
-          <w:b w:val="1"/>
-          <w:bCs w:val="1"/>
-          <w:i w:val="0"/>
-          <w:iCs w:val="0"/>
-          <w:smallCaps w:val="0"/>
-          <w:strike w:val="0"/>
-          <w:color w:val="333333"/>
-          <w:sz w:val="20"/>
-          <w:szCs w:val="20"/>
-          <w:u w:val="none"/>
-          <w:shd w:fill="auto" w:val="clear"/>
-          <w:vertAlign w:val="baseline"/>
-          <w:rtl w:val="0"/>
-        </w:rPr>
-        <w:t xml:space="preserve">each sale's data feeding back into the warehouse to calculate the warehouse costs</w:t>
-      </w:r>
-      <w:r>
-        <w:rPr>
-          <w:rFonts w:ascii="Times New Roman" w:cs="Times New Roman" w:eastAsia="Times New Roman" w:hAnsi="Times New Roman"/>
-          <w:b w:val="0"/>
-          <w:bCs w:val="0"/>
-          <w:i w:val="0"/>
-          <w:iCs w:val="0"/>
-          <w:smallCaps w:val="0"/>
-          <w:strike w:val="0"/>
-          <w:color w:val="333333"/>
-          <w:sz w:val="20"/>
-          <w:szCs w:val="20"/>
-          <w:u w:val="none"/>
-          <w:shd w:fill="auto" w:val="clear"/>
-          <w:vertAlign w:val="baseline"/>
-          <w:rtl w:val="0"/>
-        </w:rPr>
-        <w:t xml:space="preserve">. Includes the </w:t>
-      </w:r>
-      <w:r>
-        <w:rPr>
-          <w:rFonts w:ascii="Times New Roman" w:cs="Times New Roman" w:eastAsia="Times New Roman" w:hAnsi="Times New Roman"/>
-          <w:b w:val="1"/>
-          <w:bCs w:val="1"/>
-          <w:i w:val="0"/>
-          <w:iCs w:val="0"/>
-          <w:smallCaps w:val="0"/>
-          <w:strike w:val="0"/>
-          <w:color w:val="333333"/>
-          <w:sz w:val="20"/>
-          <w:szCs w:val="20"/>
-          <w:u w:val="none"/>
-          <w:shd w:fill="auto" w:val="clear"/>
-          <w:vertAlign w:val="baseline"/>
-          <w:rtl w:val="0"/>
-        </w:rPr>
-        <w:t xml:space="preserve">CSV migration that carried 2–3 million records per run</w:t>
-      </w:r>
-      <w:r>
-        <w:rPr>
-          <w:rFonts w:ascii="Times New Roman" w:cs="Times New Roman" w:eastAsia="Times New Roman" w:hAnsi="Times New Roman"/>
-          <w:b w:val="0"/>
-          <w:bCs w:val="0"/>
-          <w:i w:val="0"/>
-          <w:iCs w:val="0"/>
-          <w:smallCaps w:val="0"/>
-          <w:strike w:val="0"/>
-          <w:color w:val="333333"/>
-          <w:sz w:val="20"/>
-          <w:szCs w:val="20"/>
-          <w:u w:val="none"/>
-          <w:shd w:fill="auto" w:val="clear"/>
-          <w:vertAlign w:val="baseline"/>
-          <w:rtl w:val="0"/>
-        </w:rPr>
-        <w:t xml:space="preserve"> across from the legacy system, an AWS SQS queue handling batched data sync platform-wide, plus PDF export and fax delivery through a third-party API.</w:t>
-      </w:r>
-      <w:r>
-        <w:rPr>
-          <w:rtl w:val="0"/>
-        </w:rPr>
+          <w:b w:val="1"/>
+          <w:bCs w:val="1"/>
+          <w:i w:val="0"/>
+          <w:iCs w:val="0"/>
+          <w:smallCaps w:val="0"/>
+          <w:strike w:val="0"/>
+          <w:color w:val="333333"/>
+          <w:sz w:val="20"/>
+          <w:szCs w:val="20"/>
+          <w:u w:val="none"/>
+          <w:shd w:fill="auto" w:val="clear"/>
+          <w:vertAlign w:val="baseline"/>
+          <w:rtl w:val="0"/>
+        </w:rPr>
+        <w:t xml:space="preserve">A legacy Python/Django system re-platformed onto Laravel and PostgreSQL</w:t>
+      </w:r>
+      <w:r>
+        <w:rPr>
+          <w:rFonts w:ascii="Times New Roman" w:cs="Times New Roman" w:eastAsia="Times New Roman" w:hAnsi="Times New Roman"/>
+          <w:b w:val="0"/>
+          <w:bCs w:val="0"/>
+          <w:i w:val="0"/>
+          <w:iCs w:val="0"/>
+          <w:smallCaps w:val="0"/>
+          <w:strike w:val="0"/>
+          <w:color w:val="333333"/>
+          <w:sz w:val="20"/>
+          <w:szCs w:val="20"/>
+          <w:u w:val="none"/>
+          <w:shd w:fill="auto" w:val="clear"/>
+          <w:vertAlign w:val="baseline"/>
+          <w:rtl w:val="0"/>
+        </w:rPr>
+        <w:t xml:space="preserve">, combining sales and warehouse in one product: purchasing, selling and store management, goods-in, invoicing, shipping against customer orders, remaining-stock recalculation and business reporting, with each sale feeding back into the warehouse costing. PDF documents and export, fax delivery through a third-party API, and an AWS SQS queue carrying batched data sync platform-wide.</w:t>
       </w:r>
     </w:p>
     <w:p>
@@ -4030,23 +4359,20 @@
       </w:r>
       <w:r>
         <w:rPr>
-          <w:color w:val="333333"/>
-          <w:sz w:val="20"/>
-          <w:szCs w:val="20"/>
-          <w:rtl w:val="0"/>
-        </w:rPr>
-        <w:t xml:space="preserve"> Laravel, PostgreSQL, AWS SQS, Redis, Swagger, Pusher, Fax API, Nginx, Linux</w:t>
-      </w:r>
-      <w:r>
-        <w:rPr>
-          <w:rtl w:val="0"/>
-        </w:rPr>
+          <w:b w:val="0"/>
+          <w:bCs w:val="0"/>
+          <w:color w:val="333333"/>
+          <w:sz w:val="20"/>
+          <w:szCs w:val="20"/>
+          <w:rtl w:val="0"/>
+        </w:rPr>
+        <w:t xml:space="preserve"> Laravel, PostgreSQL, AWS SQS, Redis, Swagger, Pusher, Fax API, PDF Export, Nginx, Linux, Python/Django (legacy source)</w:t>
       </w:r>
     </w:p>
     <w:p>
       <w:pPr>
         <w:keepNext w:val="1"/>
-        <w:spacing w:after="30" w:before="115" w:lineRule="auto"/>
+        <w:spacing w:after="16" w:before="46" w:lineRule="auto"/>
         <w:rPr/>
       </w:pPr>
       <w:r>
@@ -4106,7 +4432,7 @@
           <w:between w:space="0" w:sz="0" w:val="nil"/>
         </w:pBdr>
         <w:shd w:fill="auto" w:val="clear"/>
-        <w:spacing w:after="40" w:before="0" w:line="240" w:lineRule="auto"/>
+        <w:spacing w:after="4" w:before="0" w:line="234" w:lineRule="auto"/>
         <w:ind w:left="720" w:right="0" w:hanging="360"/>
         <w:jc w:val="left"/>
         <w:rPr/>
@@ -4189,7 +4515,7 @@
     <w:p>
       <w:pPr>
         <w:keepNext w:val="1"/>
-        <w:spacing w:after="30" w:before="115" w:lineRule="auto"/>
+        <w:spacing w:after="16" w:before="46" w:lineRule="auto"/>
         <w:rPr/>
       </w:pPr>
       <w:r>
@@ -4249,7 +4575,7 @@
           <w:between w:space="0" w:sz="0" w:val="nil"/>
         </w:pBdr>
         <w:shd w:fill="auto" w:val="clear"/>
-        <w:spacing w:after="40" w:before="0" w:line="240" w:lineRule="auto"/>
+        <w:spacing w:after="4" w:before="0" w:line="234" w:lineRule="auto"/>
         <w:ind w:left="720" w:right="0" w:hanging="360"/>
         <w:jc w:val="left"/>
         <w:rPr/>
@@ -4271,50 +4597,45 @@
           <w:vertAlign w:val="baseline"/>
           <w:rtl w:val="0"/>
         </w:rPr>
-        <w:t xml:space="preserve">Contract, project and task modules with role-based authorization workflows. Integrated </w:t>
-      </w:r>
-      <w:r>
-        <w:rPr>
-          <w:rFonts w:ascii="Times New Roman" w:cs="Times New Roman" w:eastAsia="Times New Roman" w:hAnsi="Times New Roman"/>
-          <w:b w:val="1"/>
-          <w:bCs w:val="1"/>
-          <w:i w:val="0"/>
-          <w:iCs w:val="0"/>
-          <w:smallCaps w:val="0"/>
-          <w:strike w:val="0"/>
-          <w:color w:val="333333"/>
-          <w:sz w:val="20"/>
-          <w:szCs w:val="20"/>
-          <w:u w:val="none"/>
-          <w:shd w:fill="auto" w:val="clear"/>
-          <w:vertAlign w:val="baseline"/>
-          <w:rtl w:val="0"/>
-        </w:rPr>
-        <w:t xml:space="preserve">Keycloak SSO</w:t>
-      </w:r>
-      <w:r>
-        <w:rPr>
-          <w:rFonts w:ascii="Times New Roman" w:cs="Times New Roman" w:eastAsia="Times New Roman" w:hAnsi="Times New Roman"/>
-          <w:b w:val="0"/>
-          <w:bCs w:val="0"/>
-          <w:i w:val="0"/>
-          <w:iCs w:val="0"/>
-          <w:smallCaps w:val="0"/>
-          <w:strike w:val="0"/>
-          <w:color w:val="333333"/>
-          <w:sz w:val="20"/>
-          <w:szCs w:val="20"/>
-          <w:u w:val="none"/>
-          <w:shd w:fill="auto" w:val="clear"/>
-          <w:vertAlign w:val="baseline"/>
-          <w:rtl w:val="0"/>
-        </w:rPr>
-        <w:t xml:space="preserve">, SNS authentication and storage across S3 and FTP for enterprise-grade access control and file handling.</w:t>
-      </w:r>
-      <w:r>
-        <w:rPr>
-          <w:rtl w:val="0"/>
-        </w:rPr>
+        <w:t xml:space="preserve">Project, task and contract modules with role-based authorization, in the shape of Backlog or Asana — </w:t>
+      </w:r>
+      <w:r>
+        <w:rPr>
+          <w:rFonts w:ascii="Times New Roman" w:cs="Times New Roman" w:eastAsia="Times New Roman" w:hAnsi="Times New Roman"/>
+          <w:b w:val="1"/>
+          <w:bCs w:val="1"/>
+          <w:i w:val="0"/>
+          <w:iCs w:val="0"/>
+          <w:smallCaps w:val="0"/>
+          <w:strike w:val="0"/>
+          <w:color w:val="333333"/>
+          <w:sz w:val="20"/>
+          <w:szCs w:val="20"/>
+          <w:u w:val="none"/>
+          <w:shd w:fill="auto" w:val="clear"/>
+          <w:vertAlign w:val="baseline"/>
+          <w:rtl w:val="0"/>
+        </w:rPr>
+        <w:t xml:space="preserve">wired to a recruitment flow so a project short of people can source candidates for onsite, remote or freelance engagement inside the same system</w:t>
+      </w:r>
+      <w:r>
+        <w:rPr>
+          <w:rFonts w:ascii="Times New Roman" w:cs="Times New Roman" w:eastAsia="Times New Roman" w:hAnsi="Times New Roman"/>
+          <w:b w:val="0"/>
+          <w:bCs w:val="0"/>
+          <w:i w:val="0"/>
+          <w:iCs w:val="0"/>
+          <w:smallCaps w:val="0"/>
+          <w:strike w:val="0"/>
+          <w:color w:val="333333"/>
+          <w:sz w:val="20"/>
+          <w:szCs w:val="20"/>
+          <w:u w:val="none"/>
+          <w:shd w:fill="auto" w:val="clear"/>
+          <w:vertAlign w:val="baseline"/>
+          <w:rtl w:val="0"/>
+        </w:rPr>
+        <w:t xml:space="preserve">. Keycloak SSO, SNS authentication, and storage across S3 and FTP.</w:t>
       </w:r>
     </w:p>
     <w:p>
@@ -4335,23 +4656,20 @@
       </w:r>
       <w:r>
         <w:rPr>
-          <w:color w:val="333333"/>
-          <w:sz w:val="20"/>
-          <w:szCs w:val="20"/>
-          <w:rtl w:val="0"/>
-        </w:rPr>
-        <w:t xml:space="preserve"> Laravel (RESTful API), Vue 3, TypeScript, Tailwind, MySQL, Swagger, S3, Keycloak, Nginx</w:t>
-      </w:r>
-      <w:r>
-        <w:rPr>
-          <w:rtl w:val="0"/>
-        </w:rPr>
+          <w:b w:val="0"/>
+          <w:bCs w:val="0"/>
+          <w:color w:val="333333"/>
+          <w:sz w:val="20"/>
+          <w:szCs w:val="20"/>
+          <w:rtl w:val="0"/>
+        </w:rPr>
+        <w:t xml:space="preserve"> Laravel (RESTful API), Vue 3, TypeScript, Tailwind, MySQL, Swagger, S3, Keycloak, Pusher, Nginx</w:t>
       </w:r>
     </w:p>
     <w:p>
       <w:pPr>
         <w:keepNext w:val="1"/>
-        <w:spacing w:after="30" w:before="115" w:lineRule="auto"/>
+        <w:spacing w:after="16" w:before="46" w:lineRule="auto"/>
         <w:rPr/>
       </w:pPr>
       <w:r>
@@ -4411,7 +4729,7 @@
           <w:between w:space="0" w:sz="0" w:val="nil"/>
         </w:pBdr>
         <w:shd w:fill="auto" w:val="clear"/>
-        <w:spacing w:after="40" w:before="0" w:line="240" w:lineRule="auto"/>
+        <w:spacing w:after="4" w:before="0" w:line="234" w:lineRule="auto"/>
         <w:ind w:left="720" w:right="0" w:hanging="360"/>
         <w:jc w:val="left"/>
         <w:rPr/>
@@ -4513,7 +4831,7 @@
     <w:p>
       <w:pPr>
         <w:keepNext w:val="1"/>
-        <w:spacing w:after="30" w:before="115" w:lineRule="auto"/>
+        <w:spacing w:after="16" w:before="46" w:lineRule="auto"/>
         <w:rPr/>
       </w:pPr>
       <w:r>
@@ -4573,7 +4891,7 @@
           <w:between w:space="0" w:sz="0" w:val="nil"/>
         </w:pBdr>
         <w:shd w:fill="auto" w:val="clear"/>
-        <w:spacing w:after="40" w:before="0" w:line="240" w:lineRule="auto"/>
+        <w:spacing w:after="4" w:before="0" w:line="234" w:lineRule="auto"/>
         <w:ind w:left="720" w:right="0" w:hanging="360"/>
         <w:jc w:val="left"/>
         <w:rPr/>
@@ -4640,7 +4958,7 @@
           <w:between w:space="0" w:sz="0" w:val="nil"/>
         </w:pBdr>
         <w:shd w:fill="auto" w:val="clear"/>
-        <w:spacing w:after="40" w:before="0" w:line="240" w:lineRule="auto"/>
+        <w:spacing w:after="4" w:before="0" w:line="234" w:lineRule="auto"/>
         <w:ind w:left="720" w:right="0" w:hanging="360"/>
         <w:jc w:val="left"/>
         <w:rPr/>
@@ -4662,31 +4980,26 @@
           <w:vertAlign w:val="baseline"/>
           <w:rtl w:val="0"/>
         </w:rPr>
-        <w:t xml:space="preserve">Store product showcase</w:t>
-      </w:r>
-      <w:r>
-        <w:rPr>
-          <w:rFonts w:ascii="Times New Roman" w:cs="Times New Roman" w:eastAsia="Times New Roman" w:hAnsi="Times New Roman"/>
-          <w:b w:val="0"/>
-          <w:bCs w:val="0"/>
-          <w:i w:val="0"/>
-          <w:iCs w:val="0"/>
-          <w:smallCaps w:val="0"/>
-          <w:strike w:val="0"/>
-          <w:color w:val="333333"/>
-          <w:sz w:val="20"/>
-          <w:szCs w:val="20"/>
-          <w:u w:val="none"/>
-          <w:shd w:fill="auto" w:val="clear"/>
-          <w:vertAlign w:val="baseline"/>
-          <w:rtl w:val="0"/>
-        </w:rPr>
-        <w:t xml:space="preserve"> — a platform for stores to introduce their products, with posts, review moderation, search and filtering, and ratings. Aug – Oct 2022, 7 members.</w:t>
-      </w:r>
-      <w:r>
-        <w:rPr>
-          <w:rtl w:val="0"/>
-        </w:rPr>
+        <w:t xml:space="preserve">Product review platform</w:t>
+      </w:r>
+      <w:r>
+        <w:rPr>
+          <w:rFonts w:ascii="Times New Roman" w:cs="Times New Roman" w:eastAsia="Times New Roman" w:hAnsi="Times New Roman"/>
+          <w:b w:val="0"/>
+          <w:bCs w:val="0"/>
+          <w:i w:val="0"/>
+          <w:iCs w:val="0"/>
+          <w:smallCaps w:val="0"/>
+          <w:strike w:val="0"/>
+          <w:color w:val="333333"/>
+          <w:sz w:val="20"/>
+          <w:szCs w:val="20"/>
+          <w:u w:val="none"/>
+          <w:shd w:fill="auto" w:val="clear"/>
+          <w:vertAlign w:val="baseline"/>
+          <w:rtl w:val="0"/>
+        </w:rPr>
+        <w:t xml:space="preserve"> — a publishing platform for reviewers: review posts on products, moderation, search and filtering, and ratings. Aug – Oct 2022, 7 members.</w:t>
       </w:r>
     </w:p>
     <w:p>
@@ -4707,7 +5020,7 @@
           <w:between w:space="0" w:sz="0" w:val="nil"/>
         </w:pBdr>
         <w:shd w:fill="auto" w:val="clear"/>
-        <w:spacing w:after="40" w:before="0" w:line="240" w:lineRule="auto"/>
+        <w:spacing w:after="4" w:before="0" w:line="234" w:lineRule="auto"/>
         <w:ind w:left="720" w:right="0" w:hanging="360"/>
         <w:jc w:val="left"/>
         <w:rPr/>
@@ -4774,7 +5087,7 @@
           <w:between w:space="0" w:sz="0" w:val="nil"/>
         </w:pBdr>
         <w:shd w:fill="auto" w:val="clear"/>
-        <w:spacing w:after="40" w:before="0" w:line="240" w:lineRule="auto"/>
+        <w:spacing w:after="4" w:before="0" w:line="234" w:lineRule="auto"/>
         <w:ind w:left="720" w:right="0" w:hanging="360"/>
         <w:jc w:val="left"/>
         <w:rPr/>
@@ -4796,50 +5109,7 @@
           <w:vertAlign w:val="baseline"/>
           <w:rtl w:val="0"/>
         </w:rPr>
-        <w:t xml:space="preserve">Integrated </w:t>
-      </w:r>
-      <w:r>
-        <w:rPr>
-          <w:rFonts w:ascii="Times New Roman" w:cs="Times New Roman" w:eastAsia="Times New Roman" w:hAnsi="Times New Roman"/>
-          <w:b w:val="1"/>
-          <w:bCs w:val="1"/>
-          <w:i w:val="0"/>
-          <w:iCs w:val="0"/>
-          <w:smallCaps w:val="0"/>
-          <w:strike w:val="0"/>
-          <w:color w:val="333333"/>
-          <w:sz w:val="20"/>
-          <w:szCs w:val="20"/>
-          <w:u w:val="none"/>
-          <w:shd w:fill="auto" w:val="clear"/>
-          <w:vertAlign w:val="baseline"/>
-          <w:rtl w:val="0"/>
-        </w:rPr>
-        <w:t xml:space="preserve">Stripe</w:t>
-      </w:r>
-      <w:r>
-        <w:rPr>
-          <w:rFonts w:ascii="Times New Roman" w:cs="Times New Roman" w:eastAsia="Times New Roman" w:hAnsi="Times New Roman"/>
-          <w:b w:val="0"/>
-          <w:bCs w:val="0"/>
-          <w:i w:val="0"/>
-          <w:iCs w:val="0"/>
-          <w:smallCaps w:val="0"/>
-          <w:strike w:val="0"/>
-          <w:color w:val="333333"/>
-          <w:sz w:val="20"/>
-          <w:szCs w:val="20"/>
-          <w:u w:val="none"/>
-          <w:shd w:fill="auto" w:val="clear"/>
-          <w:vertAlign w:val="baseline"/>
-          <w:rtl w:val="0"/>
-        </w:rPr>
-        <w:t xml:space="preserve"> checkout on the storefronts and the online-retail platform, SNS login on the storefronts and the product-showcase platform, and Redis caching the catalog reads.</w:t>
-      </w:r>
-      <w:r>
-        <w:rPr>
-          <w:rtl w:val="0"/>
-        </w:rPr>
+        <w:t xml:space="preserve">Integrated Stripe checkout on the storefronts and the online-retail platform, SNS login on the storefronts and the review platform, and Redis caching the catalog reads.</w:t>
       </w:r>
     </w:p>
     <w:p>
@@ -4879,7 +5149,7 @@
         <w:pBdr>
           <w:bottom w:color="1f3864" w:space="2" w:sz="6" w:val="single"/>
         </w:pBdr>
-        <w:spacing w:after="80" w:before="190" w:lineRule="auto"/>
+        <w:spacing w:after="34" w:before="70" w:lineRule="auto"/>
         <w:rPr/>
       </w:pPr>
       <w:r>
@@ -4902,7 +5172,7 @@
     <w:p>
       <w:pPr>
         <w:keepNext w:val="1"/>
-        <w:spacing w:after="30" w:before="115" w:lineRule="auto"/>
+        <w:spacing w:after="16" w:before="46" w:lineRule="auto"/>
         <w:rPr/>
       </w:pPr>
       <w:r>
@@ -4962,7 +5232,7 @@
           <w:between w:space="0" w:sz="0" w:val="nil"/>
         </w:pBdr>
         <w:shd w:fill="auto" w:val="clear"/>
-        <w:spacing w:after="40" w:before="0" w:line="240" w:lineRule="auto"/>
+        <w:spacing w:after="4" w:before="0" w:line="234" w:lineRule="auto"/>
         <w:ind w:left="720" w:right="0" w:hanging="360"/>
         <w:jc w:val="left"/>
         <w:rPr/>
@@ -4984,140 +5254,102 @@
           <w:vertAlign w:val="baseline"/>
           <w:rtl w:val="0"/>
         </w:rPr>
-        <w:t xml:space="preserve">Self-directed and self-funded POS / online-store platform, structured into domain-oriented services behind a </w:t>
-      </w:r>
-      <w:r>
-        <w:rPr>
-          <w:rFonts w:ascii="Times New Roman" w:cs="Times New Roman" w:eastAsia="Times New Roman" w:hAnsi="Times New Roman"/>
-          <w:b w:val="1"/>
-          <w:bCs w:val="1"/>
-          <w:i w:val="0"/>
-          <w:iCs w:val="0"/>
-          <w:smallCaps w:val="0"/>
-          <w:strike w:val="0"/>
-          <w:color w:val="333333"/>
-          <w:sz w:val="20"/>
-          <w:szCs w:val="20"/>
-          <w:u w:val="none"/>
-          <w:shd w:fill="auto" w:val="clear"/>
-          <w:vertAlign w:val="baseline"/>
-          <w:rtl w:val="0"/>
-        </w:rPr>
-        <w:t xml:space="preserve">Caddy gateway</w:t>
-      </w:r>
-      <w:r>
-        <w:rPr>
-          <w:rFonts w:ascii="Times New Roman" w:cs="Times New Roman" w:eastAsia="Times New Roman" w:hAnsi="Times New Roman"/>
-          <w:b w:val="0"/>
-          <w:bCs w:val="0"/>
-          <w:i w:val="0"/>
-          <w:iCs w:val="0"/>
-          <w:smallCaps w:val="0"/>
-          <w:strike w:val="0"/>
-          <w:color w:val="333333"/>
-          <w:sz w:val="20"/>
-          <w:szCs w:val="20"/>
-          <w:u w:val="none"/>
-          <w:shd w:fill="auto" w:val="clear"/>
-          <w:vertAlign w:val="baseline"/>
-          <w:rtl w:val="0"/>
-        </w:rPr>
-        <w:t xml:space="preserve"> and split by language: </w:t>
-      </w:r>
-      <w:r>
-        <w:rPr>
-          <w:rFonts w:ascii="Times New Roman" w:cs="Times New Roman" w:eastAsia="Times New Roman" w:hAnsi="Times New Roman"/>
-          <w:b w:val="1"/>
-          <w:bCs w:val="1"/>
-          <w:i w:val="0"/>
-          <w:iCs w:val="0"/>
-          <w:smallCaps w:val="0"/>
-          <w:strike w:val="0"/>
-          <w:color w:val="333333"/>
-          <w:sz w:val="20"/>
-          <w:szCs w:val="20"/>
-          <w:u w:val="none"/>
-          <w:shd w:fill="auto" w:val="clear"/>
-          <w:vertAlign w:val="baseline"/>
-          <w:rtl w:val="0"/>
-        </w:rPr>
-        <w:t xml:space="preserve">Laravel</w:t>
-      </w:r>
-      <w:r>
-        <w:rPr>
-          <w:rFonts w:ascii="Times New Roman" w:cs="Times New Roman" w:eastAsia="Times New Roman" w:hAnsi="Times New Roman"/>
-          <w:b w:val="0"/>
-          <w:bCs w:val="0"/>
-          <w:i w:val="0"/>
-          <w:iCs w:val="0"/>
-          <w:smallCaps w:val="0"/>
-          <w:strike w:val="0"/>
-          <w:color w:val="333333"/>
-          <w:sz w:val="20"/>
-          <w:szCs w:val="20"/>
-          <w:u w:val="none"/>
-          <w:shd w:fill="auto" w:val="clear"/>
-          <w:vertAlign w:val="baseline"/>
-          <w:rtl w:val="0"/>
-        </w:rPr>
-        <w:t xml:space="preserve"> for auth, admin and payments; </w:t>
-      </w:r>
-      <w:r>
-        <w:rPr>
-          <w:rFonts w:ascii="Times New Roman" w:cs="Times New Roman" w:eastAsia="Times New Roman" w:hAnsi="Times New Roman"/>
-          <w:b w:val="1"/>
-          <w:bCs w:val="1"/>
-          <w:i w:val="0"/>
-          <w:iCs w:val="0"/>
-          <w:smallCaps w:val="0"/>
-          <w:strike w:val="0"/>
-          <w:color w:val="333333"/>
-          <w:sz w:val="20"/>
-          <w:szCs w:val="20"/>
-          <w:u w:val="none"/>
-          <w:shd w:fill="auto" w:val="clear"/>
-          <w:vertAlign w:val="baseline"/>
-          <w:rtl w:val="0"/>
-        </w:rPr>
-        <w:t xml:space="preserve">Go</w:t>
-      </w:r>
-      <w:r>
-        <w:rPr>
-          <w:rFonts w:ascii="Times New Roman" w:cs="Times New Roman" w:eastAsia="Times New Roman" w:hAnsi="Times New Roman"/>
-          <w:b w:val="0"/>
-          <w:bCs w:val="0"/>
-          <w:i w:val="0"/>
-          <w:iCs w:val="0"/>
-          <w:smallCaps w:val="0"/>
-          <w:strike w:val="0"/>
-          <w:color w:val="333333"/>
-          <w:sz w:val="20"/>
-          <w:szCs w:val="20"/>
-          <w:u w:val="none"/>
-          <w:shd w:fill="auto" w:val="clear"/>
-          <w:vertAlign w:val="baseline"/>
-          <w:rtl w:val="0"/>
-        </w:rPr>
-        <w:t xml:space="preserve"> for stores, inventory and the log worker; </w:t>
-      </w:r>
-      <w:r>
-        <w:rPr>
-          <w:rFonts w:ascii="Times New Roman" w:cs="Times New Roman" w:eastAsia="Times New Roman" w:hAnsi="Times New Roman"/>
-          <w:b w:val="1"/>
-          <w:bCs w:val="1"/>
-          <w:i w:val="0"/>
-          <w:iCs w:val="0"/>
-          <w:smallCaps w:val="0"/>
-          <w:strike w:val="0"/>
-          <w:color w:val="333333"/>
-          <w:sz w:val="20"/>
-          <w:szCs w:val="20"/>
-          <w:u w:val="none"/>
-          <w:shd w:fill="auto" w:val="clear"/>
-          <w:vertAlign w:val="baseline"/>
-          <w:rtl w:val="0"/>
-        </w:rPr>
-        <w:t xml:space="preserve">Python</w:t>
+        <w:t xml:space="preserve">Self-funded POS / online-store platform split by language behind </w:t>
+      </w:r>
+      <w:r>
+        <w:rPr>
+          <w:rFonts w:ascii="Times New Roman" w:cs="Times New Roman" w:eastAsia="Times New Roman" w:hAnsi="Times New Roman"/>
+          <w:b w:val="1"/>
+          <w:bCs w:val="1"/>
+          <w:i w:val="0"/>
+          <w:iCs w:val="0"/>
+          <w:smallCaps w:val="0"/>
+          <w:strike w:val="0"/>
+          <w:color w:val="333333"/>
+          <w:sz w:val="20"/>
+          <w:szCs w:val="20"/>
+          <w:u w:val="none"/>
+          <w:shd w:fill="auto" w:val="clear"/>
+          <w:vertAlign w:val="baseline"/>
+          <w:rtl w:val="0"/>
+        </w:rPr>
+        <w:t xml:space="preserve">Nginx</w:t>
+      </w:r>
+      <w:r>
+        <w:rPr>
+          <w:rFonts w:ascii="Times New Roman" w:cs="Times New Roman" w:eastAsia="Times New Roman" w:hAnsi="Times New Roman"/>
+          <w:b w:val="0"/>
+          <w:bCs w:val="0"/>
+          <w:i w:val="0"/>
+          <w:iCs w:val="0"/>
+          <w:smallCaps w:val="0"/>
+          <w:strike w:val="0"/>
+          <w:color w:val="333333"/>
+          <w:sz w:val="20"/>
+          <w:szCs w:val="20"/>
+          <w:u w:val="none"/>
+          <w:shd w:fill="auto" w:val="clear"/>
+          <w:vertAlign w:val="baseline"/>
+          <w:rtl w:val="0"/>
+        </w:rPr>
+        <w:t xml:space="preserve">, with certbot issuing the TLS certificates: Laravel for auth, admin and payments; </w:t>
+      </w:r>
+      <w:r>
+        <w:rPr>
+          <w:rFonts w:ascii="Times New Roman" w:cs="Times New Roman" w:eastAsia="Times New Roman" w:hAnsi="Times New Roman"/>
+          <w:b w:val="1"/>
+          <w:bCs w:val="1"/>
+          <w:i w:val="0"/>
+          <w:iCs w:val="0"/>
+          <w:smallCaps w:val="0"/>
+          <w:strike w:val="0"/>
+          <w:color w:val="333333"/>
+          <w:sz w:val="20"/>
+          <w:szCs w:val="20"/>
+          <w:u w:val="none"/>
+          <w:shd w:fill="auto" w:val="clear"/>
+          <w:vertAlign w:val="baseline"/>
+          <w:rtl w:val="0"/>
+        </w:rPr>
+        <w:t xml:space="preserve">Go with Gin</w:t>
+      </w:r>
+      <w:r>
+        <w:rPr>
+          <w:rFonts w:ascii="Times New Roman" w:cs="Times New Roman" w:eastAsia="Times New Roman" w:hAnsi="Times New Roman"/>
+          <w:b w:val="0"/>
+          <w:bCs w:val="0"/>
+          <w:i w:val="0"/>
+          <w:iCs w:val="0"/>
+          <w:smallCaps w:val="0"/>
+          <w:strike w:val="0"/>
+          <w:color w:val="333333"/>
+          <w:sz w:val="20"/>
+          <w:szCs w:val="20"/>
+          <w:u w:val="none"/>
+          <w:shd w:fill="auto" w:val="clear"/>
+          <w:vertAlign w:val="baseline"/>
+          <w:rtl w:val="0"/>
+        </w:rPr>
+        <w:t xml:space="preserve"> for stores, inventory and the log worker; Python with </w:t>
+      </w:r>
+      <w:r>
+        <w:rPr>
+          <w:rFonts w:ascii="Times New Roman" w:cs="Times New Roman" w:eastAsia="Times New Roman" w:hAnsi="Times New Roman"/>
+          <w:b w:val="1"/>
+          <w:bCs w:val="1"/>
+          <w:i w:val="0"/>
+          <w:iCs w:val="0"/>
+          <w:smallCaps w:val="0"/>
+          <w:strike w:val="0"/>
+          <w:color w:val="333333"/>
+          <w:sz w:val="20"/>
+          <w:szCs w:val="20"/>
+          <w:u w:val="none"/>
+          <w:shd w:fill="auto" w:val="clear"/>
+          <w:vertAlign w:val="baseline"/>
+          <w:rtl w:val="0"/>
+        </w:rPr>
+        <w:t xml:space="preserve">FastAPI</w:t>
       </w:r>
       <w:r>
         <w:rPr>
@@ -5155,31 +5387,26 @@
           <w:vertAlign w:val="baseline"/>
           <w:rtl w:val="0"/>
         </w:rPr>
-        <w:t xml:space="preserve">Vue 3 apps built with TypeScript</w:t>
-      </w:r>
-      <w:r>
-        <w:rPr>
-          <w:rFonts w:ascii="Times New Roman" w:cs="Times New Roman" w:eastAsia="Times New Roman" w:hAnsi="Times New Roman"/>
-          <w:b w:val="0"/>
-          <w:bCs w:val="0"/>
-          <w:i w:val="0"/>
-          <w:iCs w:val="0"/>
-          <w:smallCaps w:val="0"/>
-          <w:strike w:val="0"/>
-          <w:color w:val="333333"/>
-          <w:sz w:val="20"/>
-          <w:szCs w:val="20"/>
-          <w:u w:val="none"/>
-          <w:shd w:fill="auto" w:val="clear"/>
-          <w:vertAlign w:val="baseline"/>
-          <w:rtl w:val="0"/>
-        </w:rPr>
-        <w:t xml:space="preserve"> in a Bun workspace.</w:t>
-      </w:r>
-      <w:r>
-        <w:rPr>
-          <w:rtl w:val="0"/>
-        </w:rPr>
+        <w:t xml:space="preserve">Vue 3</w:t>
+      </w:r>
+      <w:r>
+        <w:rPr>
+          <w:rFonts w:ascii="Times New Roman" w:cs="Times New Roman" w:eastAsia="Times New Roman" w:hAnsi="Times New Roman"/>
+          <w:b w:val="0"/>
+          <w:bCs w:val="0"/>
+          <w:i w:val="0"/>
+          <w:iCs w:val="0"/>
+          <w:smallCaps w:val="0"/>
+          <w:strike w:val="0"/>
+          <w:color w:val="333333"/>
+          <w:sz w:val="20"/>
+          <w:szCs w:val="20"/>
+          <w:u w:val="none"/>
+          <w:shd w:fill="auto" w:val="clear"/>
+          <w:vertAlign w:val="baseline"/>
+          <w:rtl w:val="0"/>
+        </w:rPr>
+        <w:t xml:space="preserve"> TypeScript apps in a Bun workspace.</w:t>
       </w:r>
     </w:p>
     <w:p>
@@ -5200,7 +5427,7 @@
           <w:between w:space="0" w:sz="0" w:val="nil"/>
         </w:pBdr>
         <w:shd w:fill="auto" w:val="clear"/>
-        <w:spacing w:after="40" w:before="0" w:line="240" w:lineRule="auto"/>
+        <w:spacing w:after="4" w:before="0" w:line="234" w:lineRule="auto"/>
         <w:ind w:left="720" w:right="0" w:hanging="360"/>
         <w:jc w:val="left"/>
         <w:rPr/>
@@ -5222,50 +5449,7 @@
           <w:vertAlign w:val="baseline"/>
           <w:rtl w:val="0"/>
         </w:rPr>
-        <w:t xml:space="preserve">The services still share one database — a modular monolith, a deliberate trade-off at this stage. </w:t>
-      </w:r>
-      <w:r>
-        <w:rPr>
-          <w:rFonts w:ascii="Times New Roman" w:cs="Times New Roman" w:eastAsia="Times New Roman" w:hAnsi="Times New Roman"/>
-          <w:b w:val="1"/>
-          <w:bCs w:val="1"/>
-          <w:i w:val="0"/>
-          <w:iCs w:val="0"/>
-          <w:smallCaps w:val="0"/>
-          <w:strike w:val="0"/>
-          <w:color w:val="333333"/>
-          <w:sz w:val="20"/>
-          <w:szCs w:val="20"/>
-          <w:u w:val="none"/>
-          <w:shd w:fill="auto" w:val="clear"/>
-          <w:vertAlign w:val="baseline"/>
-          <w:rtl w:val="0"/>
-        </w:rPr>
-        <w:t xml:space="preserve">CI/CD via GitHub Actions</w:t>
-      </w:r>
-      <w:r>
-        <w:rPr>
-          <w:rFonts w:ascii="Times New Roman" w:cs="Times New Roman" w:eastAsia="Times New Roman" w:hAnsi="Times New Roman"/>
-          <w:b w:val="0"/>
-          <w:bCs w:val="0"/>
-          <w:i w:val="0"/>
-          <w:iCs w:val="0"/>
-          <w:smallCaps w:val="0"/>
-          <w:strike w:val="0"/>
-          <w:color w:val="333333"/>
-          <w:sz w:val="20"/>
-          <w:szCs w:val="20"/>
-          <w:u w:val="none"/>
-          <w:shd w:fill="auto" w:val="clear"/>
-          <w:vertAlign w:val="baseline"/>
-          <w:rtl w:val="0"/>
-        </w:rPr>
-        <w:t xml:space="preserve"> for automated testing and deployment.</w:t>
-      </w:r>
-      <w:r>
-        <w:rPr>
-          <w:rtl w:val="0"/>
-        </w:rPr>
+        <w:t xml:space="preserve">The services still share one database — a modular monolith, a deliberate trade-off at this stage. CI/CD on GitHub Actions.</w:t>
       </w:r>
     </w:p>
     <w:p>
@@ -5286,24 +5470,14 @@
       </w:r>
       <w:r>
         <w:rPr>
-          <w:color w:val="333333"/>
-          <w:sz w:val="20"/>
-          <w:szCs w:val="20"/>
-          <w:rtl w:val="0"/>
-        </w:rPr>
-        <w:t xml:space="preserve"> Laravel, Gin, FastAPI, PostgreSQL, Vue 3, TypeScript, Tailwind, Bun, Caddy, Cloudflare Pages, GitHub Actions, </w:t>
-      </w:r>
-      <w:r>
-        <w:rPr>
-          <w:color w:val="333333"/>
-          <w:rtl w:val="0"/>
-        </w:rPr>
-        <w:t xml:space="preserve">Soketi, RabbitMQ, PgBouncer</w:t>
-      </w:r>
-      <w:r>
-        <w:rPr>
-          <w:rtl w:val="0"/>
-        </w:rPr>
+          <w:b w:val="0"/>
+          <w:bCs w:val="0"/>
+          <w:color w:val="333333"/>
+          <w:sz w:val="20"/>
+          <w:szCs w:val="20"/>
+          <w:rtl w:val="0"/>
+        </w:rPr>
+        <w:t xml:space="preserve"> Laravel, Go, Gin, FastAPI, PostgreSQL, PgBouncer, Redis, RabbitMQ, Soketi, Vue 3, TypeScript, Tailwind, Bun, Nginx, certbot, Cloudflare Pages, GitHub Actions</w:t>
       </w:r>
     </w:p>
     <w:p>
@@ -5312,7 +5486,7 @@
         <w:pBdr>
           <w:bottom w:color="1f3864" w:space="2" w:sz="6" w:val="single"/>
         </w:pBdr>
-        <w:spacing w:after="80" w:before="190" w:lineRule="auto"/>
+        <w:spacing w:after="34" w:before="70" w:lineRule="auto"/>
         <w:rPr/>
       </w:pPr>
       <w:r>
